--- a/output/13-4_北塩原村第10期_照会票_束4_認知症施策と権利擁護.docx
+++ b/output/13-4_北塩原村第10期_照会票_束4_認知症施策と権利擁護.docx
@@ -13,7 +13,7 @@
           <w:sz w:val="21"/>
           <w:szCs w:val="21"/>
         </w:rPr>
-        <w:t xml:space="preserve">令和8年10月6日</w:t>
+        <w:t xml:space="preserve">令和8年10月7日</w:t>
       </w:r>
     </w:p>
     <w:p>

--- a/output/13-4_北塩原村第10期_照会票_束4_認知症施策と権利擁護.docx
+++ b/output/13-4_北塩原村第10期_照会票_束4_認知症施策と権利擁護.docx
@@ -108,7 +108,7 @@
           <w:sz w:val="22"/>
           <w:szCs w:val="22"/>
         </w:rPr>
-        <w:t xml:space="preserve">ご確認・ご提供をお願いしたい事項　10件</w:t>
+        <w:t xml:space="preserve">ご確認・ご提供をお願いしたい事項　11件</w:t>
       </w:r>
     </w:p>
     <w:p>
@@ -437,7 +437,7 @@
                 <w:sz w:val="17"/>
                 <w:szCs w:val="17"/>
               </w:rPr>
-              <w:t xml:space="preserve">5件</w:t>
+              <w:t xml:space="preserve">6件</w:t>
             </w:r>
           </w:p>
         </w:tc>
@@ -805,7 +805,7 @@
                 <w:sz w:val="17"/>
                 <w:szCs w:val="17"/>
               </w:rPr>
-              <w:t xml:space="preserve">会津権利擁護・成年後見センターへの相談が1年で件数▲43%・時間▲55%と減少した要因</w:t>
+              <w:t xml:space="preserve">任意後見制度の周知の数え方（成年後見センターとの共催の催しを含めるか）</w:t>
             </w:r>
           </w:p>
         </w:tc>
@@ -833,7 +833,7 @@
                 <w:sz w:val="17"/>
                 <w:szCs w:val="17"/>
               </w:rPr>
-              <w:t xml:space="preserve">会津権利擁護・成年後見センターへの相談が1年で件数▲43%・時間▲55%と減った事実を記載している。要因により施策の方向が変わる。</w:t>
+              <w:t xml:space="preserve">素案は「任意後見制度については、周知・広報を実施していません」と書いている。村が主催者に名を連ねる催しが現に行われているため、数え方によっては「実施していない」が実態と違う。数値は動かないが、村の取組を過小に書いていることになる。</w:t>
             </w:r>
           </w:p>
         </w:tc>
@@ -861,7 +861,7 @@
                 <w:sz w:val="17"/>
                 <w:szCs w:val="17"/>
               </w:rPr>
-              <w:t xml:space="preserve">10月下旬</w:t>
+              <w:t xml:space="preserve">10月中旬（同上）</w:t>
             </w:r>
           </w:p>
         </w:tc>
@@ -951,7 +951,7 @@
                 <w:sz w:val="17"/>
                 <w:szCs w:val="17"/>
               </w:rPr>
-              <w:t xml:space="preserve">認知症の人およびご家族から意見を聴く方法</w:t>
+              <w:t xml:space="preserve">会津権利擁護・成年後見センターへの相談が1年で件数▲43%・時間▲55%と減少した要因</w:t>
             </w:r>
           </w:p>
         </w:tc>
@@ -979,7 +979,7 @@
                 <w:sz w:val="17"/>
                 <w:szCs w:val="17"/>
               </w:rPr>
-              <w:t xml:space="preserve">認知症の人およびご家族から意見を聴く方法を定めていない。基本指針が求める事項で、資6（7-6）に一部対応として記載している。</w:t>
+              <w:t xml:space="preserve">会津権利擁護・成年後見センターへの相談が1年で件数▲43%・時間▲55%と減った事実を記載している。要因により施策の方向が変わる。</w:t>
             </w:r>
           </w:p>
         </w:tc>
@@ -1097,7 +1097,7 @@
                 <w:sz w:val="17"/>
                 <w:szCs w:val="17"/>
               </w:rPr>
-              <w:t xml:space="preserve">認知症サポーター養成数・認知症地域支援推進員の配置と活動内容・チームオレンジの整備予定</w:t>
+              <w:t xml:space="preserve">認知症の人およびご家族から意見を聴く方法</w:t>
             </w:r>
           </w:p>
         </w:tc>
@@ -1125,7 +1125,7 @@
                 <w:sz w:val="17"/>
                 <w:szCs w:val="17"/>
               </w:rPr>
-              <w:t xml:space="preserve">認知症サポーター養成数は交付金の調査票の値で記載している。推進員の活動内容とチームオレンジの整備予定は空欄。</w:t>
+              <w:t xml:space="preserve">認知症の人およびご家族から意見を聴く方法を定めていない。基本指針が求める事項で、資6（7-6）に一部対応として記載している。</w:t>
             </w:r>
           </w:p>
         </w:tc>
@@ -1243,7 +1243,7 @@
                 <w:sz w:val="17"/>
                 <w:szCs w:val="17"/>
               </w:rPr>
-              <w:t xml:space="preserve">認知症施策の実施状況の評価と公表の運用</w:t>
+              <w:t xml:space="preserve">認知症サポーター養成数・認知症地域支援推進員の配置と活動内容・チームオレンジの整備予定</w:t>
             </w:r>
           </w:p>
         </w:tc>
@@ -1271,7 +1271,7 @@
                 <w:sz w:val="17"/>
                 <w:szCs w:val="17"/>
               </w:rPr>
-              <w:t xml:space="preserve">認知症施策推進計画としての評価・公表の運用を「村が定める」として記載している。運用が決まれば6-2に具体を書ける。</w:t>
+              <w:t xml:space="preserve">認知症サポーター養成数は交付金の調査票の値で記載している。推進員の活動内容とチームオレンジの整備予定は空欄。</w:t>
             </w:r>
           </w:p>
         </w:tc>
@@ -1362,6 +1362,152 @@
                 <w:szCs w:val="17"/>
               </w:rPr>
               <w:t xml:space="preserve">5</w:t>
+            </w:r>
+          </w:p>
+        </w:tc>
+        <w:tc>
+          <w:tcPr>
+            <w:tcW w:type="dxa" w:w="3182"/>
+            <w:shd w:fill="FFFFFF" w:val="clear"/>
+            <w:tcMar>
+              <w:top w:type="dxa" w:w="70"/>
+              <w:left w:type="dxa" w:w="90"/>
+              <w:bottom w:type="dxa" w:w="70"/>
+              <w:right w:type="dxa" w:w="90"/>
+            </w:tcMar>
+          </w:tcPr>
+          <w:p>
+            <w:pPr>
+              <w:spacing w:after="0" w:line="250"/>
+            </w:pPr>
+            <w:r>
+              <w:rPr>
+                <w:rFonts w:ascii="游ゴシック" w:cs="游ゴシック" w:eastAsia="游ゴシック" w:hAnsi="游ゴシック"/>
+                <w:b w:val="false"/>
+                <w:bCs w:val="false"/>
+                <w:color w:val="000000"/>
+                <w:sz w:val="17"/>
+                <w:szCs w:val="17"/>
+              </w:rPr>
+              <w:t xml:space="preserve">認知症施策の実施状況の評価と公表の運用</w:t>
+            </w:r>
+          </w:p>
+        </w:tc>
+        <w:tc>
+          <w:tcPr>
+            <w:tcW w:type="dxa" w:w="2714"/>
+            <w:shd w:fill="FFFFFF" w:val="clear"/>
+            <w:tcMar>
+              <w:top w:type="dxa" w:w="70"/>
+              <w:left w:type="dxa" w:w="90"/>
+              <w:bottom w:type="dxa" w:w="70"/>
+              <w:right w:type="dxa" w:w="90"/>
+            </w:tcMar>
+          </w:tcPr>
+          <w:p>
+            <w:pPr>
+              <w:spacing w:after="0" w:line="250"/>
+            </w:pPr>
+            <w:r>
+              <w:rPr>
+                <w:rFonts w:ascii="游ゴシック" w:cs="游ゴシック" w:eastAsia="游ゴシック" w:hAnsi="游ゴシック"/>
+                <w:b w:val="false"/>
+                <w:bCs w:val="false"/>
+                <w:color w:val="000000"/>
+                <w:sz w:val="17"/>
+                <w:szCs w:val="17"/>
+              </w:rPr>
+              <w:t xml:space="preserve">認知症施策推進計画としての評価・公表の運用を「村が定める」として記載している。運用が決まれば6-2に具体を書ける。</w:t>
+            </w:r>
+          </w:p>
+        </w:tc>
+        <w:tc>
+          <w:tcPr>
+            <w:tcW w:type="dxa" w:w="1217"/>
+            <w:shd w:fill="FFFFFF" w:val="clear"/>
+            <w:tcMar>
+              <w:top w:type="dxa" w:w="70"/>
+              <w:left w:type="dxa" w:w="90"/>
+              <w:bottom w:type="dxa" w:w="70"/>
+              <w:right w:type="dxa" w:w="90"/>
+            </w:tcMar>
+          </w:tcPr>
+          <w:p>
+            <w:pPr>
+              <w:spacing w:after="0" w:line="250"/>
+            </w:pPr>
+            <w:r>
+              <w:rPr>
+                <w:rFonts w:ascii="游ゴシック" w:cs="游ゴシック" w:eastAsia="游ゴシック" w:hAnsi="游ゴシック"/>
+                <w:b w:val="false"/>
+                <w:bCs w:val="false"/>
+                <w:color w:val="000000"/>
+                <w:sz w:val="17"/>
+                <w:szCs w:val="17"/>
+              </w:rPr>
+              <w:t xml:space="preserve">10月下旬</w:t>
+            </w:r>
+          </w:p>
+        </w:tc>
+        <w:tc>
+          <w:tcPr>
+            <w:tcW w:type="dxa" w:w="1873"/>
+            <w:shd w:fill="FFFFFF" w:val="clear"/>
+            <w:tcMar>
+              <w:top w:type="dxa" w:w="70"/>
+              <w:left w:type="dxa" w:w="90"/>
+              <w:bottom w:type="dxa" w:w="70"/>
+              <w:right w:type="dxa" w:w="90"/>
+            </w:tcMar>
+          </w:tcPr>
+          <w:p>
+            <w:pPr>
+              <w:spacing w:after="0" w:line="250"/>
+            </w:pPr>
+            <w:r>
+              <w:rPr>
+                <w:rFonts w:ascii="游ゴシック" w:cs="游ゴシック" w:eastAsia="游ゴシック" w:hAnsi="游ゴシック"/>
+                <w:b w:val="false"/>
+                <w:bCs w:val="false"/>
+                <w:color w:val="000000"/>
+                <w:sz w:val="17"/>
+                <w:szCs w:val="17"/>
+              </w:rPr>
+              <w:t xml:space="preserve"/>
+            </w:r>
+          </w:p>
+        </w:tc>
+      </w:tr>
+      <w:tr>
+        <w:trPr>
+          <w:cantSplit/>
+          <w:trHeight w:val="700" w:hRule="atLeast"/>
+        </w:trPr>
+        <w:tc>
+          <w:tcPr>
+            <w:tcW w:type="dxa" w:w="374"/>
+            <w:shd w:fill="FFFFFF" w:val="clear"/>
+            <w:tcMar>
+              <w:top w:type="dxa" w:w="70"/>
+              <w:left w:type="dxa" w:w="90"/>
+              <w:bottom w:type="dxa" w:w="70"/>
+              <w:right w:type="dxa" w:w="90"/>
+            </w:tcMar>
+          </w:tcPr>
+          <w:p>
+            <w:pPr>
+              <w:spacing w:after="0" w:line="250"/>
+            </w:pPr>
+            <w:r>
+              <w:rPr>
+                <w:rFonts w:ascii="游ゴシック" w:cs="游ゴシック" w:eastAsia="游ゴシック" w:hAnsi="游ゴシック"/>
+                <w:b w:val="false"/>
+                <w:bCs w:val="false"/>
+                <w:color w:val="000000"/>
+                <w:sz w:val="17"/>
+                <w:szCs w:val="17"/>
+              </w:rPr>
+              <w:t xml:space="preserve">6</w:t>
             </w:r>
           </w:p>
         </w:tc>

--- a/output/13-4_北塩原村第10期_照会票_束4_認知症施策と権利擁護.docx
+++ b/output/13-4_北塩原村第10期_照会票_束4_認知症施策と権利擁護.docx
@@ -4,7 +4,7 @@
   <w:body>
     <w:p>
       <w:pPr>
-        <w:spacing w:after="200" w:line="300"/>
+        <w:spacing w:after="200" w:line="300" w:lineRule="exact"/>
         <w:jc w:val="right"/>
       </w:pPr>
       <w:r>
@@ -18,7 +18,7 @@
     </w:p>
     <w:p>
       <w:pPr>
-        <w:spacing w:after="120" w:line="300"/>
+        <w:spacing w:after="120" w:line="300" w:lineRule="exact"/>
       </w:pPr>
       <w:r>
         <w:rPr>
@@ -33,7 +33,7 @@
     </w:p>
     <w:p>
       <w:pPr>
-        <w:spacing w:after="400" w:line="300"/>
+        <w:spacing w:after="400" w:line="300" w:lineRule="exact"/>
         <w:jc w:val="right"/>
       </w:pPr>
       <w:r>
@@ -47,7 +47,7 @@
     </w:p>
     <w:p>
       <w:pPr>
-        <w:spacing w:after="60" w:line="300"/>
+        <w:spacing w:after="60" w:line="300" w:lineRule="exact"/>
         <w:jc w:val="center"/>
       </w:pPr>
       <w:r>
@@ -64,7 +64,7 @@
     </w:p>
     <w:p>
       <w:pPr>
-        <w:spacing w:after="120" w:line="300"/>
+        <w:spacing w:after="120" w:line="300" w:lineRule="exact"/>
         <w:jc w:val="center"/>
       </w:pPr>
       <w:r>
@@ -81,7 +81,7 @@
     </w:p>
     <w:p>
       <w:pPr>
-        <w:spacing w:after="320" w:line="300"/>
+        <w:spacing w:after="320" w:line="300" w:lineRule="exact"/>
         <w:jc w:val="center"/>
       </w:pPr>
       <w:r>
@@ -98,7 +98,7 @@
     </w:p>
     <w:p>
       <w:pPr>
-        <w:spacing w:after="280" w:line="300"/>
+        <w:spacing w:after="280" w:line="300" w:lineRule="exact"/>
         <w:jc w:val="center"/>
       </w:pPr>
       <w:r>
@@ -114,7 +114,7 @@
     <w:p>
       <w:pPr>
         <w:keepNext/>
-        <w:spacing w:after="100" w:line="300"/>
+        <w:spacing w:after="100" w:line="300" w:lineRule="exact"/>
       </w:pPr>
       <w:r>
         <w:rPr>
@@ -130,7 +130,7 @@
     </w:p>
     <w:p>
       <w:pPr>
-        <w:spacing w:after="240" w:line="300"/>
+        <w:spacing w:after="240" w:line="300" w:lineRule="exact"/>
       </w:pPr>
       <w:r>
         <w:rPr>
@@ -144,7 +144,7 @@
     <w:p>
       <w:pPr>
         <w:keepNext/>
-        <w:spacing w:after="100" w:line="300"/>
+        <w:spacing w:after="100" w:line="300" w:lineRule="exact"/>
       </w:pPr>
       <w:r>
         <w:rPr>
@@ -160,7 +160,7 @@
     </w:p>
     <w:p>
       <w:pPr>
-        <w:spacing w:after="100" w:line="300"/>
+        <w:spacing w:after="100" w:line="300" w:lineRule="exact"/>
         <w:ind w:left="120"/>
       </w:pPr>
       <w:r>
@@ -174,7 +174,7 @@
     </w:p>
     <w:p>
       <w:pPr>
-        <w:spacing w:after="100" w:line="300"/>
+        <w:spacing w:after="100" w:line="300" w:lineRule="exact"/>
         <w:ind w:left="120"/>
       </w:pPr>
       <w:r>
@@ -188,7 +188,7 @@
     </w:p>
     <w:p>
       <w:pPr>
-        <w:spacing w:after="100" w:line="300"/>
+        <w:spacing w:after="100" w:line="300" w:lineRule="exact"/>
         <w:ind w:left="120"/>
       </w:pPr>
       <w:r>
@@ -202,7 +202,7 @@
     </w:p>
     <w:p>
       <w:pPr>
-        <w:spacing w:after="100" w:line="300"/>
+        <w:spacing w:after="100" w:line="300" w:lineRule="exact"/>
         <w:ind w:left="120"/>
       </w:pPr>
       <w:r>
@@ -216,7 +216,7 @@
     </w:p>
     <w:p>
       <w:pPr>
-        <w:spacing w:after="100" w:line="300"/>
+        <w:spacing w:after="100" w:line="300" w:lineRule="exact"/>
         <w:ind w:left="120"/>
       </w:pPr>
       <w:r>
@@ -230,7 +230,7 @@
     </w:p>
     <w:p>
       <w:pPr>
-        <w:spacing w:after="160" w:line="300"/>
+        <w:spacing w:after="160" w:line="300" w:lineRule="exact"/>
       </w:pPr>
       <w:r>
         <w:rPr>
@@ -277,7 +277,7 @@
           </w:tcPr>
           <w:p>
             <w:pPr>
-              <w:spacing w:after="0" w:line="250"/>
+              <w:spacing w:after="0" w:line="250" w:lineRule="exact"/>
               <w:jc w:val="center"/>
             </w:pPr>
             <w:r>
@@ -306,7 +306,7 @@
           </w:tcPr>
           <w:p>
             <w:pPr>
-              <w:spacing w:after="0" w:line="250"/>
+              <w:spacing w:after="0" w:line="250" w:lineRule="exact"/>
               <w:jc w:val="center"/>
             </w:pPr>
             <w:r>
@@ -335,7 +335,7 @@
           </w:tcPr>
           <w:p>
             <w:pPr>
-              <w:spacing w:after="0" w:line="250"/>
+              <w:spacing w:after="0" w:line="250" w:lineRule="exact"/>
               <w:jc w:val="center"/>
             </w:pPr>
             <w:r>
@@ -370,7 +370,7 @@
           </w:tcPr>
           <w:p>
             <w:pPr>
-              <w:spacing w:after="0" w:line="250"/>
+              <w:spacing w:after="0" w:line="250" w:lineRule="exact"/>
             </w:pPr>
             <w:r>
               <w:rPr>
@@ -398,7 +398,7 @@
           </w:tcPr>
           <w:p>
             <w:pPr>
-              <w:spacing w:after="0" w:line="250"/>
+              <w:spacing w:after="0" w:line="250" w:lineRule="exact"/>
             </w:pPr>
             <w:r>
               <w:rPr>
@@ -426,7 +426,7 @@
           </w:tcPr>
           <w:p>
             <w:pPr>
-              <w:spacing w:after="0" w:line="250"/>
+              <w:spacing w:after="0" w:line="250" w:lineRule="exact"/>
             </w:pPr>
             <w:r>
               <w:rPr>
@@ -460,7 +460,7 @@
           </w:tcPr>
           <w:p>
             <w:pPr>
-              <w:spacing w:after="0" w:line="250"/>
+              <w:spacing w:after="0" w:line="250" w:lineRule="exact"/>
             </w:pPr>
             <w:r>
               <w:rPr>
@@ -488,7 +488,7 @@
           </w:tcPr>
           <w:p>
             <w:pPr>
-              <w:spacing w:after="0" w:line="250"/>
+              <w:spacing w:after="0" w:line="250" w:lineRule="exact"/>
             </w:pPr>
             <w:r>
               <w:rPr>
@@ -516,7 +516,7 @@
           </w:tcPr>
           <w:p>
             <w:pPr>
-              <w:spacing w:after="0" w:line="250"/>
+              <w:spacing w:after="0" w:line="250" w:lineRule="exact"/>
             </w:pPr>
             <w:r>
               <w:rPr>
@@ -564,7 +564,7 @@
           <w:left w:val="single" w:color="C00000" w:sz="18" w:space="8"/>
         </w:pBdr>
         <w:shd w:fill="FFF3F3" w:val="clear"/>
-        <w:spacing w:after="220" w:before="60" w:line="280"/>
+        <w:spacing w:after="220" w:before="60" w:line="280" w:lineRule="exact"/>
         <w:ind w:left="200" w:right="200"/>
       </w:pPr>
       <w:r>
@@ -615,7 +615,7 @@
           </w:tcPr>
           <w:p>
             <w:pPr>
-              <w:spacing w:after="0" w:line="250"/>
+              <w:spacing w:after="0" w:line="250" w:lineRule="exact"/>
               <w:jc w:val="center"/>
             </w:pPr>
             <w:r>
@@ -644,7 +644,7 @@
           </w:tcPr>
           <w:p>
             <w:pPr>
-              <w:spacing w:after="0" w:line="250"/>
+              <w:spacing w:after="0" w:line="250" w:lineRule="exact"/>
               <w:jc w:val="center"/>
             </w:pPr>
             <w:r>
@@ -673,7 +673,7 @@
           </w:tcPr>
           <w:p>
             <w:pPr>
-              <w:spacing w:after="0" w:line="250"/>
+              <w:spacing w:after="0" w:line="250" w:lineRule="exact"/>
               <w:jc w:val="center"/>
             </w:pPr>
             <w:r>
@@ -702,7 +702,7 @@
           </w:tcPr>
           <w:p>
             <w:pPr>
-              <w:spacing w:after="0" w:line="250"/>
+              <w:spacing w:after="0" w:line="250" w:lineRule="exact"/>
               <w:jc w:val="center"/>
             </w:pPr>
             <w:r>
@@ -731,7 +731,7 @@
           </w:tcPr>
           <w:p>
             <w:pPr>
-              <w:spacing w:after="0" w:line="250"/>
+              <w:spacing w:after="0" w:line="250" w:lineRule="exact"/>
               <w:jc w:val="center"/>
             </w:pPr>
             <w:r>
@@ -766,7 +766,7 @@
           </w:tcPr>
           <w:p>
             <w:pPr>
-              <w:spacing w:after="0" w:line="250"/>
+              <w:spacing w:after="0" w:line="250" w:lineRule="exact"/>
             </w:pPr>
             <w:r>
               <w:rPr>
@@ -794,7 +794,7 @@
           </w:tcPr>
           <w:p>
             <w:pPr>
-              <w:spacing w:after="0" w:line="250"/>
+              <w:spacing w:after="0" w:line="250" w:lineRule="exact"/>
             </w:pPr>
             <w:r>
               <w:rPr>
@@ -822,7 +822,7 @@
           </w:tcPr>
           <w:p>
             <w:pPr>
-              <w:spacing w:after="0" w:line="250"/>
+              <w:spacing w:after="0" w:line="250" w:lineRule="exact"/>
             </w:pPr>
             <w:r>
               <w:rPr>
@@ -850,7 +850,7 @@
           </w:tcPr>
           <w:p>
             <w:pPr>
-              <w:spacing w:after="0" w:line="250"/>
+              <w:spacing w:after="0" w:line="250" w:lineRule="exact"/>
             </w:pPr>
             <w:r>
               <w:rPr>
@@ -878,7 +878,7 @@
           </w:tcPr>
           <w:p>
             <w:pPr>
-              <w:spacing w:after="0" w:line="250"/>
+              <w:spacing w:after="0" w:line="250" w:lineRule="exact"/>
             </w:pPr>
             <w:r>
               <w:rPr>
@@ -912,7 +912,7 @@
           </w:tcPr>
           <w:p>
             <w:pPr>
-              <w:spacing w:after="0" w:line="250"/>
+              <w:spacing w:after="0" w:line="250" w:lineRule="exact"/>
             </w:pPr>
             <w:r>
               <w:rPr>
@@ -940,7 +940,7 @@
           </w:tcPr>
           <w:p>
             <w:pPr>
-              <w:spacing w:after="0" w:line="250"/>
+              <w:spacing w:after="0" w:line="250" w:lineRule="exact"/>
             </w:pPr>
             <w:r>
               <w:rPr>
@@ -968,7 +968,7 @@
           </w:tcPr>
           <w:p>
             <w:pPr>
-              <w:spacing w:after="0" w:line="250"/>
+              <w:spacing w:after="0" w:line="250" w:lineRule="exact"/>
             </w:pPr>
             <w:r>
               <w:rPr>
@@ -996,7 +996,7 @@
           </w:tcPr>
           <w:p>
             <w:pPr>
-              <w:spacing w:after="0" w:line="250"/>
+              <w:spacing w:after="0" w:line="250" w:lineRule="exact"/>
             </w:pPr>
             <w:r>
               <w:rPr>
@@ -1024,7 +1024,7 @@
           </w:tcPr>
           <w:p>
             <w:pPr>
-              <w:spacing w:after="0" w:line="250"/>
+              <w:spacing w:after="0" w:line="250" w:lineRule="exact"/>
             </w:pPr>
             <w:r>
               <w:rPr>
@@ -1058,7 +1058,7 @@
           </w:tcPr>
           <w:p>
             <w:pPr>
-              <w:spacing w:after="0" w:line="250"/>
+              <w:spacing w:after="0" w:line="250" w:lineRule="exact"/>
             </w:pPr>
             <w:r>
               <w:rPr>
@@ -1086,7 +1086,7 @@
           </w:tcPr>
           <w:p>
             <w:pPr>
-              <w:spacing w:after="0" w:line="250"/>
+              <w:spacing w:after="0" w:line="250" w:lineRule="exact"/>
             </w:pPr>
             <w:r>
               <w:rPr>
@@ -1114,7 +1114,7 @@
           </w:tcPr>
           <w:p>
             <w:pPr>
-              <w:spacing w:after="0" w:line="250"/>
+              <w:spacing w:after="0" w:line="250" w:lineRule="exact"/>
             </w:pPr>
             <w:r>
               <w:rPr>
@@ -1142,7 +1142,7 @@
           </w:tcPr>
           <w:p>
             <w:pPr>
-              <w:spacing w:after="0" w:line="250"/>
+              <w:spacing w:after="0" w:line="250" w:lineRule="exact"/>
             </w:pPr>
             <w:r>
               <w:rPr>
@@ -1170,7 +1170,7 @@
           </w:tcPr>
           <w:p>
             <w:pPr>
-              <w:spacing w:after="0" w:line="250"/>
+              <w:spacing w:after="0" w:line="250" w:lineRule="exact"/>
             </w:pPr>
             <w:r>
               <w:rPr>
@@ -1204,7 +1204,7 @@
           </w:tcPr>
           <w:p>
             <w:pPr>
-              <w:spacing w:after="0" w:line="250"/>
+              <w:spacing w:after="0" w:line="250" w:lineRule="exact"/>
             </w:pPr>
             <w:r>
               <w:rPr>
@@ -1232,7 +1232,7 @@
           </w:tcPr>
           <w:p>
             <w:pPr>
-              <w:spacing w:after="0" w:line="250"/>
+              <w:spacing w:after="0" w:line="250" w:lineRule="exact"/>
             </w:pPr>
             <w:r>
               <w:rPr>
@@ -1260,7 +1260,7 @@
           </w:tcPr>
           <w:p>
             <w:pPr>
-              <w:spacing w:after="0" w:line="250"/>
+              <w:spacing w:after="0" w:line="250" w:lineRule="exact"/>
             </w:pPr>
             <w:r>
               <w:rPr>
@@ -1288,7 +1288,7 @@
           </w:tcPr>
           <w:p>
             <w:pPr>
-              <w:spacing w:after="0" w:line="250"/>
+              <w:spacing w:after="0" w:line="250" w:lineRule="exact"/>
             </w:pPr>
             <w:r>
               <w:rPr>
@@ -1316,7 +1316,7 @@
           </w:tcPr>
           <w:p>
             <w:pPr>
-              <w:spacing w:after="0" w:line="250"/>
+              <w:spacing w:after="0" w:line="250" w:lineRule="exact"/>
             </w:pPr>
             <w:r>
               <w:rPr>
@@ -1350,7 +1350,7 @@
           </w:tcPr>
           <w:p>
             <w:pPr>
-              <w:spacing w:after="0" w:line="250"/>
+              <w:spacing w:after="0" w:line="250" w:lineRule="exact"/>
             </w:pPr>
             <w:r>
               <w:rPr>
@@ -1378,7 +1378,7 @@
           </w:tcPr>
           <w:p>
             <w:pPr>
-              <w:spacing w:after="0" w:line="250"/>
+              <w:spacing w:after="0" w:line="250" w:lineRule="exact"/>
             </w:pPr>
             <w:r>
               <w:rPr>
@@ -1406,7 +1406,7 @@
           </w:tcPr>
           <w:p>
             <w:pPr>
-              <w:spacing w:after="0" w:line="250"/>
+              <w:spacing w:after="0" w:line="250" w:lineRule="exact"/>
             </w:pPr>
             <w:r>
               <w:rPr>
@@ -1434,7 +1434,7 @@
           </w:tcPr>
           <w:p>
             <w:pPr>
-              <w:spacing w:after="0" w:line="250"/>
+              <w:spacing w:after="0" w:line="250" w:lineRule="exact"/>
             </w:pPr>
             <w:r>
               <w:rPr>
@@ -1462,7 +1462,7 @@
           </w:tcPr>
           <w:p>
             <w:pPr>
-              <w:spacing w:after="0" w:line="250"/>
+              <w:spacing w:after="0" w:line="250" w:lineRule="exact"/>
             </w:pPr>
             <w:r>
               <w:rPr>
@@ -1496,7 +1496,7 @@
           </w:tcPr>
           <w:p>
             <w:pPr>
-              <w:spacing w:after="0" w:line="250"/>
+              <w:spacing w:after="0" w:line="250" w:lineRule="exact"/>
             </w:pPr>
             <w:r>
               <w:rPr>
@@ -1524,7 +1524,7 @@
           </w:tcPr>
           <w:p>
             <w:pPr>
-              <w:spacing w:after="0" w:line="250"/>
+              <w:spacing w:after="0" w:line="250" w:lineRule="exact"/>
             </w:pPr>
             <w:r>
               <w:rPr>
@@ -1552,7 +1552,7 @@
           </w:tcPr>
           <w:p>
             <w:pPr>
-              <w:spacing w:after="0" w:line="250"/>
+              <w:spacing w:after="0" w:line="250" w:lineRule="exact"/>
             </w:pPr>
             <w:r>
               <w:rPr>
@@ -1580,7 +1580,7 @@
           </w:tcPr>
           <w:p>
             <w:pPr>
-              <w:spacing w:after="0" w:line="250"/>
+              <w:spacing w:after="0" w:line="250" w:lineRule="exact"/>
             </w:pPr>
             <w:r>
               <w:rPr>
@@ -1608,7 +1608,7 @@
           </w:tcPr>
           <w:p>
             <w:pPr>
-              <w:spacing w:after="0" w:line="250"/>
+              <w:spacing w:after="0" w:line="250" w:lineRule="exact"/>
             </w:pPr>
             <w:r>
               <w:rPr>
@@ -1656,7 +1656,7 @@
           <w:left w:val="single" w:color="C00000" w:sz="18" w:space="8"/>
         </w:pBdr>
         <w:shd w:fill="FFF3F3" w:val="clear"/>
-        <w:spacing w:after="220" w:before="60" w:line="280"/>
+        <w:spacing w:after="220" w:before="60" w:line="280" w:lineRule="exact"/>
         <w:ind w:left="200" w:right="200"/>
       </w:pPr>
       <w:r>
@@ -1707,7 +1707,7 @@
           </w:tcPr>
           <w:p>
             <w:pPr>
-              <w:spacing w:after="0" w:line="250"/>
+              <w:spacing w:after="0" w:line="250" w:lineRule="exact"/>
               <w:jc w:val="center"/>
             </w:pPr>
             <w:r>
@@ -1736,7 +1736,7 @@
           </w:tcPr>
           <w:p>
             <w:pPr>
-              <w:spacing w:after="0" w:line="250"/>
+              <w:spacing w:after="0" w:line="250" w:lineRule="exact"/>
               <w:jc w:val="center"/>
             </w:pPr>
             <w:r>
@@ -1765,7 +1765,7 @@
           </w:tcPr>
           <w:p>
             <w:pPr>
-              <w:spacing w:after="0" w:line="250"/>
+              <w:spacing w:after="0" w:line="250" w:lineRule="exact"/>
               <w:jc w:val="center"/>
             </w:pPr>
             <w:r>
@@ -1794,7 +1794,7 @@
           </w:tcPr>
           <w:p>
             <w:pPr>
-              <w:spacing w:after="0" w:line="250"/>
+              <w:spacing w:after="0" w:line="250" w:lineRule="exact"/>
               <w:jc w:val="center"/>
             </w:pPr>
             <w:r>
@@ -1823,7 +1823,7 @@
           </w:tcPr>
           <w:p>
             <w:pPr>
-              <w:spacing w:after="0" w:line="250"/>
+              <w:spacing w:after="0" w:line="250" w:lineRule="exact"/>
               <w:jc w:val="center"/>
             </w:pPr>
             <w:r>
@@ -1858,7 +1858,7 @@
           </w:tcPr>
           <w:p>
             <w:pPr>
-              <w:spacing w:after="0" w:line="250"/>
+              <w:spacing w:after="0" w:line="250" w:lineRule="exact"/>
             </w:pPr>
             <w:r>
               <w:rPr>
@@ -1886,7 +1886,7 @@
           </w:tcPr>
           <w:p>
             <w:pPr>
-              <w:spacing w:after="0" w:line="250"/>
+              <w:spacing w:after="0" w:line="250" w:lineRule="exact"/>
             </w:pPr>
             <w:r>
               <w:rPr>
@@ -1914,7 +1914,7 @@
           </w:tcPr>
           <w:p>
             <w:pPr>
-              <w:spacing w:after="0" w:line="250"/>
+              <w:spacing w:after="0" w:line="250" w:lineRule="exact"/>
             </w:pPr>
             <w:r>
               <w:rPr>
@@ -1942,7 +1942,7 @@
           </w:tcPr>
           <w:p>
             <w:pPr>
-              <w:spacing w:after="0" w:line="250"/>
+              <w:spacing w:after="0" w:line="250" w:lineRule="exact"/>
             </w:pPr>
             <w:r>
               <w:rPr>
@@ -1970,7 +1970,7 @@
           </w:tcPr>
           <w:p>
             <w:pPr>
-              <w:spacing w:after="0" w:line="250"/>
+              <w:spacing w:after="0" w:line="250" w:lineRule="exact"/>
             </w:pPr>
             <w:r>
               <w:rPr>
@@ -2004,7 +2004,7 @@
           </w:tcPr>
           <w:p>
             <w:pPr>
-              <w:spacing w:after="0" w:line="250"/>
+              <w:spacing w:after="0" w:line="250" w:lineRule="exact"/>
             </w:pPr>
             <w:r>
               <w:rPr>
@@ -2032,7 +2032,7 @@
           </w:tcPr>
           <w:p>
             <w:pPr>
-              <w:spacing w:after="0" w:line="250"/>
+              <w:spacing w:after="0" w:line="250" w:lineRule="exact"/>
             </w:pPr>
             <w:r>
               <w:rPr>
@@ -2060,7 +2060,7 @@
           </w:tcPr>
           <w:p>
             <w:pPr>
-              <w:spacing w:after="0" w:line="250"/>
+              <w:spacing w:after="0" w:line="250" w:lineRule="exact"/>
             </w:pPr>
             <w:r>
               <w:rPr>
@@ -2088,7 +2088,7 @@
           </w:tcPr>
           <w:p>
             <w:pPr>
-              <w:spacing w:after="0" w:line="250"/>
+              <w:spacing w:after="0" w:line="250" w:lineRule="exact"/>
             </w:pPr>
             <w:r>
               <w:rPr>
@@ -2116,7 +2116,7 @@
           </w:tcPr>
           <w:p>
             <w:pPr>
-              <w:spacing w:after="0" w:line="250"/>
+              <w:spacing w:after="0" w:line="250" w:lineRule="exact"/>
             </w:pPr>
             <w:r>
               <w:rPr>
@@ -2150,7 +2150,7 @@
           </w:tcPr>
           <w:p>
             <w:pPr>
-              <w:spacing w:after="0" w:line="250"/>
+              <w:spacing w:after="0" w:line="250" w:lineRule="exact"/>
             </w:pPr>
             <w:r>
               <w:rPr>
@@ -2178,7 +2178,7 @@
           </w:tcPr>
           <w:p>
             <w:pPr>
-              <w:spacing w:after="0" w:line="250"/>
+              <w:spacing w:after="0" w:line="250" w:lineRule="exact"/>
             </w:pPr>
             <w:r>
               <w:rPr>
@@ -2206,7 +2206,7 @@
           </w:tcPr>
           <w:p>
             <w:pPr>
-              <w:spacing w:after="0" w:line="250"/>
+              <w:spacing w:after="0" w:line="250" w:lineRule="exact"/>
             </w:pPr>
             <w:r>
               <w:rPr>
@@ -2234,7 +2234,7 @@
           </w:tcPr>
           <w:p>
             <w:pPr>
-              <w:spacing w:after="0" w:line="250"/>
+              <w:spacing w:after="0" w:line="250" w:lineRule="exact"/>
             </w:pPr>
             <w:r>
               <w:rPr>
@@ -2262,7 +2262,7 @@
           </w:tcPr>
           <w:p>
             <w:pPr>
-              <w:spacing w:after="0" w:line="250"/>
+              <w:spacing w:after="0" w:line="250" w:lineRule="exact"/>
             </w:pPr>
             <w:r>
               <w:rPr>
@@ -2296,7 +2296,7 @@
           </w:tcPr>
           <w:p>
             <w:pPr>
-              <w:spacing w:after="0" w:line="250"/>
+              <w:spacing w:after="0" w:line="250" w:lineRule="exact"/>
             </w:pPr>
             <w:r>
               <w:rPr>
@@ -2324,7 +2324,7 @@
           </w:tcPr>
           <w:p>
             <w:pPr>
-              <w:spacing w:after="0" w:line="250"/>
+              <w:spacing w:after="0" w:line="250" w:lineRule="exact"/>
             </w:pPr>
             <w:r>
               <w:rPr>
@@ -2352,7 +2352,7 @@
           </w:tcPr>
           <w:p>
             <w:pPr>
-              <w:spacing w:after="0" w:line="250"/>
+              <w:spacing w:after="0" w:line="250" w:lineRule="exact"/>
             </w:pPr>
             <w:r>
               <w:rPr>
@@ -2380,7 +2380,7 @@
           </w:tcPr>
           <w:p>
             <w:pPr>
-              <w:spacing w:after="0" w:line="250"/>
+              <w:spacing w:after="0" w:line="250" w:lineRule="exact"/>
             </w:pPr>
             <w:r>
               <w:rPr>
@@ -2408,7 +2408,7 @@
           </w:tcPr>
           <w:p>
             <w:pPr>
-              <w:spacing w:after="0" w:line="250"/>
+              <w:spacing w:after="0" w:line="250" w:lineRule="exact"/>
             </w:pPr>
             <w:r>
               <w:rPr>
@@ -2442,7 +2442,7 @@
           </w:tcPr>
           <w:p>
             <w:pPr>
-              <w:spacing w:after="0" w:line="250"/>
+              <w:spacing w:after="0" w:line="250" w:lineRule="exact"/>
             </w:pPr>
             <w:r>
               <w:rPr>
@@ -2470,7 +2470,7 @@
           </w:tcPr>
           <w:p>
             <w:pPr>
-              <w:spacing w:after="0" w:line="250"/>
+              <w:spacing w:after="0" w:line="250" w:lineRule="exact"/>
             </w:pPr>
             <w:r>
               <w:rPr>
@@ -2498,7 +2498,7 @@
           </w:tcPr>
           <w:p>
             <w:pPr>
-              <w:spacing w:after="0" w:line="250"/>
+              <w:spacing w:after="0" w:line="250" w:lineRule="exact"/>
             </w:pPr>
             <w:r>
               <w:rPr>
@@ -2526,7 +2526,7 @@
           </w:tcPr>
           <w:p>
             <w:pPr>
-              <w:spacing w:after="0" w:line="250"/>
+              <w:spacing w:after="0" w:line="250" w:lineRule="exact"/>
             </w:pPr>
             <w:r>
               <w:rPr>
@@ -2554,7 +2554,7 @@
           </w:tcPr>
           <w:p>
             <w:pPr>
-              <w:spacing w:after="0" w:line="250"/>
+              <w:spacing w:after="0" w:line="250" w:lineRule="exact"/>
             </w:pPr>
             <w:r>
               <w:rPr>
@@ -2578,7 +2578,7 @@
     </w:p>
     <w:p>
       <w:pPr>
-        <w:spacing w:after="200" w:line="300"/>
+        <w:spacing w:after="200" w:line="300" w:lineRule="exact"/>
       </w:pPr>
       <w:r>
         <w:rPr>
@@ -2594,7 +2594,7 @@
     </w:p>
     <w:p>
       <w:pPr>
-        <w:spacing w:after="60" w:line="300"/>
+        <w:spacing w:after="60" w:line="300" w:lineRule="exact"/>
       </w:pPr>
       <w:r>
         <w:rPr>
@@ -2607,7 +2607,7 @@
     </w:p>
     <w:p>
       <w:pPr>
-        <w:spacing w:after="240" w:line="300"/>
+        <w:spacing w:after="240" w:line="300" w:lineRule="exact"/>
       </w:pPr>
       <w:r>
         <w:rPr>
@@ -2620,7 +2620,7 @@
     </w:p>
     <w:p>
       <w:pPr>
-        <w:spacing w:after="120" w:line="300"/>
+        <w:spacing w:after="120" w:line="300" w:lineRule="exact"/>
       </w:pPr>
       <w:r>
         <w:rPr>
@@ -2633,7 +2633,7 @@
     </w:p>
     <w:p>
       <w:pPr>
-        <w:spacing w:after="120" w:line="300"/>
+        <w:spacing w:after="120" w:line="300" w:lineRule="exact"/>
       </w:pPr>
       <w:r>
         <w:rPr>
@@ -2854,7 +2854,13 @@
 <file path=word/styles.xml><?xml version="1.0" encoding="utf-8"?>
 <w:styles xmlns:mc="http://schemas.openxmlformats.org/markup-compatibility/2006" xmlns:r="http://schemas.openxmlformats.org/officeDocument/2006/relationships" xmlns:w="http://schemas.openxmlformats.org/wordprocessingml/2006/main" xmlns:w14="http://schemas.microsoft.com/office/word/2010/wordml" xmlns:w15="http://schemas.microsoft.com/office/word/2012/wordml" mc:Ignorable="w14 w15">
   <w:docDefaults>
-    <w:rPrDefault/>
+    <w:rPrDefault>
+      <w:rPr>
+        <w:rFonts w:ascii="游明朝" w:cs="游明朝" w:eastAsia="游明朝" w:hAnsi="游明朝"/>
+        <w:sz w:val="21"/>
+        <w:szCs w:val="21"/>
+      </w:rPr>
+    </w:rPrDefault>
     <w:pPrDefault/>
   </w:docDefaults>
   <w:style w:type="paragraph" w:styleId="Title">

--- a/output/13-4_北塩原村第10期_照会票_束4_認知症施策と権利擁護.docx
+++ b/output/13-4_北塩原村第10期_照会票_束4_認知症施策と権利擁護.docx
@@ -108,7 +108,7 @@
           <w:sz w:val="22"/>
           <w:szCs w:val="22"/>
         </w:rPr>
-        <w:t xml:space="preserve">ご確認・ご提供をお願いしたい事項　11件</w:t>
+        <w:t xml:space="preserve">ご確認・ご提供をお願いしたい事項　12件</w:t>
       </w:r>
     </w:p>
     <w:p>
@@ -527,7 +527,7 @@
                 <w:sz w:val="17"/>
                 <w:szCs w:val="17"/>
               </w:rPr>
-              <w:t xml:space="preserve">5件</w:t>
+              <w:t xml:space="preserve">6件</w:t>
             </w:r>
           </w:p>
         </w:tc>
@@ -2189,7 +2189,7 @@
                 <w:sz w:val="17"/>
                 <w:szCs w:val="17"/>
               </w:rPr>
-              <w:t xml:space="preserve">若年性認知症（65歳未満で認知症となった方）の状況</w:t>
+              <w:t xml:space="preserve">成年後見の指標名を両計画で揃えること（本計画4人・障がい福祉計画の事業5人は別の指標）</w:t>
             </w:r>
           </w:p>
         </w:tc>
@@ -2217,7 +2217,7 @@
                 <w:sz w:val="17"/>
                 <w:szCs w:val="17"/>
               </w:rPr>
-              <w:t xml:space="preserve">認知症基本法第16条第2項は、若年性認知症の人その他の認知症の人の意欲および能力に応じた雇用の継続・円滑な就職に資する施策を求める。若年性認知症の方は介護保険では第2号被保険者となり、就労の継続が生活の基盤に直結する。本村の該当者の状況が未把握。</w:t>
+              <w:t xml:space="preserve">―</w:t>
             </w:r>
           </w:p>
         </w:tc>
@@ -2335,7 +2335,7 @@
                 <w:sz w:val="17"/>
                 <w:szCs w:val="17"/>
               </w:rPr>
-              <w:t xml:space="preserve">認知症の日（9月21日）・認知症月間（9月）の取組</w:t>
+              <w:t xml:space="preserve">若年性認知症（65歳未満で認知症となった方）の状況</w:t>
             </w:r>
           </w:p>
         </w:tc>
@@ -2363,7 +2363,7 @@
                 <w:sz w:val="17"/>
                 <w:szCs w:val="17"/>
               </w:rPr>
-              <w:t xml:space="preserve">認知症基本法第9条第3項は、地方公共団体に対し認知症の日にふさわしい事業の実施（努力義務）と、認知症月間にふさわしい行事が実施されるよう奨励すること（義務）を定める。本村に該当する取組がない。普及啓発の機会として計画に位置づけたが、実施の可否と内容を村と協議する。</w:t>
+              <w:t xml:space="preserve">認知症基本法第16条第2項は、若年性認知症の人その他の認知症の人の意欲および能力に応じた雇用の継続・円滑な就職に資する施策を求める。若年性認知症の方は介護保険では第2号被保険者となり、就労の継続が生活の基盤に直結する。本村の該当者の状況が未把握。</w:t>
             </w:r>
           </w:p>
         </w:tc>
@@ -2454,6 +2454,152 @@
                 <w:szCs w:val="17"/>
               </w:rPr>
               <w:t xml:space="preserve">5</w:t>
+            </w:r>
+          </w:p>
+        </w:tc>
+        <w:tc>
+          <w:tcPr>
+            <w:tcW w:type="dxa" w:w="3182"/>
+            <w:shd w:fill="FFFFFF" w:val="clear"/>
+            <w:tcMar>
+              <w:top w:type="dxa" w:w="70"/>
+              <w:left w:type="dxa" w:w="90"/>
+              <w:bottom w:type="dxa" w:w="70"/>
+              <w:right w:type="dxa" w:w="90"/>
+            </w:tcMar>
+          </w:tcPr>
+          <w:p>
+            <w:pPr>
+              <w:spacing w:after="0" w:line="250" w:lineRule="exact"/>
+            </w:pPr>
+            <w:r>
+              <w:rPr>
+                <w:rFonts w:ascii="游ゴシック" w:cs="游ゴシック" w:eastAsia="游ゴシック" w:hAnsi="游ゴシック"/>
+                <w:b w:val="false"/>
+                <w:bCs w:val="false"/>
+                <w:color w:val="000000"/>
+                <w:sz w:val="17"/>
+                <w:szCs w:val="17"/>
+              </w:rPr>
+              <w:t xml:space="preserve">認知症の日（9月21日）・認知症月間（9月）の取組</w:t>
+            </w:r>
+          </w:p>
+        </w:tc>
+        <w:tc>
+          <w:tcPr>
+            <w:tcW w:type="dxa" w:w="2714"/>
+            <w:shd w:fill="FFFFFF" w:val="clear"/>
+            <w:tcMar>
+              <w:top w:type="dxa" w:w="70"/>
+              <w:left w:type="dxa" w:w="90"/>
+              <w:bottom w:type="dxa" w:w="70"/>
+              <w:right w:type="dxa" w:w="90"/>
+            </w:tcMar>
+          </w:tcPr>
+          <w:p>
+            <w:pPr>
+              <w:spacing w:after="0" w:line="250" w:lineRule="exact"/>
+            </w:pPr>
+            <w:r>
+              <w:rPr>
+                <w:rFonts w:ascii="游ゴシック" w:cs="游ゴシック" w:eastAsia="游ゴシック" w:hAnsi="游ゴシック"/>
+                <w:b w:val="false"/>
+                <w:bCs w:val="false"/>
+                <w:color w:val="000000"/>
+                <w:sz w:val="17"/>
+                <w:szCs w:val="17"/>
+              </w:rPr>
+              <w:t xml:space="preserve">認知症基本法第9条第3項は、地方公共団体に対し認知症の日にふさわしい事業の実施（努力義務）と、認知症月間にふさわしい行事が実施されるよう奨励すること（義務）を定める。本村に該当する取組がない。普及啓発の機会として計画に位置づけたが、実施の可否と内容を村と協議する。</w:t>
+            </w:r>
+          </w:p>
+        </w:tc>
+        <w:tc>
+          <w:tcPr>
+            <w:tcW w:type="dxa" w:w="1217"/>
+            <w:shd w:fill="FFFFFF" w:val="clear"/>
+            <w:tcMar>
+              <w:top w:type="dxa" w:w="70"/>
+              <w:left w:type="dxa" w:w="90"/>
+              <w:bottom w:type="dxa" w:w="70"/>
+              <w:right w:type="dxa" w:w="90"/>
+            </w:tcMar>
+          </w:tcPr>
+          <w:p>
+            <w:pPr>
+              <w:spacing w:after="0" w:line="250" w:lineRule="exact"/>
+            </w:pPr>
+            <w:r>
+              <w:rPr>
+                <w:rFonts w:ascii="游ゴシック" w:cs="游ゴシック" w:eastAsia="游ゴシック" w:hAnsi="游ゴシック"/>
+                <w:b w:val="false"/>
+                <w:bCs w:val="false"/>
+                <w:color w:val="000000"/>
+                <w:sz w:val="17"/>
+                <w:szCs w:val="17"/>
+              </w:rPr>
+              <w:t xml:space="preserve">―</w:t>
+            </w:r>
+          </w:p>
+        </w:tc>
+        <w:tc>
+          <w:tcPr>
+            <w:tcW w:type="dxa" w:w="1873"/>
+            <w:shd w:fill="FFFFFF" w:val="clear"/>
+            <w:tcMar>
+              <w:top w:type="dxa" w:w="70"/>
+              <w:left w:type="dxa" w:w="90"/>
+              <w:bottom w:type="dxa" w:w="70"/>
+              <w:right w:type="dxa" w:w="90"/>
+            </w:tcMar>
+          </w:tcPr>
+          <w:p>
+            <w:pPr>
+              <w:spacing w:after="0" w:line="250" w:lineRule="exact"/>
+            </w:pPr>
+            <w:r>
+              <w:rPr>
+                <w:rFonts w:ascii="游ゴシック" w:cs="游ゴシック" w:eastAsia="游ゴシック" w:hAnsi="游ゴシック"/>
+                <w:b w:val="false"/>
+                <w:bCs w:val="false"/>
+                <w:color w:val="000000"/>
+                <w:sz w:val="17"/>
+                <w:szCs w:val="17"/>
+              </w:rPr>
+              <w:t xml:space="preserve"/>
+            </w:r>
+          </w:p>
+        </w:tc>
+      </w:tr>
+      <w:tr>
+        <w:trPr>
+          <w:cantSplit/>
+          <w:trHeight w:val="700" w:hRule="atLeast"/>
+        </w:trPr>
+        <w:tc>
+          <w:tcPr>
+            <w:tcW w:type="dxa" w:w="374"/>
+            <w:shd w:fill="FFFFFF" w:val="clear"/>
+            <w:tcMar>
+              <w:top w:type="dxa" w:w="70"/>
+              <w:left w:type="dxa" w:w="90"/>
+              <w:bottom w:type="dxa" w:w="70"/>
+              <w:right w:type="dxa" w:w="90"/>
+            </w:tcMar>
+          </w:tcPr>
+          <w:p>
+            <w:pPr>
+              <w:spacing w:after="0" w:line="250" w:lineRule="exact"/>
+            </w:pPr>
+            <w:r>
+              <w:rPr>
+                <w:rFonts w:ascii="游ゴシック" w:cs="游ゴシック" w:eastAsia="游ゴシック" w:hAnsi="游ゴシック"/>
+                <w:b w:val="false"/>
+                <w:bCs w:val="false"/>
+                <w:color w:val="000000"/>
+                <w:sz w:val="17"/>
+                <w:szCs w:val="17"/>
+              </w:rPr>
+              <w:t xml:space="preserve">6</w:t>
             </w:r>
           </w:p>
         </w:tc>

--- a/output/13-4_北塩原村第10期_照会票_束4_認知症施策と権利擁護.docx
+++ b/output/13-4_北塩原村第10期_照会票_束4_認知症施策と権利擁護.docx
@@ -2189,7 +2189,7 @@
                 <w:sz w:val="17"/>
                 <w:szCs w:val="17"/>
               </w:rPr>
-              <w:t xml:space="preserve">成年後見の指標名を両計画で揃えること（本計画4人・障がい福祉計画の事業5人は別の指標）</w:t>
+              <w:t xml:space="preserve">成年後見制度利用支援事業は両計画で別の事業である旨の注記と、本計画側の任意事業としての助成の実績</w:t>
             </w:r>
           </w:p>
         </w:tc>
@@ -2217,7 +2217,7 @@
                 <w:sz w:val="17"/>
                 <w:szCs w:val="17"/>
               </w:rPr>
-              <w:t xml:space="preserve">―</w:t>
+              <w:t xml:space="preserve">本村の成年後見制度の利用者4人（令和8年7月）のうち、障害者手帳の所持者または障がい福祉サービスの利用者が何人かをご教示いただきたい。障がい福祉計画の側からも同じ内容を照会しているため、回答は一度で足りる。</w:t>
             </w:r>
           </w:p>
         </w:tc>

--- a/output/13-4_北塩原村第10期_照会票_束4_認知症施策と権利擁護.docx
+++ b/output/13-4_北塩原村第10期_照会票_束4_認知症施策と権利擁護.docx
@@ -241,6 +241,317 @@
         <w:t xml:space="preserve"/>
       </w:r>
     </w:p>
+    <w:p>
+      <w:pPr>
+        <w:keepNext/>
+        <w:spacing w:after="100" w:line="300" w:lineRule="exact"/>
+      </w:pPr>
+      <w:r>
+        <w:rPr>
+          <w:rFonts w:ascii="游ゴシック" w:cs="游ゴシック" w:eastAsia="游ゴシック" w:hAnsi="游ゴシック"/>
+          <w:b/>
+          <w:bCs/>
+          <w:color w:val="1F3864"/>
+          <w:sz w:val="22"/>
+          <w:szCs w:val="22"/>
+        </w:rPr>
+        <w:t xml:space="preserve">確認事項の区分について</w:t>
+      </w:r>
+    </w:p>
+    <w:p>
+      <w:pPr>
+        <w:spacing w:after="140" w:line="300" w:lineRule="exact"/>
+      </w:pPr>
+      <w:r>
+        <w:rPr>
+          <w:rFonts w:ascii="游明朝" w:cs="游明朝" w:eastAsia="游明朝" w:hAnsi="游明朝"/>
+          <w:sz w:val="21"/>
+          <w:szCs w:val="21"/>
+        </w:rPr>
+        <w:t xml:space="preserve">確認事項は3つに分けております。当方で確かめられることを村にお尋ねしないためです。本票に掲げるのはＣ・Ｄのみで、Ｂは末尾に「ご回答は不要です」として一覧で掲げております。</w:t>
+      </w:r>
+    </w:p>
+    <w:tbl>
+      <w:tblPr>
+        <w:tblW w:type="dxa" w:w="9360"/>
+        <w:tblBorders>
+          <w:top w:val="single" w:color="auto" w:sz="4"/>
+          <w:left w:val="single" w:color="auto" w:sz="4"/>
+          <w:bottom w:val="single" w:color="auto" w:sz="4"/>
+          <w:right w:val="single" w:color="auto" w:sz="4"/>
+          <w:insideH w:val="single" w:color="auto" w:sz="4"/>
+          <w:insideV w:val="single" w:color="auto" w:sz="4"/>
+        </w:tblBorders>
+        <w:tblLayout w:type="fixed"/>
+      </w:tblPr>
+      <w:tblGrid>
+        <w:gridCol w:w="936"/>
+        <w:gridCol w:w="8424"/>
+      </w:tblGrid>
+      <w:tr>
+        <w:trPr>
+          <w:cantSplit/>
+          <w:tblHeader/>
+        </w:trPr>
+        <w:tc>
+          <w:tcPr>
+            <w:tcW w:type="dxa" w:w="936"/>
+            <w:shd w:fill="2E75B6" w:val="clear"/>
+            <w:tcMar>
+              <w:top w:type="dxa" w:w="70"/>
+              <w:left w:type="dxa" w:w="90"/>
+              <w:bottom w:type="dxa" w:w="70"/>
+              <w:right w:type="dxa" w:w="90"/>
+            </w:tcMar>
+          </w:tcPr>
+          <w:p>
+            <w:pPr>
+              <w:spacing w:after="0" w:line="250" w:lineRule="exact"/>
+              <w:jc w:val="center"/>
+            </w:pPr>
+            <w:r>
+              <w:rPr>
+                <w:rFonts w:ascii="游ゴシック" w:cs="游ゴシック" w:eastAsia="游ゴシック" w:hAnsi="游ゴシック"/>
+                <w:b/>
+                <w:bCs/>
+                <w:color w:val="FFFFFF"/>
+                <w:sz w:val="17"/>
+                <w:szCs w:val="17"/>
+              </w:rPr>
+              <w:t xml:space="preserve">区分</w:t>
+            </w:r>
+          </w:p>
+        </w:tc>
+        <w:tc>
+          <w:tcPr>
+            <w:tcW w:type="dxa" w:w="8424"/>
+            <w:shd w:fill="2E75B6" w:val="clear"/>
+            <w:tcMar>
+              <w:top w:type="dxa" w:w="70"/>
+              <w:left w:type="dxa" w:w="90"/>
+              <w:bottom w:type="dxa" w:w="70"/>
+              <w:right w:type="dxa" w:w="90"/>
+            </w:tcMar>
+          </w:tcPr>
+          <w:p>
+            <w:pPr>
+              <w:spacing w:after="0" w:line="250" w:lineRule="exact"/>
+              <w:jc w:val="center"/>
+            </w:pPr>
+            <w:r>
+              <w:rPr>
+                <w:rFonts w:ascii="游ゴシック" w:cs="游ゴシック" w:eastAsia="游ゴシック" w:hAnsi="游ゴシック"/>
+                <w:b/>
+                <w:bCs/>
+                <w:color w:val="FFFFFF"/>
+                <w:sz w:val="17"/>
+                <w:szCs w:val="17"/>
+              </w:rPr>
+              <w:t xml:space="preserve">扱い</w:t>
+            </w:r>
+          </w:p>
+        </w:tc>
+      </w:tr>
+      <w:tr>
+        <w:trPr>
+          <w:cantSplit/>
+          <w:trHeight w:val="700" w:hRule="atLeast"/>
+        </w:trPr>
+        <w:tc>
+          <w:tcPr>
+            <w:tcW w:type="dxa" w:w="936"/>
+            <w:shd w:fill="FFFFFF" w:val="clear"/>
+            <w:tcMar>
+              <w:top w:type="dxa" w:w="70"/>
+              <w:left w:type="dxa" w:w="90"/>
+              <w:bottom w:type="dxa" w:w="70"/>
+              <w:right w:type="dxa" w:w="90"/>
+            </w:tcMar>
+          </w:tcPr>
+          <w:p>
+            <w:pPr>
+              <w:spacing w:after="0" w:line="250" w:lineRule="exact"/>
+            </w:pPr>
+            <w:r>
+              <w:rPr>
+                <w:rFonts w:ascii="游ゴシック" w:cs="游ゴシック" w:eastAsia="游ゴシック" w:hAnsi="游ゴシック"/>
+                <w:b w:val="false"/>
+                <w:bCs w:val="false"/>
+                <w:color w:val="000000"/>
+                <w:sz w:val="17"/>
+                <w:szCs w:val="17"/>
+              </w:rPr>
+              <w:t xml:space="preserve">Ｂ</w:t>
+            </w:r>
+          </w:p>
+        </w:tc>
+        <w:tc>
+          <w:tcPr>
+            <w:tcW w:type="dxa" w:w="8424"/>
+            <w:shd w:fill="FFFFFF" w:val="clear"/>
+            <w:tcMar>
+              <w:top w:type="dxa" w:w="70"/>
+              <w:left w:type="dxa" w:w="90"/>
+              <w:bottom w:type="dxa" w:w="70"/>
+              <w:right w:type="dxa" w:w="90"/>
+            </w:tcMar>
+          </w:tcPr>
+          <w:p>
+            <w:pPr>
+              <w:spacing w:after="0" w:line="250" w:lineRule="exact"/>
+            </w:pPr>
+            <w:r>
+              <w:rPr>
+                <w:rFonts w:ascii="游ゴシック" w:cs="游ゴシック" w:eastAsia="游ゴシック" w:hAnsi="游ゴシック"/>
+                <w:b w:val="false"/>
+                <w:bCs w:val="false"/>
+                <w:color w:val="000000"/>
+                <w:sz w:val="17"/>
+                <w:szCs w:val="17"/>
+              </w:rPr>
+              <w:t xml:space="preserve">当方で進めます。国・県の原典と公表資料で片がつくものです。ご回答は不要です（末尾に一覧）</w:t>
+            </w:r>
+          </w:p>
+        </w:tc>
+      </w:tr>
+      <w:tr>
+        <w:trPr>
+          <w:cantSplit/>
+          <w:trHeight w:val="700" w:hRule="atLeast"/>
+        </w:trPr>
+        <w:tc>
+          <w:tcPr>
+            <w:tcW w:type="dxa" w:w="936"/>
+            <w:shd w:fill="FFFFFF" w:val="clear"/>
+            <w:tcMar>
+              <w:top w:type="dxa" w:w="70"/>
+              <w:left w:type="dxa" w:w="90"/>
+              <w:bottom w:type="dxa" w:w="70"/>
+              <w:right w:type="dxa" w:w="90"/>
+            </w:tcMar>
+          </w:tcPr>
+          <w:p>
+            <w:pPr>
+              <w:spacing w:after="0" w:line="250" w:lineRule="exact"/>
+            </w:pPr>
+            <w:r>
+              <w:rPr>
+                <w:rFonts w:ascii="游ゴシック" w:cs="游ゴシック" w:eastAsia="游ゴシック" w:hAnsi="游ゴシック"/>
+                <w:b w:val="false"/>
+                <w:bCs w:val="false"/>
+                <w:color w:val="000000"/>
+                <w:sz w:val="17"/>
+                <w:szCs w:val="17"/>
+              </w:rPr>
+              <w:t xml:space="preserve">Ｃ</w:t>
+            </w:r>
+          </w:p>
+        </w:tc>
+        <w:tc>
+          <w:tcPr>
+            <w:tcW w:type="dxa" w:w="8424"/>
+            <w:shd w:fill="FFFFFF" w:val="clear"/>
+            <w:tcMar>
+              <w:top w:type="dxa" w:w="70"/>
+              <w:left w:type="dxa" w:w="90"/>
+              <w:bottom w:type="dxa" w:w="70"/>
+              <w:right w:type="dxa" w:w="90"/>
+            </w:tcMar>
+          </w:tcPr>
+          <w:p>
+            <w:pPr>
+              <w:spacing w:after="0" w:line="250" w:lineRule="exact"/>
+            </w:pPr>
+            <w:r>
+              <w:rPr>
+                <w:rFonts w:ascii="游ゴシック" w:cs="游ゴシック" w:eastAsia="游ゴシック" w:hAnsi="游ゴシック"/>
+                <w:b w:val="false"/>
+                <w:bCs w:val="false"/>
+                <w:color w:val="000000"/>
+                <w:sz w:val="17"/>
+                <w:szCs w:val="17"/>
+              </w:rPr>
+              <w:t xml:space="preserve">他の計画・公表資料で当方が先行して整理し、村固有の事実だけをお尋ねします</w:t>
+            </w:r>
+          </w:p>
+        </w:tc>
+      </w:tr>
+      <w:tr>
+        <w:trPr>
+          <w:cantSplit/>
+          <w:trHeight w:val="700" w:hRule="atLeast"/>
+        </w:trPr>
+        <w:tc>
+          <w:tcPr>
+            <w:tcW w:type="dxa" w:w="936"/>
+            <w:shd w:fill="FFFFFF" w:val="clear"/>
+            <w:tcMar>
+              <w:top w:type="dxa" w:w="70"/>
+              <w:left w:type="dxa" w:w="90"/>
+              <w:bottom w:type="dxa" w:w="70"/>
+              <w:right w:type="dxa" w:w="90"/>
+            </w:tcMar>
+          </w:tcPr>
+          <w:p>
+            <w:pPr>
+              <w:spacing w:after="0" w:line="250" w:lineRule="exact"/>
+            </w:pPr>
+            <w:r>
+              <w:rPr>
+                <w:rFonts w:ascii="游ゴシック" w:cs="游ゴシック" w:eastAsia="游ゴシック" w:hAnsi="游ゴシック"/>
+                <w:b w:val="false"/>
+                <w:bCs w:val="false"/>
+                <w:color w:val="000000"/>
+                <w:sz w:val="17"/>
+                <w:szCs w:val="17"/>
+              </w:rPr>
+              <w:t xml:space="preserve">Ｄ</w:t>
+            </w:r>
+          </w:p>
+        </w:tc>
+        <w:tc>
+          <w:tcPr>
+            <w:tcW w:type="dxa" w:w="8424"/>
+            <w:shd w:fill="FFFFFF" w:val="clear"/>
+            <w:tcMar>
+              <w:top w:type="dxa" w:w="70"/>
+              <w:left w:type="dxa" w:w="90"/>
+              <w:bottom w:type="dxa" w:w="70"/>
+              <w:right w:type="dxa" w:w="90"/>
+            </w:tcMar>
+          </w:tcPr>
+          <w:p>
+            <w:pPr>
+              <w:spacing w:after="0" w:line="250" w:lineRule="exact"/>
+            </w:pPr>
+            <w:r>
+              <w:rPr>
+                <w:rFonts w:ascii="游ゴシック" w:cs="游ゴシック" w:eastAsia="游ゴシック" w:hAnsi="游ゴシック"/>
+                <w:b w:val="false"/>
+                <w:bCs w:val="false"/>
+                <w:color w:val="000000"/>
+                <w:sz w:val="17"/>
+                <w:szCs w:val="17"/>
+              </w:rPr>
+              <w:t xml:space="preserve">村の決算・実績・内部データ・ご判断でなければ分からない事項です</w:t>
+            </w:r>
+          </w:p>
+        </w:tc>
+      </w:tr>
+    </w:tbl>
+    <w:p>
+      <w:pPr>
+        <w:spacing w:after="200" w:line="300" w:lineRule="exact"/>
+      </w:pPr>
+      <w:r>
+        <w:rPr>
+          <w:rFonts w:ascii="游明朝" w:cs="游明朝" w:eastAsia="游明朝" w:hAnsi="游明朝"/>
+          <w:sz w:val="21"/>
+          <w:szCs w:val="21"/>
+        </w:rPr>
+        <w:t xml:space="preserve"/>
+      </w:r>
+    </w:p>
     <w:tbl>
       <w:tblPr>
         <w:tblW w:type="dxa" w:w="9360"/>
@@ -591,11 +902,11 @@
         <w:tblLayout w:type="fixed"/>
       </w:tblPr>
       <w:tblGrid>
-        <w:gridCol w:w="374"/>
-        <w:gridCol w:w="3182"/>
+        <w:gridCol w:w="468"/>
+        <w:gridCol w:w="3089"/>
         <w:gridCol w:w="2714"/>
         <w:gridCol w:w="1217"/>
-        <w:gridCol w:w="1873"/>
+        <w:gridCol w:w="1872"/>
       </w:tblGrid>
       <w:tr>
         <w:trPr>
@@ -604,7 +915,7 @@
         </w:trPr>
         <w:tc>
           <w:tcPr>
-            <w:tcW w:type="dxa" w:w="374"/>
+            <w:tcW w:type="dxa" w:w="468"/>
             <w:shd w:fill="2E75B6" w:val="clear"/>
             <w:tcMar>
               <w:top w:type="dxa" w:w="70"/>
@@ -627,13 +938,14 @@
                 <w:sz w:val="17"/>
                 <w:szCs w:val="17"/>
               </w:rPr>
-              <w:t xml:space="preserve">#</w:t>
-            </w:r>
-          </w:p>
-        </w:tc>
-        <w:tc>
-          <w:tcPr>
-            <w:tcW w:type="dxa" w:w="3182"/>
+              <w:t xml:space="preserve">#
+区分</w:t>
+            </w:r>
+          </w:p>
+        </w:tc>
+        <w:tc>
+          <w:tcPr>
+            <w:tcW w:type="dxa" w:w="3089"/>
             <w:shd w:fill="2E75B6" w:val="clear"/>
             <w:tcMar>
               <w:top w:type="dxa" w:w="70"/>
@@ -720,7 +1032,7 @@
         </w:tc>
         <w:tc>
           <w:tcPr>
-            <w:tcW w:type="dxa" w:w="1873"/>
+            <w:tcW w:type="dxa" w:w="1872"/>
             <w:shd w:fill="2E75B6" w:val="clear"/>
             <w:tcMar>
               <w:top w:type="dxa" w:w="70"/>
@@ -755,35 +1067,36 @@
         </w:trPr>
         <w:tc>
           <w:tcPr>
-            <w:tcW w:type="dxa" w:w="374"/>
-            <w:shd w:fill="FFFFFF" w:val="clear"/>
-            <w:tcMar>
-              <w:top w:type="dxa" w:w="70"/>
-              <w:left w:type="dxa" w:w="90"/>
-              <w:bottom w:type="dxa" w:w="70"/>
-              <w:right w:type="dxa" w:w="90"/>
-            </w:tcMar>
-          </w:tcPr>
-          <w:p>
-            <w:pPr>
-              <w:spacing w:after="0" w:line="250" w:lineRule="exact"/>
-            </w:pPr>
-            <w:r>
-              <w:rPr>
-                <w:rFonts w:ascii="游ゴシック" w:cs="游ゴシック" w:eastAsia="游ゴシック" w:hAnsi="游ゴシック"/>
-                <w:b w:val="false"/>
-                <w:bCs w:val="false"/>
-                <w:color w:val="000000"/>
-                <w:sz w:val="17"/>
-                <w:szCs w:val="17"/>
-              </w:rPr>
-              <w:t xml:space="preserve">1</w:t>
-            </w:r>
-          </w:p>
-        </w:tc>
-        <w:tc>
-          <w:tcPr>
-            <w:tcW w:type="dxa" w:w="3182"/>
+            <w:tcW w:type="dxa" w:w="468"/>
+            <w:shd w:fill="FFFFFF" w:val="clear"/>
+            <w:tcMar>
+              <w:top w:type="dxa" w:w="70"/>
+              <w:left w:type="dxa" w:w="90"/>
+              <w:bottom w:type="dxa" w:w="70"/>
+              <w:right w:type="dxa" w:w="90"/>
+            </w:tcMar>
+          </w:tcPr>
+          <w:p>
+            <w:pPr>
+              <w:spacing w:after="0" w:line="250" w:lineRule="exact"/>
+            </w:pPr>
+            <w:r>
+              <w:rPr>
+                <w:rFonts w:ascii="游ゴシック" w:cs="游ゴシック" w:eastAsia="游ゴシック" w:hAnsi="游ゴシック"/>
+                <w:b w:val="false"/>
+                <w:bCs w:val="false"/>
+                <w:color w:val="000000"/>
+                <w:sz w:val="17"/>
+                <w:szCs w:val="17"/>
+              </w:rPr>
+              <w:t xml:space="preserve">1
+Ｄ</w:t>
+            </w:r>
+          </w:p>
+        </w:tc>
+        <w:tc>
+          <w:tcPr>
+            <w:tcW w:type="dxa" w:w="3089"/>
             <w:shd w:fill="FFFFFF" w:val="clear"/>
             <w:tcMar>
               <w:top w:type="dxa" w:w="70"/>
@@ -867,7 +1180,7 @@
         </w:tc>
         <w:tc>
           <w:tcPr>
-            <w:tcW w:type="dxa" w:w="1873"/>
+            <w:tcW w:type="dxa" w:w="1872"/>
             <w:shd w:fill="FFFFFF" w:val="clear"/>
             <w:tcMar>
               <w:top w:type="dxa" w:w="70"/>
@@ -901,35 +1214,36 @@
         </w:trPr>
         <w:tc>
           <w:tcPr>
-            <w:tcW w:type="dxa" w:w="374"/>
-            <w:shd w:fill="FFFFFF" w:val="clear"/>
-            <w:tcMar>
-              <w:top w:type="dxa" w:w="70"/>
-              <w:left w:type="dxa" w:w="90"/>
-              <w:bottom w:type="dxa" w:w="70"/>
-              <w:right w:type="dxa" w:w="90"/>
-            </w:tcMar>
-          </w:tcPr>
-          <w:p>
-            <w:pPr>
-              <w:spacing w:after="0" w:line="250" w:lineRule="exact"/>
-            </w:pPr>
-            <w:r>
-              <w:rPr>
-                <w:rFonts w:ascii="游ゴシック" w:cs="游ゴシック" w:eastAsia="游ゴシック" w:hAnsi="游ゴシック"/>
-                <w:b w:val="false"/>
-                <w:bCs w:val="false"/>
-                <w:color w:val="000000"/>
-                <w:sz w:val="17"/>
-                <w:szCs w:val="17"/>
-              </w:rPr>
-              <w:t xml:space="preserve">2</w:t>
-            </w:r>
-          </w:p>
-        </w:tc>
-        <w:tc>
-          <w:tcPr>
-            <w:tcW w:type="dxa" w:w="3182"/>
+            <w:tcW w:type="dxa" w:w="468"/>
+            <w:shd w:fill="FFFFFF" w:val="clear"/>
+            <w:tcMar>
+              <w:top w:type="dxa" w:w="70"/>
+              <w:left w:type="dxa" w:w="90"/>
+              <w:bottom w:type="dxa" w:w="70"/>
+              <w:right w:type="dxa" w:w="90"/>
+            </w:tcMar>
+          </w:tcPr>
+          <w:p>
+            <w:pPr>
+              <w:spacing w:after="0" w:line="250" w:lineRule="exact"/>
+            </w:pPr>
+            <w:r>
+              <w:rPr>
+                <w:rFonts w:ascii="游ゴシック" w:cs="游ゴシック" w:eastAsia="游ゴシック" w:hAnsi="游ゴシック"/>
+                <w:b w:val="false"/>
+                <w:bCs w:val="false"/>
+                <w:color w:val="000000"/>
+                <w:sz w:val="17"/>
+                <w:szCs w:val="17"/>
+              </w:rPr>
+              <w:t xml:space="preserve">2
+Ｄ</w:t>
+            </w:r>
+          </w:p>
+        </w:tc>
+        <w:tc>
+          <w:tcPr>
+            <w:tcW w:type="dxa" w:w="3089"/>
             <w:shd w:fill="FFFFFF" w:val="clear"/>
             <w:tcMar>
               <w:top w:type="dxa" w:w="70"/>
@@ -1013,7 +1327,7 @@
         </w:tc>
         <w:tc>
           <w:tcPr>
-            <w:tcW w:type="dxa" w:w="1873"/>
+            <w:tcW w:type="dxa" w:w="1872"/>
             <w:shd w:fill="FFFFFF" w:val="clear"/>
             <w:tcMar>
               <w:top w:type="dxa" w:w="70"/>
@@ -1047,35 +1361,36 @@
         </w:trPr>
         <w:tc>
           <w:tcPr>
-            <w:tcW w:type="dxa" w:w="374"/>
-            <w:shd w:fill="FFFFFF" w:val="clear"/>
-            <w:tcMar>
-              <w:top w:type="dxa" w:w="70"/>
-              <w:left w:type="dxa" w:w="90"/>
-              <w:bottom w:type="dxa" w:w="70"/>
-              <w:right w:type="dxa" w:w="90"/>
-            </w:tcMar>
-          </w:tcPr>
-          <w:p>
-            <w:pPr>
-              <w:spacing w:after="0" w:line="250" w:lineRule="exact"/>
-            </w:pPr>
-            <w:r>
-              <w:rPr>
-                <w:rFonts w:ascii="游ゴシック" w:cs="游ゴシック" w:eastAsia="游ゴシック" w:hAnsi="游ゴシック"/>
-                <w:b w:val="false"/>
-                <w:bCs w:val="false"/>
-                <w:color w:val="000000"/>
-                <w:sz w:val="17"/>
-                <w:szCs w:val="17"/>
-              </w:rPr>
-              <w:t xml:space="preserve">3</w:t>
-            </w:r>
-          </w:p>
-        </w:tc>
-        <w:tc>
-          <w:tcPr>
-            <w:tcW w:type="dxa" w:w="3182"/>
+            <w:tcW w:type="dxa" w:w="468"/>
+            <w:shd w:fill="FFFFFF" w:val="clear"/>
+            <w:tcMar>
+              <w:top w:type="dxa" w:w="70"/>
+              <w:left w:type="dxa" w:w="90"/>
+              <w:bottom w:type="dxa" w:w="70"/>
+              <w:right w:type="dxa" w:w="90"/>
+            </w:tcMar>
+          </w:tcPr>
+          <w:p>
+            <w:pPr>
+              <w:spacing w:after="0" w:line="250" w:lineRule="exact"/>
+            </w:pPr>
+            <w:r>
+              <w:rPr>
+                <w:rFonts w:ascii="游ゴシック" w:cs="游ゴシック" w:eastAsia="游ゴシック" w:hAnsi="游ゴシック"/>
+                <w:b w:val="false"/>
+                <w:bCs w:val="false"/>
+                <w:color w:val="000000"/>
+                <w:sz w:val="17"/>
+                <w:szCs w:val="17"/>
+              </w:rPr>
+              <w:t xml:space="preserve">3
+Ｄ</w:t>
+            </w:r>
+          </w:p>
+        </w:tc>
+        <w:tc>
+          <w:tcPr>
+            <w:tcW w:type="dxa" w:w="3089"/>
             <w:shd w:fill="FFFFFF" w:val="clear"/>
             <w:tcMar>
               <w:top w:type="dxa" w:w="70"/>
@@ -1159,7 +1474,7 @@
         </w:tc>
         <w:tc>
           <w:tcPr>
-            <w:tcW w:type="dxa" w:w="1873"/>
+            <w:tcW w:type="dxa" w:w="1872"/>
             <w:shd w:fill="FFFFFF" w:val="clear"/>
             <w:tcMar>
               <w:top w:type="dxa" w:w="70"/>
@@ -1193,35 +1508,36 @@
         </w:trPr>
         <w:tc>
           <w:tcPr>
-            <w:tcW w:type="dxa" w:w="374"/>
-            <w:shd w:fill="FFFFFF" w:val="clear"/>
-            <w:tcMar>
-              <w:top w:type="dxa" w:w="70"/>
-              <w:left w:type="dxa" w:w="90"/>
-              <w:bottom w:type="dxa" w:w="70"/>
-              <w:right w:type="dxa" w:w="90"/>
-            </w:tcMar>
-          </w:tcPr>
-          <w:p>
-            <w:pPr>
-              <w:spacing w:after="0" w:line="250" w:lineRule="exact"/>
-            </w:pPr>
-            <w:r>
-              <w:rPr>
-                <w:rFonts w:ascii="游ゴシック" w:cs="游ゴシック" w:eastAsia="游ゴシック" w:hAnsi="游ゴシック"/>
-                <w:b w:val="false"/>
-                <w:bCs w:val="false"/>
-                <w:color w:val="000000"/>
-                <w:sz w:val="17"/>
-                <w:szCs w:val="17"/>
-              </w:rPr>
-              <w:t xml:space="preserve">4</w:t>
-            </w:r>
-          </w:p>
-        </w:tc>
-        <w:tc>
-          <w:tcPr>
-            <w:tcW w:type="dxa" w:w="3182"/>
+            <w:tcW w:type="dxa" w:w="468"/>
+            <w:shd w:fill="FFFFFF" w:val="clear"/>
+            <w:tcMar>
+              <w:top w:type="dxa" w:w="70"/>
+              <w:left w:type="dxa" w:w="90"/>
+              <w:bottom w:type="dxa" w:w="70"/>
+              <w:right w:type="dxa" w:w="90"/>
+            </w:tcMar>
+          </w:tcPr>
+          <w:p>
+            <w:pPr>
+              <w:spacing w:after="0" w:line="250" w:lineRule="exact"/>
+            </w:pPr>
+            <w:r>
+              <w:rPr>
+                <w:rFonts w:ascii="游ゴシック" w:cs="游ゴシック" w:eastAsia="游ゴシック" w:hAnsi="游ゴシック"/>
+                <w:b w:val="false"/>
+                <w:bCs w:val="false"/>
+                <w:color w:val="000000"/>
+                <w:sz w:val="17"/>
+                <w:szCs w:val="17"/>
+              </w:rPr>
+              <w:t xml:space="preserve">4
+Ｄ</w:t>
+            </w:r>
+          </w:p>
+        </w:tc>
+        <w:tc>
+          <w:tcPr>
+            <w:tcW w:type="dxa" w:w="3089"/>
             <w:shd w:fill="FFFFFF" w:val="clear"/>
             <w:tcMar>
               <w:top w:type="dxa" w:w="70"/>
@@ -1305,7 +1621,7 @@
         </w:tc>
         <w:tc>
           <w:tcPr>
-            <w:tcW w:type="dxa" w:w="1873"/>
+            <w:tcW w:type="dxa" w:w="1872"/>
             <w:shd w:fill="FFFFFF" w:val="clear"/>
             <w:tcMar>
               <w:top w:type="dxa" w:w="70"/>
@@ -1339,35 +1655,36 @@
         </w:trPr>
         <w:tc>
           <w:tcPr>
-            <w:tcW w:type="dxa" w:w="374"/>
-            <w:shd w:fill="FFFFFF" w:val="clear"/>
-            <w:tcMar>
-              <w:top w:type="dxa" w:w="70"/>
-              <w:left w:type="dxa" w:w="90"/>
-              <w:bottom w:type="dxa" w:w="70"/>
-              <w:right w:type="dxa" w:w="90"/>
-            </w:tcMar>
-          </w:tcPr>
-          <w:p>
-            <w:pPr>
-              <w:spacing w:after="0" w:line="250" w:lineRule="exact"/>
-            </w:pPr>
-            <w:r>
-              <w:rPr>
-                <w:rFonts w:ascii="游ゴシック" w:cs="游ゴシック" w:eastAsia="游ゴシック" w:hAnsi="游ゴシック"/>
-                <w:b w:val="false"/>
-                <w:bCs w:val="false"/>
-                <w:color w:val="000000"/>
-                <w:sz w:val="17"/>
-                <w:szCs w:val="17"/>
-              </w:rPr>
-              <w:t xml:space="preserve">5</w:t>
-            </w:r>
-          </w:p>
-        </w:tc>
-        <w:tc>
-          <w:tcPr>
-            <w:tcW w:type="dxa" w:w="3182"/>
+            <w:tcW w:type="dxa" w:w="468"/>
+            <w:shd w:fill="FFFFFF" w:val="clear"/>
+            <w:tcMar>
+              <w:top w:type="dxa" w:w="70"/>
+              <w:left w:type="dxa" w:w="90"/>
+              <w:bottom w:type="dxa" w:w="70"/>
+              <w:right w:type="dxa" w:w="90"/>
+            </w:tcMar>
+          </w:tcPr>
+          <w:p>
+            <w:pPr>
+              <w:spacing w:after="0" w:line="250" w:lineRule="exact"/>
+            </w:pPr>
+            <w:r>
+              <w:rPr>
+                <w:rFonts w:ascii="游ゴシック" w:cs="游ゴシック" w:eastAsia="游ゴシック" w:hAnsi="游ゴシック"/>
+                <w:b w:val="false"/>
+                <w:bCs w:val="false"/>
+                <w:color w:val="000000"/>
+                <w:sz w:val="17"/>
+                <w:szCs w:val="17"/>
+              </w:rPr>
+              <w:t xml:space="preserve">5
+Ｄ</w:t>
+            </w:r>
+          </w:p>
+        </w:tc>
+        <w:tc>
+          <w:tcPr>
+            <w:tcW w:type="dxa" w:w="3089"/>
             <w:shd w:fill="FFFFFF" w:val="clear"/>
             <w:tcMar>
               <w:top w:type="dxa" w:w="70"/>
@@ -1451,7 +1768,7 @@
         </w:tc>
         <w:tc>
           <w:tcPr>
-            <w:tcW w:type="dxa" w:w="1873"/>
+            <w:tcW w:type="dxa" w:w="1872"/>
             <w:shd w:fill="FFFFFF" w:val="clear"/>
             <w:tcMar>
               <w:top w:type="dxa" w:w="70"/>
@@ -1485,35 +1802,36 @@
         </w:trPr>
         <w:tc>
           <w:tcPr>
-            <w:tcW w:type="dxa" w:w="374"/>
-            <w:shd w:fill="FFFFFF" w:val="clear"/>
-            <w:tcMar>
-              <w:top w:type="dxa" w:w="70"/>
-              <w:left w:type="dxa" w:w="90"/>
-              <w:bottom w:type="dxa" w:w="70"/>
-              <w:right w:type="dxa" w:w="90"/>
-            </w:tcMar>
-          </w:tcPr>
-          <w:p>
-            <w:pPr>
-              <w:spacing w:after="0" w:line="250" w:lineRule="exact"/>
-            </w:pPr>
-            <w:r>
-              <w:rPr>
-                <w:rFonts w:ascii="游ゴシック" w:cs="游ゴシック" w:eastAsia="游ゴシック" w:hAnsi="游ゴシック"/>
-                <w:b w:val="false"/>
-                <w:bCs w:val="false"/>
-                <w:color w:val="000000"/>
-                <w:sz w:val="17"/>
-                <w:szCs w:val="17"/>
-              </w:rPr>
-              <w:t xml:space="preserve">6</w:t>
-            </w:r>
-          </w:p>
-        </w:tc>
-        <w:tc>
-          <w:tcPr>
-            <w:tcW w:type="dxa" w:w="3182"/>
+            <w:tcW w:type="dxa" w:w="468"/>
+            <w:shd w:fill="FFFFFF" w:val="clear"/>
+            <w:tcMar>
+              <w:top w:type="dxa" w:w="70"/>
+              <w:left w:type="dxa" w:w="90"/>
+              <w:bottom w:type="dxa" w:w="70"/>
+              <w:right w:type="dxa" w:w="90"/>
+            </w:tcMar>
+          </w:tcPr>
+          <w:p>
+            <w:pPr>
+              <w:spacing w:after="0" w:line="250" w:lineRule="exact"/>
+            </w:pPr>
+            <w:r>
+              <w:rPr>
+                <w:rFonts w:ascii="游ゴシック" w:cs="游ゴシック" w:eastAsia="游ゴシック" w:hAnsi="游ゴシック"/>
+                <w:b w:val="false"/>
+                <w:bCs w:val="false"/>
+                <w:color w:val="000000"/>
+                <w:sz w:val="17"/>
+                <w:szCs w:val="17"/>
+              </w:rPr>
+              <w:t xml:space="preserve">6
+Ｄ</w:t>
+            </w:r>
+          </w:p>
+        </w:tc>
+        <w:tc>
+          <w:tcPr>
+            <w:tcW w:type="dxa" w:w="3089"/>
             <w:shd w:fill="FFFFFF" w:val="clear"/>
             <w:tcMar>
               <w:top w:type="dxa" w:w="70"/>
@@ -1597,7 +1915,7 @@
         </w:tc>
         <w:tc>
           <w:tcPr>
-            <w:tcW w:type="dxa" w:w="1873"/>
+            <w:tcW w:type="dxa" w:w="1872"/>
             <w:shd w:fill="FFFFFF" w:val="clear"/>
             <w:tcMar>
               <w:top w:type="dxa" w:w="70"/>
@@ -1683,11 +2001,11 @@
         <w:tblLayout w:type="fixed"/>
       </w:tblPr>
       <w:tblGrid>
-        <w:gridCol w:w="374"/>
-        <w:gridCol w:w="3182"/>
+        <w:gridCol w:w="468"/>
+        <w:gridCol w:w="3089"/>
         <w:gridCol w:w="2714"/>
         <w:gridCol w:w="1217"/>
-        <w:gridCol w:w="1873"/>
+        <w:gridCol w:w="1872"/>
       </w:tblGrid>
       <w:tr>
         <w:trPr>
@@ -1696,7 +2014,7 @@
         </w:trPr>
         <w:tc>
           <w:tcPr>
-            <w:tcW w:type="dxa" w:w="374"/>
+            <w:tcW w:type="dxa" w:w="468"/>
             <w:shd w:fill="2E75B6" w:val="clear"/>
             <w:tcMar>
               <w:top w:type="dxa" w:w="70"/>
@@ -1719,13 +2037,14 @@
                 <w:sz w:val="17"/>
                 <w:szCs w:val="17"/>
               </w:rPr>
-              <w:t xml:space="preserve">#</w:t>
-            </w:r>
-          </w:p>
-        </w:tc>
-        <w:tc>
-          <w:tcPr>
-            <w:tcW w:type="dxa" w:w="3182"/>
+              <w:t xml:space="preserve">#
+区分</w:t>
+            </w:r>
+          </w:p>
+        </w:tc>
+        <w:tc>
+          <w:tcPr>
+            <w:tcW w:type="dxa" w:w="3089"/>
             <w:shd w:fill="2E75B6" w:val="clear"/>
             <w:tcMar>
               <w:top w:type="dxa" w:w="70"/>
@@ -1812,7 +2131,7 @@
         </w:tc>
         <w:tc>
           <w:tcPr>
-            <w:tcW w:type="dxa" w:w="1873"/>
+            <w:tcW w:type="dxa" w:w="1872"/>
             <w:shd w:fill="2E75B6" w:val="clear"/>
             <w:tcMar>
               <w:top w:type="dxa" w:w="70"/>
@@ -1847,35 +2166,36 @@
         </w:trPr>
         <w:tc>
           <w:tcPr>
-            <w:tcW w:type="dxa" w:w="374"/>
-            <w:shd w:fill="FFFFFF" w:val="clear"/>
-            <w:tcMar>
-              <w:top w:type="dxa" w:w="70"/>
-              <w:left w:type="dxa" w:w="90"/>
-              <w:bottom w:type="dxa" w:w="70"/>
-              <w:right w:type="dxa" w:w="90"/>
-            </w:tcMar>
-          </w:tcPr>
-          <w:p>
-            <w:pPr>
-              <w:spacing w:after="0" w:line="250" w:lineRule="exact"/>
-            </w:pPr>
-            <w:r>
-              <w:rPr>
-                <w:rFonts w:ascii="游ゴシック" w:cs="游ゴシック" w:eastAsia="游ゴシック" w:hAnsi="游ゴシック"/>
-                <w:b w:val="false"/>
-                <w:bCs w:val="false"/>
-                <w:color w:val="000000"/>
-                <w:sz w:val="17"/>
-                <w:szCs w:val="17"/>
-              </w:rPr>
-              <w:t xml:space="preserve">1</w:t>
-            </w:r>
-          </w:p>
-        </w:tc>
-        <w:tc>
-          <w:tcPr>
-            <w:tcW w:type="dxa" w:w="3182"/>
+            <w:tcW w:type="dxa" w:w="468"/>
+            <w:shd w:fill="FFFFFF" w:val="clear"/>
+            <w:tcMar>
+              <w:top w:type="dxa" w:w="70"/>
+              <w:left w:type="dxa" w:w="90"/>
+              <w:bottom w:type="dxa" w:w="70"/>
+              <w:right w:type="dxa" w:w="90"/>
+            </w:tcMar>
+          </w:tcPr>
+          <w:p>
+            <w:pPr>
+              <w:spacing w:after="0" w:line="250" w:lineRule="exact"/>
+            </w:pPr>
+            <w:r>
+              <w:rPr>
+                <w:rFonts w:ascii="游ゴシック" w:cs="游ゴシック" w:eastAsia="游ゴシック" w:hAnsi="游ゴシック"/>
+                <w:b w:val="false"/>
+                <w:bCs w:val="false"/>
+                <w:color w:val="000000"/>
+                <w:sz w:val="17"/>
+                <w:szCs w:val="17"/>
+              </w:rPr>
+              <w:t xml:space="preserve">1
+Ｄ</w:t>
+            </w:r>
+          </w:p>
+        </w:tc>
+        <w:tc>
+          <w:tcPr>
+            <w:tcW w:type="dxa" w:w="3089"/>
             <w:shd w:fill="FFFFFF" w:val="clear"/>
             <w:tcMar>
               <w:top w:type="dxa" w:w="70"/>
@@ -1959,7 +2279,7 @@
         </w:tc>
         <w:tc>
           <w:tcPr>
-            <w:tcW w:type="dxa" w:w="1873"/>
+            <w:tcW w:type="dxa" w:w="1872"/>
             <w:shd w:fill="FFFFFF" w:val="clear"/>
             <w:tcMar>
               <w:top w:type="dxa" w:w="70"/>
@@ -1993,35 +2313,36 @@
         </w:trPr>
         <w:tc>
           <w:tcPr>
-            <w:tcW w:type="dxa" w:w="374"/>
-            <w:shd w:fill="FFFFFF" w:val="clear"/>
-            <w:tcMar>
-              <w:top w:type="dxa" w:w="70"/>
-              <w:left w:type="dxa" w:w="90"/>
-              <w:bottom w:type="dxa" w:w="70"/>
-              <w:right w:type="dxa" w:w="90"/>
-            </w:tcMar>
-          </w:tcPr>
-          <w:p>
-            <w:pPr>
-              <w:spacing w:after="0" w:line="250" w:lineRule="exact"/>
-            </w:pPr>
-            <w:r>
-              <w:rPr>
-                <w:rFonts w:ascii="游ゴシック" w:cs="游ゴシック" w:eastAsia="游ゴシック" w:hAnsi="游ゴシック"/>
-                <w:b w:val="false"/>
-                <w:bCs w:val="false"/>
-                <w:color w:val="000000"/>
-                <w:sz w:val="17"/>
-                <w:szCs w:val="17"/>
-              </w:rPr>
-              <w:t xml:space="preserve">2</w:t>
-            </w:r>
-          </w:p>
-        </w:tc>
-        <w:tc>
-          <w:tcPr>
-            <w:tcW w:type="dxa" w:w="3182"/>
+            <w:tcW w:type="dxa" w:w="468"/>
+            <w:shd w:fill="FFFFFF" w:val="clear"/>
+            <w:tcMar>
+              <w:top w:type="dxa" w:w="70"/>
+              <w:left w:type="dxa" w:w="90"/>
+              <w:bottom w:type="dxa" w:w="70"/>
+              <w:right w:type="dxa" w:w="90"/>
+            </w:tcMar>
+          </w:tcPr>
+          <w:p>
+            <w:pPr>
+              <w:spacing w:after="0" w:line="250" w:lineRule="exact"/>
+            </w:pPr>
+            <w:r>
+              <w:rPr>
+                <w:rFonts w:ascii="游ゴシック" w:cs="游ゴシック" w:eastAsia="游ゴシック" w:hAnsi="游ゴシック"/>
+                <w:b w:val="false"/>
+                <w:bCs w:val="false"/>
+                <w:color w:val="000000"/>
+                <w:sz w:val="17"/>
+                <w:szCs w:val="17"/>
+              </w:rPr>
+              <w:t xml:space="preserve">2
+Ｃ</w:t>
+            </w:r>
+          </w:p>
+        </w:tc>
+        <w:tc>
+          <w:tcPr>
+            <w:tcW w:type="dxa" w:w="3089"/>
             <w:shd w:fill="FFFFFF" w:val="clear"/>
             <w:tcMar>
               <w:top w:type="dxa" w:w="70"/>
@@ -2105,7 +2426,7 @@
         </w:tc>
         <w:tc>
           <w:tcPr>
-            <w:tcW w:type="dxa" w:w="1873"/>
+            <w:tcW w:type="dxa" w:w="1872"/>
             <w:shd w:fill="FFFFFF" w:val="clear"/>
             <w:tcMar>
               <w:top w:type="dxa" w:w="70"/>
@@ -2139,35 +2460,36 @@
         </w:trPr>
         <w:tc>
           <w:tcPr>
-            <w:tcW w:type="dxa" w:w="374"/>
-            <w:shd w:fill="FFFFFF" w:val="clear"/>
-            <w:tcMar>
-              <w:top w:type="dxa" w:w="70"/>
-              <w:left w:type="dxa" w:w="90"/>
-              <w:bottom w:type="dxa" w:w="70"/>
-              <w:right w:type="dxa" w:w="90"/>
-            </w:tcMar>
-          </w:tcPr>
-          <w:p>
-            <w:pPr>
-              <w:spacing w:after="0" w:line="250" w:lineRule="exact"/>
-            </w:pPr>
-            <w:r>
-              <w:rPr>
-                <w:rFonts w:ascii="游ゴシック" w:cs="游ゴシック" w:eastAsia="游ゴシック" w:hAnsi="游ゴシック"/>
-                <w:b w:val="false"/>
-                <w:bCs w:val="false"/>
-                <w:color w:val="000000"/>
-                <w:sz w:val="17"/>
-                <w:szCs w:val="17"/>
-              </w:rPr>
-              <w:t xml:space="preserve">3</w:t>
-            </w:r>
-          </w:p>
-        </w:tc>
-        <w:tc>
-          <w:tcPr>
-            <w:tcW w:type="dxa" w:w="3182"/>
+            <w:tcW w:type="dxa" w:w="468"/>
+            <w:shd w:fill="FFFFFF" w:val="clear"/>
+            <w:tcMar>
+              <w:top w:type="dxa" w:w="70"/>
+              <w:left w:type="dxa" w:w="90"/>
+              <w:bottom w:type="dxa" w:w="70"/>
+              <w:right w:type="dxa" w:w="90"/>
+            </w:tcMar>
+          </w:tcPr>
+          <w:p>
+            <w:pPr>
+              <w:spacing w:after="0" w:line="250" w:lineRule="exact"/>
+            </w:pPr>
+            <w:r>
+              <w:rPr>
+                <w:rFonts w:ascii="游ゴシック" w:cs="游ゴシック" w:eastAsia="游ゴシック" w:hAnsi="游ゴシック"/>
+                <w:b w:val="false"/>
+                <w:bCs w:val="false"/>
+                <w:color w:val="000000"/>
+                <w:sz w:val="17"/>
+                <w:szCs w:val="17"/>
+              </w:rPr>
+              <w:t xml:space="preserve">3
+Ｃ</w:t>
+            </w:r>
+          </w:p>
+        </w:tc>
+        <w:tc>
+          <w:tcPr>
+            <w:tcW w:type="dxa" w:w="3089"/>
             <w:shd w:fill="FFFFFF" w:val="clear"/>
             <w:tcMar>
               <w:top w:type="dxa" w:w="70"/>
@@ -2251,7 +2573,7 @@
         </w:tc>
         <w:tc>
           <w:tcPr>
-            <w:tcW w:type="dxa" w:w="1873"/>
+            <w:tcW w:type="dxa" w:w="1872"/>
             <w:shd w:fill="FFFFFF" w:val="clear"/>
             <w:tcMar>
               <w:top w:type="dxa" w:w="70"/>
@@ -2285,35 +2607,36 @@
         </w:trPr>
         <w:tc>
           <w:tcPr>
-            <w:tcW w:type="dxa" w:w="374"/>
-            <w:shd w:fill="FFFFFF" w:val="clear"/>
-            <w:tcMar>
-              <w:top w:type="dxa" w:w="70"/>
-              <w:left w:type="dxa" w:w="90"/>
-              <w:bottom w:type="dxa" w:w="70"/>
-              <w:right w:type="dxa" w:w="90"/>
-            </w:tcMar>
-          </w:tcPr>
-          <w:p>
-            <w:pPr>
-              <w:spacing w:after="0" w:line="250" w:lineRule="exact"/>
-            </w:pPr>
-            <w:r>
-              <w:rPr>
-                <w:rFonts w:ascii="游ゴシック" w:cs="游ゴシック" w:eastAsia="游ゴシック" w:hAnsi="游ゴシック"/>
-                <w:b w:val="false"/>
-                <w:bCs w:val="false"/>
-                <w:color w:val="000000"/>
-                <w:sz w:val="17"/>
-                <w:szCs w:val="17"/>
-              </w:rPr>
-              <w:t xml:space="preserve">4</w:t>
-            </w:r>
-          </w:p>
-        </w:tc>
-        <w:tc>
-          <w:tcPr>
-            <w:tcW w:type="dxa" w:w="3182"/>
+            <w:tcW w:type="dxa" w:w="468"/>
+            <w:shd w:fill="FFFFFF" w:val="clear"/>
+            <w:tcMar>
+              <w:top w:type="dxa" w:w="70"/>
+              <w:left w:type="dxa" w:w="90"/>
+              <w:bottom w:type="dxa" w:w="70"/>
+              <w:right w:type="dxa" w:w="90"/>
+            </w:tcMar>
+          </w:tcPr>
+          <w:p>
+            <w:pPr>
+              <w:spacing w:after="0" w:line="250" w:lineRule="exact"/>
+            </w:pPr>
+            <w:r>
+              <w:rPr>
+                <w:rFonts w:ascii="游ゴシック" w:cs="游ゴシック" w:eastAsia="游ゴシック" w:hAnsi="游ゴシック"/>
+                <w:b w:val="false"/>
+                <w:bCs w:val="false"/>
+                <w:color w:val="000000"/>
+                <w:sz w:val="17"/>
+                <w:szCs w:val="17"/>
+              </w:rPr>
+              <w:t xml:space="preserve">4
+Ｄ</w:t>
+            </w:r>
+          </w:p>
+        </w:tc>
+        <w:tc>
+          <w:tcPr>
+            <w:tcW w:type="dxa" w:w="3089"/>
             <w:shd w:fill="FFFFFF" w:val="clear"/>
             <w:tcMar>
               <w:top w:type="dxa" w:w="70"/>
@@ -2397,7 +2720,7 @@
         </w:tc>
         <w:tc>
           <w:tcPr>
-            <w:tcW w:type="dxa" w:w="1873"/>
+            <w:tcW w:type="dxa" w:w="1872"/>
             <w:shd w:fill="FFFFFF" w:val="clear"/>
             <w:tcMar>
               <w:top w:type="dxa" w:w="70"/>
@@ -2431,35 +2754,36 @@
         </w:trPr>
         <w:tc>
           <w:tcPr>
-            <w:tcW w:type="dxa" w:w="374"/>
-            <w:shd w:fill="FFFFFF" w:val="clear"/>
-            <w:tcMar>
-              <w:top w:type="dxa" w:w="70"/>
-              <w:left w:type="dxa" w:w="90"/>
-              <w:bottom w:type="dxa" w:w="70"/>
-              <w:right w:type="dxa" w:w="90"/>
-            </w:tcMar>
-          </w:tcPr>
-          <w:p>
-            <w:pPr>
-              <w:spacing w:after="0" w:line="250" w:lineRule="exact"/>
-            </w:pPr>
-            <w:r>
-              <w:rPr>
-                <w:rFonts w:ascii="游ゴシック" w:cs="游ゴシック" w:eastAsia="游ゴシック" w:hAnsi="游ゴシック"/>
-                <w:b w:val="false"/>
-                <w:bCs w:val="false"/>
-                <w:color w:val="000000"/>
-                <w:sz w:val="17"/>
-                <w:szCs w:val="17"/>
-              </w:rPr>
-              <w:t xml:space="preserve">5</w:t>
-            </w:r>
-          </w:p>
-        </w:tc>
-        <w:tc>
-          <w:tcPr>
-            <w:tcW w:type="dxa" w:w="3182"/>
+            <w:tcW w:type="dxa" w:w="468"/>
+            <w:shd w:fill="FFFFFF" w:val="clear"/>
+            <w:tcMar>
+              <w:top w:type="dxa" w:w="70"/>
+              <w:left w:type="dxa" w:w="90"/>
+              <w:bottom w:type="dxa" w:w="70"/>
+              <w:right w:type="dxa" w:w="90"/>
+            </w:tcMar>
+          </w:tcPr>
+          <w:p>
+            <w:pPr>
+              <w:spacing w:after="0" w:line="250" w:lineRule="exact"/>
+            </w:pPr>
+            <w:r>
+              <w:rPr>
+                <w:rFonts w:ascii="游ゴシック" w:cs="游ゴシック" w:eastAsia="游ゴシック" w:hAnsi="游ゴシック"/>
+                <w:b w:val="false"/>
+                <w:bCs w:val="false"/>
+                <w:color w:val="000000"/>
+                <w:sz w:val="17"/>
+                <w:szCs w:val="17"/>
+              </w:rPr>
+              <w:t xml:space="preserve">5
+Ｄ</w:t>
+            </w:r>
+          </w:p>
+        </w:tc>
+        <w:tc>
+          <w:tcPr>
+            <w:tcW w:type="dxa" w:w="3089"/>
             <w:shd w:fill="FFFFFF" w:val="clear"/>
             <w:tcMar>
               <w:top w:type="dxa" w:w="70"/>
@@ -2543,7 +2867,7 @@
         </w:tc>
         <w:tc>
           <w:tcPr>
-            <w:tcW w:type="dxa" w:w="1873"/>
+            <w:tcW w:type="dxa" w:w="1872"/>
             <w:shd w:fill="FFFFFF" w:val="clear"/>
             <w:tcMar>
               <w:top w:type="dxa" w:w="70"/>
@@ -2577,35 +2901,36 @@
         </w:trPr>
         <w:tc>
           <w:tcPr>
-            <w:tcW w:type="dxa" w:w="374"/>
-            <w:shd w:fill="FFFFFF" w:val="clear"/>
-            <w:tcMar>
-              <w:top w:type="dxa" w:w="70"/>
-              <w:left w:type="dxa" w:w="90"/>
-              <w:bottom w:type="dxa" w:w="70"/>
-              <w:right w:type="dxa" w:w="90"/>
-            </w:tcMar>
-          </w:tcPr>
-          <w:p>
-            <w:pPr>
-              <w:spacing w:after="0" w:line="250" w:lineRule="exact"/>
-            </w:pPr>
-            <w:r>
-              <w:rPr>
-                <w:rFonts w:ascii="游ゴシック" w:cs="游ゴシック" w:eastAsia="游ゴシック" w:hAnsi="游ゴシック"/>
-                <w:b w:val="false"/>
-                <w:bCs w:val="false"/>
-                <w:color w:val="000000"/>
-                <w:sz w:val="17"/>
-                <w:szCs w:val="17"/>
-              </w:rPr>
-              <w:t xml:space="preserve">6</w:t>
-            </w:r>
-          </w:p>
-        </w:tc>
-        <w:tc>
-          <w:tcPr>
-            <w:tcW w:type="dxa" w:w="3182"/>
+            <w:tcW w:type="dxa" w:w="468"/>
+            <w:shd w:fill="FFFFFF" w:val="clear"/>
+            <w:tcMar>
+              <w:top w:type="dxa" w:w="70"/>
+              <w:left w:type="dxa" w:w="90"/>
+              <w:bottom w:type="dxa" w:w="70"/>
+              <w:right w:type="dxa" w:w="90"/>
+            </w:tcMar>
+          </w:tcPr>
+          <w:p>
+            <w:pPr>
+              <w:spacing w:after="0" w:line="250" w:lineRule="exact"/>
+            </w:pPr>
+            <w:r>
+              <w:rPr>
+                <w:rFonts w:ascii="游ゴシック" w:cs="游ゴシック" w:eastAsia="游ゴシック" w:hAnsi="游ゴシック"/>
+                <w:b w:val="false"/>
+                <w:bCs w:val="false"/>
+                <w:color w:val="000000"/>
+                <w:sz w:val="17"/>
+                <w:szCs w:val="17"/>
+              </w:rPr>
+              <w:t xml:space="preserve">6
+Ｄ</w:t>
+            </w:r>
+          </w:p>
+        </w:tc>
+        <w:tc>
+          <w:tcPr>
+            <w:tcW w:type="dxa" w:w="3089"/>
             <w:shd w:fill="FFFFFF" w:val="clear"/>
             <w:tcMar>
               <w:top w:type="dxa" w:w="70"/>
@@ -2689,7 +3014,7 @@
         </w:tc>
         <w:tc>
           <w:tcPr>
-            <w:tcW w:type="dxa" w:w="1873"/>
+            <w:tcW w:type="dxa" w:w="1872"/>
             <w:shd w:fill="FFFFFF" w:val="clear"/>
             <w:tcMar>
               <w:top w:type="dxa" w:w="70"/>
@@ -2717,6 +3042,2058 @@
         </w:tc>
       </w:tr>
     </w:tbl>
+    <w:p>
+      <w:r>
+        <w:br w:type="page"/>
+      </w:r>
+    </w:p>
+    <w:p>
+      <w:pPr>
+        <w:pStyle w:val="Heading1"/>
+        <w:keepNext/>
+        <w:shd w:fill="1F3864" w:val="clear"/>
+        <w:spacing w:after="240" w:before="0"/>
+      </w:pPr>
+      <w:r>
+        <w:rPr>
+          <w:rFonts w:ascii="游ゴシック" w:cs="游ゴシック" w:eastAsia="游ゴシック" w:hAnsi="游ゴシック"/>
+          <w:b/>
+          <w:bCs/>
+          <w:color w:val="FFFFFF"/>
+          <w:sz w:val="26"/>
+          <w:szCs w:val="26"/>
+        </w:rPr>
+        <w:t xml:space="preserve">参考　当方で進める事項（21件）　―　ご回答は不要です</w:t>
+      </w:r>
+    </w:p>
+    <w:p>
+      <w:pPr>
+        <w:spacing w:after="200" w:line="300" w:lineRule="exact"/>
+      </w:pPr>
+      <w:r>
+        <w:rPr>
+          <w:rFonts w:ascii="游明朝" w:cs="游明朝" w:eastAsia="游明朝" w:hAnsi="游明朝"/>
+          <w:sz w:val="21"/>
+          <w:szCs w:val="21"/>
+        </w:rPr>
+        <w:t xml:space="preserve">次の事項は、国・県の原典および公表資料で当方が確かめられるものです。当方で解消すべき計算上・資料解釈上の疑問を村にお尋ねするのは筋が通らないため、本票から外しております。確認の結果は成果品に反映し、公表資料では村固有の事実を置き換えられないことが分かった場合は、改めてご照会いたします。</w:t>
+      </w:r>
+    </w:p>
+    <w:tbl>
+      <w:tblPr>
+        <w:tblW w:type="dxa" w:w="9360"/>
+        <w:tblBorders>
+          <w:top w:val="single" w:color="auto" w:sz="4"/>
+          <w:left w:val="single" w:color="auto" w:sz="4"/>
+          <w:bottom w:val="single" w:color="auto" w:sz="4"/>
+          <w:right w:val="single" w:color="auto" w:sz="4"/>
+          <w:insideH w:val="single" w:color="auto" w:sz="4"/>
+          <w:insideV w:val="single" w:color="auto" w:sz="4"/>
+        </w:tblBorders>
+        <w:tblLayout w:type="fixed"/>
+      </w:tblPr>
+      <w:tblGrid>
+        <w:gridCol w:w="374"/>
+        <w:gridCol w:w="4118"/>
+        <w:gridCol w:w="4868"/>
+      </w:tblGrid>
+      <w:tr>
+        <w:trPr>
+          <w:cantSplit/>
+          <w:tblHeader/>
+        </w:trPr>
+        <w:tc>
+          <w:tcPr>
+            <w:tcW w:type="dxa" w:w="374"/>
+            <w:shd w:fill="2E75B6" w:val="clear"/>
+            <w:tcMar>
+              <w:top w:type="dxa" w:w="70"/>
+              <w:left w:type="dxa" w:w="90"/>
+              <w:bottom w:type="dxa" w:w="70"/>
+              <w:right w:type="dxa" w:w="90"/>
+            </w:tcMar>
+          </w:tcPr>
+          <w:p>
+            <w:pPr>
+              <w:spacing w:after="0" w:line="250" w:lineRule="exact"/>
+              <w:jc w:val="center"/>
+            </w:pPr>
+            <w:r>
+              <w:rPr>
+                <w:rFonts w:ascii="游ゴシック" w:cs="游ゴシック" w:eastAsia="游ゴシック" w:hAnsi="游ゴシック"/>
+                <w:b/>
+                <w:bCs/>
+                <w:color w:val="FFFFFF"/>
+                <w:sz w:val="17"/>
+                <w:szCs w:val="17"/>
+              </w:rPr>
+              <w:t xml:space="preserve">#</w:t>
+            </w:r>
+          </w:p>
+        </w:tc>
+        <w:tc>
+          <w:tcPr>
+            <w:tcW w:type="dxa" w:w="4118"/>
+            <w:shd w:fill="2E75B6" w:val="clear"/>
+            <w:tcMar>
+              <w:top w:type="dxa" w:w="70"/>
+              <w:left w:type="dxa" w:w="90"/>
+              <w:bottom w:type="dxa" w:w="70"/>
+              <w:right w:type="dxa" w:w="90"/>
+            </w:tcMar>
+          </w:tcPr>
+          <w:p>
+            <w:pPr>
+              <w:spacing w:after="0" w:line="250" w:lineRule="exact"/>
+              <w:jc w:val="center"/>
+            </w:pPr>
+            <w:r>
+              <w:rPr>
+                <w:rFonts w:ascii="游ゴシック" w:cs="游ゴシック" w:eastAsia="游ゴシック" w:hAnsi="游ゴシック"/>
+                <w:b/>
+                <w:bCs/>
+                <w:color w:val="FFFFFF"/>
+                <w:sz w:val="17"/>
+                <w:szCs w:val="17"/>
+              </w:rPr>
+              <w:t xml:space="preserve">事項</w:t>
+            </w:r>
+          </w:p>
+        </w:tc>
+        <w:tc>
+          <w:tcPr>
+            <w:tcW w:type="dxa" w:w="4868"/>
+            <w:shd w:fill="2E75B6" w:val="clear"/>
+            <w:tcMar>
+              <w:top w:type="dxa" w:w="70"/>
+              <w:left w:type="dxa" w:w="90"/>
+              <w:bottom w:type="dxa" w:w="70"/>
+              <w:right w:type="dxa" w:w="90"/>
+            </w:tcMar>
+          </w:tcPr>
+          <w:p>
+            <w:pPr>
+              <w:spacing w:after="0" w:line="250" w:lineRule="exact"/>
+              <w:jc w:val="center"/>
+            </w:pPr>
+            <w:r>
+              <w:rPr>
+                <w:rFonts w:ascii="游ゴシック" w:cs="游ゴシック" w:eastAsia="游ゴシック" w:hAnsi="游ゴシック"/>
+                <w:b/>
+                <w:bCs/>
+                <w:color w:val="FFFFFF"/>
+                <w:sz w:val="17"/>
+                <w:szCs w:val="17"/>
+              </w:rPr>
+              <w:t xml:space="preserve">当方で行うこと</w:t>
+            </w:r>
+          </w:p>
+        </w:tc>
+      </w:tr>
+      <w:tr>
+        <w:trPr>
+          <w:cantSplit/>
+          <w:trHeight w:val="700" w:hRule="atLeast"/>
+        </w:trPr>
+        <w:tc>
+          <w:tcPr>
+            <w:tcW w:type="dxa" w:w="374"/>
+            <w:shd w:fill="FFFFFF" w:val="clear"/>
+            <w:tcMar>
+              <w:top w:type="dxa" w:w="70"/>
+              <w:left w:type="dxa" w:w="90"/>
+              <w:bottom w:type="dxa" w:w="70"/>
+              <w:right w:type="dxa" w:w="90"/>
+            </w:tcMar>
+          </w:tcPr>
+          <w:p>
+            <w:pPr>
+              <w:spacing w:after="0" w:line="250" w:lineRule="exact"/>
+            </w:pPr>
+            <w:r>
+              <w:rPr>
+                <w:rFonts w:ascii="游ゴシック" w:cs="游ゴシック" w:eastAsia="游ゴシック" w:hAnsi="游ゴシック"/>
+                <w:b w:val="false"/>
+                <w:bCs w:val="false"/>
+                <w:color w:val="000000"/>
+                <w:sz w:val="17"/>
+                <w:szCs w:val="17"/>
+              </w:rPr>
+              <w:t xml:space="preserve">1</w:t>
+            </w:r>
+          </w:p>
+        </w:tc>
+        <w:tc>
+          <w:tcPr>
+            <w:tcW w:type="dxa" w:w="4118"/>
+            <w:shd w:fill="FFFFFF" w:val="clear"/>
+            <w:tcMar>
+              <w:top w:type="dxa" w:w="70"/>
+              <w:left w:type="dxa" w:w="90"/>
+              <w:bottom w:type="dxa" w:w="70"/>
+              <w:right w:type="dxa" w:w="90"/>
+            </w:tcMar>
+          </w:tcPr>
+          <w:p>
+            <w:pPr>
+              <w:spacing w:after="0" w:line="250" w:lineRule="exact"/>
+            </w:pPr>
+            <w:r>
+              <w:rPr>
+                <w:rFonts w:ascii="游ゴシック" w:cs="游ゴシック" w:eastAsia="游ゴシック" w:hAnsi="游ゴシック"/>
+                <w:b w:val="false"/>
+                <w:bCs w:val="false"/>
+                <w:color w:val="000000"/>
+                <w:sz w:val="17"/>
+                <w:szCs w:val="17"/>
+              </w:rPr>
+              <w:t xml:space="preserve">令和8年法律第51号により介護保険法第117条に加わった記載事項の第10期計画への適用</w:t>
+            </w:r>
+          </w:p>
+        </w:tc>
+        <w:tc>
+          <w:tcPr>
+            <w:tcW w:type="dxa" w:w="4868"/>
+            <w:shd w:fill="FFFFFF" w:val="clear"/>
+            <w:tcMar>
+              <w:top w:type="dxa" w:w="70"/>
+              <w:left w:type="dxa" w:w="90"/>
+              <w:bottom w:type="dxa" w:w="70"/>
+              <w:right w:type="dxa" w:w="90"/>
+            </w:tcMar>
+          </w:tcPr>
+          <w:p>
+            <w:pPr>
+              <w:spacing w:after="0" w:line="250" w:lineRule="exact"/>
+            </w:pPr>
+            <w:r>
+              <w:rPr>
+                <w:rFonts w:ascii="游ゴシック" w:cs="游ゴシック" w:eastAsia="游ゴシック" w:hAnsi="游ゴシック"/>
+                <w:b w:val="false"/>
+                <w:bCs w:val="false"/>
+                <w:color w:val="000000"/>
+                <w:sz w:val="17"/>
+                <w:szCs w:val="17"/>
+              </w:rPr>
+              <w:t xml:space="preserve">法律案要綱・新旧対照条文・課長会議資料を受領済みであり、当方が確定した（doc92〜94）</w:t>
+            </w:r>
+          </w:p>
+        </w:tc>
+      </w:tr>
+      <w:tr>
+        <w:trPr>
+          <w:cantSplit/>
+          <w:trHeight w:val="700" w:hRule="atLeast"/>
+        </w:trPr>
+        <w:tc>
+          <w:tcPr>
+            <w:tcW w:type="dxa" w:w="374"/>
+            <w:shd w:fill="FFFFFF" w:val="clear"/>
+            <w:tcMar>
+              <w:top w:type="dxa" w:w="70"/>
+              <w:left w:type="dxa" w:w="90"/>
+              <w:bottom w:type="dxa" w:w="70"/>
+              <w:right w:type="dxa" w:w="90"/>
+            </w:tcMar>
+          </w:tcPr>
+          <w:p>
+            <w:pPr>
+              <w:spacing w:after="0" w:line="250" w:lineRule="exact"/>
+            </w:pPr>
+            <w:r>
+              <w:rPr>
+                <w:rFonts w:ascii="游ゴシック" w:cs="游ゴシック" w:eastAsia="游ゴシック" w:hAnsi="游ゴシック"/>
+                <w:b w:val="false"/>
+                <w:bCs w:val="false"/>
+                <w:color w:val="000000"/>
+                <w:sz w:val="17"/>
+                <w:szCs w:val="17"/>
+              </w:rPr>
+              <w:t xml:space="preserve">2</w:t>
+            </w:r>
+          </w:p>
+        </w:tc>
+        <w:tc>
+          <w:tcPr>
+            <w:tcW w:type="dxa" w:w="4118"/>
+            <w:shd w:fill="FFFFFF" w:val="clear"/>
+            <w:tcMar>
+              <w:top w:type="dxa" w:w="70"/>
+              <w:left w:type="dxa" w:w="90"/>
+              <w:bottom w:type="dxa" w:w="70"/>
+              <w:right w:type="dxa" w:w="90"/>
+            </w:tcMar>
+          </w:tcPr>
+          <w:p>
+            <w:pPr>
+              <w:spacing w:after="0" w:line="250" w:lineRule="exact"/>
+            </w:pPr>
+            <w:r>
+              <w:rPr>
+                <w:rFonts w:ascii="游ゴシック" w:cs="游ゴシック" w:eastAsia="游ゴシック" w:hAnsi="游ゴシック"/>
+                <w:b w:val="false"/>
+                <w:bCs w:val="false"/>
+                <w:color w:val="000000"/>
+                <w:sz w:val="17"/>
+                <w:szCs w:val="17"/>
+              </w:rPr>
+              <w:t xml:space="preserve">ICF分析は標準設問のみで完結することの確認</w:t>
+            </w:r>
+          </w:p>
+        </w:tc>
+        <w:tc>
+          <w:tcPr>
+            <w:tcW w:type="dxa" w:w="4868"/>
+            <w:shd w:fill="FFFFFF" w:val="clear"/>
+            <w:tcMar>
+              <w:top w:type="dxa" w:w="70"/>
+              <w:left w:type="dxa" w:w="90"/>
+              <w:bottom w:type="dxa" w:w="70"/>
+              <w:right w:type="dxa" w:w="90"/>
+            </w:tcMar>
+          </w:tcPr>
+          <w:p>
+            <w:pPr>
+              <w:spacing w:after="0" w:line="250" w:lineRule="exact"/>
+            </w:pPr>
+            <w:r>
+              <w:rPr>
+                <w:rFonts w:ascii="游ゴシック" w:cs="游ゴシック" w:eastAsia="游ゴシック" w:hAnsi="游ゴシック"/>
+                <w:b w:val="false"/>
+                <w:bCs w:val="false"/>
+                <w:color w:val="000000"/>
+                <w:sz w:val="17"/>
+                <w:szCs w:val="17"/>
+              </w:rPr>
+              <w:t xml:space="preserve">当方の分析の設計である。標準設問の範囲で完結させる</w:t>
+            </w:r>
+          </w:p>
+        </w:tc>
+      </w:tr>
+      <w:tr>
+        <w:trPr>
+          <w:cantSplit/>
+          <w:trHeight w:val="700" w:hRule="atLeast"/>
+        </w:trPr>
+        <w:tc>
+          <w:tcPr>
+            <w:tcW w:type="dxa" w:w="374"/>
+            <w:shd w:fill="FFFFFF" w:val="clear"/>
+            <w:tcMar>
+              <w:top w:type="dxa" w:w="70"/>
+              <w:left w:type="dxa" w:w="90"/>
+              <w:bottom w:type="dxa" w:w="70"/>
+              <w:right w:type="dxa" w:w="90"/>
+            </w:tcMar>
+          </w:tcPr>
+          <w:p>
+            <w:pPr>
+              <w:spacing w:after="0" w:line="250" w:lineRule="exact"/>
+            </w:pPr>
+            <w:r>
+              <w:rPr>
+                <w:rFonts w:ascii="游ゴシック" w:cs="游ゴシック" w:eastAsia="游ゴシック" w:hAnsi="游ゴシック"/>
+                <w:b w:val="false"/>
+                <w:bCs w:val="false"/>
+                <w:color w:val="000000"/>
+                <w:sz w:val="17"/>
+                <w:szCs w:val="17"/>
+              </w:rPr>
+              <w:t xml:space="preserve">3</w:t>
+            </w:r>
+          </w:p>
+        </w:tc>
+        <w:tc>
+          <w:tcPr>
+            <w:tcW w:type="dxa" w:w="4118"/>
+            <w:shd w:fill="FFFFFF" w:val="clear"/>
+            <w:tcMar>
+              <w:top w:type="dxa" w:w="70"/>
+              <w:left w:type="dxa" w:w="90"/>
+              <w:bottom w:type="dxa" w:w="70"/>
+              <w:right w:type="dxa" w:w="90"/>
+            </w:tcMar>
+          </w:tcPr>
+          <w:p>
+            <w:pPr>
+              <w:spacing w:after="0" w:line="250" w:lineRule="exact"/>
+            </w:pPr>
+            <w:r>
+              <w:rPr>
+                <w:rFonts w:ascii="游ゴシック" w:cs="游ゴシック" w:eastAsia="游ゴシック" w:hAnsi="游ゴシック"/>
+                <w:b w:val="false"/>
+                <w:bCs w:val="false"/>
+                <w:color w:val="000000"/>
+                <w:sz w:val="17"/>
+                <w:szCs w:val="17"/>
+              </w:rPr>
+              <w:t xml:space="preserve">リスク判定10種の該当基準（見える化システムの算出方法との突合）</w:t>
+            </w:r>
+          </w:p>
+        </w:tc>
+        <w:tc>
+          <w:tcPr>
+            <w:tcW w:type="dxa" w:w="4868"/>
+            <w:shd w:fill="FFFFFF" w:val="clear"/>
+            <w:tcMar>
+              <w:top w:type="dxa" w:w="70"/>
+              <w:left w:type="dxa" w:w="90"/>
+              <w:bottom w:type="dxa" w:w="70"/>
+              <w:right w:type="dxa" w:w="90"/>
+            </w:tcMar>
+          </w:tcPr>
+          <w:p>
+            <w:pPr>
+              <w:spacing w:after="0" w:line="250" w:lineRule="exact"/>
+            </w:pPr>
+            <w:r>
+              <w:rPr>
+                <w:rFonts w:ascii="游ゴシック" w:cs="游ゴシック" w:eastAsia="游ゴシック" w:hAnsi="游ゴシック"/>
+                <w:b w:val="false"/>
+                <w:bCs w:val="false"/>
+                <w:color w:val="000000"/>
+                <w:sz w:val="17"/>
+                <w:szCs w:val="17"/>
+              </w:rPr>
+              <w:t xml:space="preserve">見える化システムの指標の算出方法は公表されている。当方が突き合わせる</w:t>
+            </w:r>
+          </w:p>
+        </w:tc>
+      </w:tr>
+      <w:tr>
+        <w:trPr>
+          <w:cantSplit/>
+          <w:trHeight w:val="700" w:hRule="atLeast"/>
+        </w:trPr>
+        <w:tc>
+          <w:tcPr>
+            <w:tcW w:type="dxa" w:w="374"/>
+            <w:shd w:fill="FFFFFF" w:val="clear"/>
+            <w:tcMar>
+              <w:top w:type="dxa" w:w="70"/>
+              <w:left w:type="dxa" w:w="90"/>
+              <w:bottom w:type="dxa" w:w="70"/>
+              <w:right w:type="dxa" w:w="90"/>
+            </w:tcMar>
+          </w:tcPr>
+          <w:p>
+            <w:pPr>
+              <w:spacing w:after="0" w:line="250" w:lineRule="exact"/>
+            </w:pPr>
+            <w:r>
+              <w:rPr>
+                <w:rFonts w:ascii="游ゴシック" w:cs="游ゴシック" w:eastAsia="游ゴシック" w:hAnsi="游ゴシック"/>
+                <w:b w:val="false"/>
+                <w:bCs w:val="false"/>
+                <w:color w:val="000000"/>
+                <w:sz w:val="17"/>
+                <w:szCs w:val="17"/>
+              </w:rPr>
+              <w:t xml:space="preserve">4</w:t>
+            </w:r>
+          </w:p>
+        </w:tc>
+        <w:tc>
+          <w:tcPr>
+            <w:tcW w:type="dxa" w:w="4118"/>
+            <w:shd w:fill="FFFFFF" w:val="clear"/>
+            <w:tcMar>
+              <w:top w:type="dxa" w:w="70"/>
+              <w:left w:type="dxa" w:w="90"/>
+              <w:bottom w:type="dxa" w:w="70"/>
+              <w:right w:type="dxa" w:w="90"/>
+            </w:tcMar>
+          </w:tcPr>
+          <w:p>
+            <w:pPr>
+              <w:spacing w:after="0" w:line="250" w:lineRule="exact"/>
+            </w:pPr>
+            <w:r>
+              <w:rPr>
+                <w:rFonts w:ascii="游ゴシック" w:cs="游ゴシック" w:eastAsia="游ゴシック" w:hAnsi="游ゴシック"/>
+                <w:b w:val="false"/>
+                <w:bCs w:val="false"/>
+                <w:color w:val="000000"/>
+                <w:sz w:val="17"/>
+                <w:szCs w:val="17"/>
+              </w:rPr>
+              <w:t xml:space="preserve">国の推計ワークシートが求める在宅サービス利用率の分母</w:t>
+            </w:r>
+          </w:p>
+        </w:tc>
+        <w:tc>
+          <w:tcPr>
+            <w:tcW w:type="dxa" w:w="4868"/>
+            <w:shd w:fill="FFFFFF" w:val="clear"/>
+            <w:tcMar>
+              <w:top w:type="dxa" w:w="70"/>
+              <w:left w:type="dxa" w:w="90"/>
+              <w:bottom w:type="dxa" w:w="70"/>
+              <w:right w:type="dxa" w:w="90"/>
+            </w:tcMar>
+          </w:tcPr>
+          <w:p>
+            <w:pPr>
+              <w:spacing w:after="0" w:line="250" w:lineRule="exact"/>
+            </w:pPr>
+            <w:r>
+              <w:rPr>
+                <w:rFonts w:ascii="游ゴシック" w:cs="游ゴシック" w:eastAsia="游ゴシック" w:hAnsi="游ゴシック"/>
+                <w:b w:val="false"/>
+                <w:bCs w:val="false"/>
+                <w:color w:val="000000"/>
+                <w:sz w:val="17"/>
+                <w:szCs w:val="17"/>
+              </w:rPr>
+              <w:t xml:space="preserve">国の推計ワークシートの手引きに書かれている。当方が確かめる</w:t>
+            </w:r>
+          </w:p>
+        </w:tc>
+      </w:tr>
+      <w:tr>
+        <w:trPr>
+          <w:cantSplit/>
+          <w:trHeight w:val="700" w:hRule="atLeast"/>
+        </w:trPr>
+        <w:tc>
+          <w:tcPr>
+            <w:tcW w:type="dxa" w:w="374"/>
+            <w:shd w:fill="FFFFFF" w:val="clear"/>
+            <w:tcMar>
+              <w:top w:type="dxa" w:w="70"/>
+              <w:left w:type="dxa" w:w="90"/>
+              <w:bottom w:type="dxa" w:w="70"/>
+              <w:right w:type="dxa" w:w="90"/>
+            </w:tcMar>
+          </w:tcPr>
+          <w:p>
+            <w:pPr>
+              <w:spacing w:after="0" w:line="250" w:lineRule="exact"/>
+            </w:pPr>
+            <w:r>
+              <w:rPr>
+                <w:rFonts w:ascii="游ゴシック" w:cs="游ゴシック" w:eastAsia="游ゴシック" w:hAnsi="游ゴシック"/>
+                <w:b w:val="false"/>
+                <w:bCs w:val="false"/>
+                <w:color w:val="000000"/>
+                <w:sz w:val="17"/>
+                <w:szCs w:val="17"/>
+              </w:rPr>
+              <w:t xml:space="preserve">5</w:t>
+            </w:r>
+          </w:p>
+        </w:tc>
+        <w:tc>
+          <w:tcPr>
+            <w:tcW w:type="dxa" w:w="4118"/>
+            <w:shd w:fill="FFFFFF" w:val="clear"/>
+            <w:tcMar>
+              <w:top w:type="dxa" w:w="70"/>
+              <w:left w:type="dxa" w:w="90"/>
+              <w:bottom w:type="dxa" w:w="70"/>
+              <w:right w:type="dxa" w:w="90"/>
+            </w:tcMar>
+          </w:tcPr>
+          <w:p>
+            <w:pPr>
+              <w:spacing w:after="0" w:line="250" w:lineRule="exact"/>
+            </w:pPr>
+            <w:r>
+              <w:rPr>
+                <w:rFonts w:ascii="游ゴシック" w:cs="游ゴシック" w:eastAsia="游ゴシック" w:hAnsi="游ゴシック"/>
+                <w:b w:val="false"/>
+                <w:bCs w:val="false"/>
+                <w:color w:val="000000"/>
+                <w:sz w:val="17"/>
+                <w:szCs w:val="17"/>
+              </w:rPr>
+              <w:t xml:space="preserve">在宅介護実態調査の集計設計（要介護度3区分×介護者勤務形態3区分のセル数）</w:t>
+            </w:r>
+          </w:p>
+        </w:tc>
+        <w:tc>
+          <w:tcPr>
+            <w:tcW w:type="dxa" w:w="4868"/>
+            <w:shd w:fill="FFFFFF" w:val="clear"/>
+            <w:tcMar>
+              <w:top w:type="dxa" w:w="70"/>
+              <w:left w:type="dxa" w:w="90"/>
+              <w:bottom w:type="dxa" w:w="70"/>
+              <w:right w:type="dxa" w:w="90"/>
+            </w:tcMar>
+          </w:tcPr>
+          <w:p>
+            <w:pPr>
+              <w:spacing w:after="0" w:line="250" w:lineRule="exact"/>
+            </w:pPr>
+            <w:r>
+              <w:rPr>
+                <w:rFonts w:ascii="游ゴシック" w:cs="游ゴシック" w:eastAsia="游ゴシック" w:hAnsi="游ゴシック"/>
+                <w:b w:val="false"/>
+                <w:bCs w:val="false"/>
+                <w:color w:val="000000"/>
+                <w:sz w:val="17"/>
+                <w:szCs w:val="17"/>
+              </w:rPr>
+              <w:t xml:space="preserve">当方の集計の設計である。セル数は当方が決め、doc16§6の非表示の基準で運用する</w:t>
+            </w:r>
+          </w:p>
+        </w:tc>
+      </w:tr>
+      <w:tr>
+        <w:trPr>
+          <w:cantSplit/>
+          <w:trHeight w:val="700" w:hRule="atLeast"/>
+        </w:trPr>
+        <w:tc>
+          <w:tcPr>
+            <w:tcW w:type="dxa" w:w="374"/>
+            <w:shd w:fill="FFFFFF" w:val="clear"/>
+            <w:tcMar>
+              <w:top w:type="dxa" w:w="70"/>
+              <w:left w:type="dxa" w:w="90"/>
+              <w:bottom w:type="dxa" w:w="70"/>
+              <w:right w:type="dxa" w:w="90"/>
+            </w:tcMar>
+          </w:tcPr>
+          <w:p>
+            <w:pPr>
+              <w:spacing w:after="0" w:line="250" w:lineRule="exact"/>
+            </w:pPr>
+            <w:r>
+              <w:rPr>
+                <w:rFonts w:ascii="游ゴシック" w:cs="游ゴシック" w:eastAsia="游ゴシック" w:hAnsi="游ゴシック"/>
+                <w:b w:val="false"/>
+                <w:bCs w:val="false"/>
+                <w:color w:val="000000"/>
+                <w:sz w:val="17"/>
+                <w:szCs w:val="17"/>
+              </w:rPr>
+              <w:t xml:space="preserve">6</w:t>
+            </w:r>
+          </w:p>
+        </w:tc>
+        <w:tc>
+          <w:tcPr>
+            <w:tcW w:type="dxa" w:w="4118"/>
+            <w:shd w:fill="FFFFFF" w:val="clear"/>
+            <w:tcMar>
+              <w:top w:type="dxa" w:w="70"/>
+              <w:left w:type="dxa" w:w="90"/>
+              <w:bottom w:type="dxa" w:w="70"/>
+              <w:right w:type="dxa" w:w="90"/>
+            </w:tcMar>
+          </w:tcPr>
+          <w:p>
+            <w:pPr>
+              <w:spacing w:after="0" w:line="250" w:lineRule="exact"/>
+            </w:pPr>
+            <w:r>
+              <w:rPr>
+                <w:rFonts w:ascii="游ゴシック" w:cs="游ゴシック" w:eastAsia="游ゴシック" w:hAnsi="游ゴシック"/>
+                <w:b w:val="false"/>
+                <w:bCs w:val="false"/>
+                <w:color w:val="000000"/>
+                <w:sz w:val="17"/>
+                <w:szCs w:val="17"/>
+              </w:rPr>
+              <w:t xml:space="preserve">地域支援事業費が国の推計（3か年147,654千円）と当方の算定（119,658千円）で23.4%食い違う</w:t>
+            </w:r>
+          </w:p>
+        </w:tc>
+        <w:tc>
+          <w:tcPr>
+            <w:tcW w:type="dxa" w:w="4868"/>
+            <w:shd w:fill="FFFFFF" w:val="clear"/>
+            <w:tcMar>
+              <w:top w:type="dxa" w:w="70"/>
+              <w:left w:type="dxa" w:w="90"/>
+              <w:bottom w:type="dxa" w:w="70"/>
+              <w:right w:type="dxa" w:w="90"/>
+            </w:tcMar>
+          </w:tcPr>
+          <w:p>
+            <w:pPr>
+              <w:spacing w:after="0" w:line="250" w:lineRule="exact"/>
+            </w:pPr>
+            <w:r>
+              <w:rPr>
+                <w:rFonts w:ascii="游ゴシック" w:cs="游ゴシック" w:eastAsia="游ゴシック" w:hAnsi="游ゴシック"/>
+                <w:b w:val="false"/>
+                <w:bCs w:val="false"/>
+                <w:color w:val="000000"/>
+                <w:sz w:val="17"/>
+                <w:szCs w:val="17"/>
+              </w:rPr>
+              <w:t xml:space="preserve">当方の算定と国の推計の差である。算定の範囲を当方で洗う</w:t>
+            </w:r>
+          </w:p>
+        </w:tc>
+      </w:tr>
+      <w:tr>
+        <w:trPr>
+          <w:cantSplit/>
+          <w:trHeight w:val="700" w:hRule="atLeast"/>
+        </w:trPr>
+        <w:tc>
+          <w:tcPr>
+            <w:tcW w:type="dxa" w:w="374"/>
+            <w:shd w:fill="FFFFFF" w:val="clear"/>
+            <w:tcMar>
+              <w:top w:type="dxa" w:w="70"/>
+              <w:left w:type="dxa" w:w="90"/>
+              <w:bottom w:type="dxa" w:w="70"/>
+              <w:right w:type="dxa" w:w="90"/>
+            </w:tcMar>
+          </w:tcPr>
+          <w:p>
+            <w:pPr>
+              <w:spacing w:after="0" w:line="250" w:lineRule="exact"/>
+            </w:pPr>
+            <w:r>
+              <w:rPr>
+                <w:rFonts w:ascii="游ゴシック" w:cs="游ゴシック" w:eastAsia="游ゴシック" w:hAnsi="游ゴシック"/>
+                <w:b w:val="false"/>
+                <w:bCs w:val="false"/>
+                <w:color w:val="000000"/>
+                <w:sz w:val="17"/>
+                <w:szCs w:val="17"/>
+              </w:rPr>
+              <w:t xml:space="preserve">7</w:t>
+            </w:r>
+          </w:p>
+        </w:tc>
+        <w:tc>
+          <w:tcPr>
+            <w:tcW w:type="dxa" w:w="4118"/>
+            <w:shd w:fill="FFFFFF" w:val="clear"/>
+            <w:tcMar>
+              <w:top w:type="dxa" w:w="70"/>
+              <w:left w:type="dxa" w:w="90"/>
+              <w:bottom w:type="dxa" w:w="70"/>
+              <w:right w:type="dxa" w:w="90"/>
+            </w:tcMar>
+          </w:tcPr>
+          <w:p>
+            <w:pPr>
+              <w:spacing w:after="0" w:line="250" w:lineRule="exact"/>
+            </w:pPr>
+            <w:r>
+              <w:rPr>
+                <w:rFonts w:ascii="游ゴシック" w:cs="游ゴシック" w:eastAsia="游ゴシック" w:hAnsi="游ゴシック"/>
+                <w:b w:val="false"/>
+                <w:bCs w:val="false"/>
+                <w:color w:val="000000"/>
+                <w:sz w:val="17"/>
+                <w:szCs w:val="17"/>
+              </w:rPr>
+              <w:t xml:space="preserve">後期高齢者加入割合補正係数（F）の算出方法（当方の復元が国の値と一致しない）</w:t>
+            </w:r>
+          </w:p>
+        </w:tc>
+        <w:tc>
+          <w:tcPr>
+            <w:tcW w:type="dxa" w:w="4868"/>
+            <w:shd w:fill="FFFFFF" w:val="clear"/>
+            <w:tcMar>
+              <w:top w:type="dxa" w:w="70"/>
+              <w:left w:type="dxa" w:w="90"/>
+              <w:bottom w:type="dxa" w:w="70"/>
+              <w:right w:type="dxa" w:w="90"/>
+            </w:tcMar>
+          </w:tcPr>
+          <w:p>
+            <w:pPr>
+              <w:spacing w:after="0" w:line="250" w:lineRule="exact"/>
+            </w:pPr>
+            <w:r>
+              <w:rPr>
+                <w:rFonts w:ascii="游ゴシック" w:cs="游ゴシック" w:eastAsia="游ゴシック" w:hAnsi="游ゴシック"/>
+                <w:b w:val="false"/>
+                <w:bCs w:val="false"/>
+                <w:color w:val="000000"/>
+                <w:sz w:val="17"/>
+                <w:szCs w:val="17"/>
+              </w:rPr>
+              <w:t xml:space="preserve">当方の復元の手順の問題である。国の様式と手引きで当方が確かめる</w:t>
+            </w:r>
+          </w:p>
+        </w:tc>
+      </w:tr>
+      <w:tr>
+        <w:trPr>
+          <w:cantSplit/>
+          <w:trHeight w:val="700" w:hRule="atLeast"/>
+        </w:trPr>
+        <w:tc>
+          <w:tcPr>
+            <w:tcW w:type="dxa" w:w="374"/>
+            <w:shd w:fill="FFFFFF" w:val="clear"/>
+            <w:tcMar>
+              <w:top w:type="dxa" w:w="70"/>
+              <w:left w:type="dxa" w:w="90"/>
+              <w:bottom w:type="dxa" w:w="70"/>
+              <w:right w:type="dxa" w:w="90"/>
+            </w:tcMar>
+          </w:tcPr>
+          <w:p>
+            <w:pPr>
+              <w:spacing w:after="0" w:line="250" w:lineRule="exact"/>
+            </w:pPr>
+            <w:r>
+              <w:rPr>
+                <w:rFonts w:ascii="游ゴシック" w:cs="游ゴシック" w:eastAsia="游ゴシック" w:hAnsi="游ゴシック"/>
+                <w:b w:val="false"/>
+                <w:bCs w:val="false"/>
+                <w:color w:val="000000"/>
+                <w:sz w:val="17"/>
+                <w:szCs w:val="17"/>
+              </w:rPr>
+              <w:t xml:space="preserve">8</w:t>
+            </w:r>
+          </w:p>
+        </w:tc>
+        <w:tc>
+          <w:tcPr>
+            <w:tcW w:type="dxa" w:w="4118"/>
+            <w:shd w:fill="FFFFFF" w:val="clear"/>
+            <w:tcMar>
+              <w:top w:type="dxa" w:w="70"/>
+              <w:left w:type="dxa" w:w="90"/>
+              <w:bottom w:type="dxa" w:w="70"/>
+              <w:right w:type="dxa" w:w="90"/>
+            </w:tcMar>
+          </w:tcPr>
+          <w:p>
+            <w:pPr>
+              <w:spacing w:after="0" w:line="250" w:lineRule="exact"/>
+            </w:pPr>
+            <w:r>
+              <w:rPr>
+                <w:rFonts w:ascii="游ゴシック" w:cs="游ゴシック" w:eastAsia="游ゴシック" w:hAnsi="游ゴシック"/>
+                <w:b w:val="false"/>
+                <w:bCs w:val="false"/>
+                <w:color w:val="000000"/>
+                <w:sz w:val="17"/>
+                <w:szCs w:val="17"/>
+              </w:rPr>
+              <w:t xml:space="preserve">本村の介護報酬の地域区分（級地）と、令和9年度の改定における見直しの有無</w:t>
+            </w:r>
+          </w:p>
+        </w:tc>
+        <w:tc>
+          <w:tcPr>
+            <w:tcW w:type="dxa" w:w="4868"/>
+            <w:shd w:fill="FFFFFF" w:val="clear"/>
+            <w:tcMar>
+              <w:top w:type="dxa" w:w="70"/>
+              <w:left w:type="dxa" w:w="90"/>
+              <w:bottom w:type="dxa" w:w="70"/>
+              <w:right w:type="dxa" w:w="90"/>
+            </w:tcMar>
+          </w:tcPr>
+          <w:p>
+            <w:pPr>
+              <w:spacing w:after="0" w:line="250" w:lineRule="exact"/>
+            </w:pPr>
+            <w:r>
+              <w:rPr>
+                <w:rFonts w:ascii="游ゴシック" w:cs="游ゴシック" w:eastAsia="游ゴシック" w:hAnsi="游ゴシック"/>
+                <w:b w:val="false"/>
+                <w:bCs w:val="false"/>
+                <w:color w:val="000000"/>
+                <w:sz w:val="17"/>
+                <w:szCs w:val="17"/>
+              </w:rPr>
+              <w:t xml:space="preserve">地域区分は告示で公表されている。当方が確かめる</w:t>
+            </w:r>
+          </w:p>
+        </w:tc>
+      </w:tr>
+      <w:tr>
+        <w:trPr>
+          <w:cantSplit/>
+          <w:trHeight w:val="700" w:hRule="atLeast"/>
+        </w:trPr>
+        <w:tc>
+          <w:tcPr>
+            <w:tcW w:type="dxa" w:w="374"/>
+            <w:shd w:fill="FFFFFF" w:val="clear"/>
+            <w:tcMar>
+              <w:top w:type="dxa" w:w="70"/>
+              <w:left w:type="dxa" w:w="90"/>
+              <w:bottom w:type="dxa" w:w="70"/>
+              <w:right w:type="dxa" w:w="90"/>
+            </w:tcMar>
+          </w:tcPr>
+          <w:p>
+            <w:pPr>
+              <w:spacing w:after="0" w:line="250" w:lineRule="exact"/>
+            </w:pPr>
+            <w:r>
+              <w:rPr>
+                <w:rFonts w:ascii="游ゴシック" w:cs="游ゴシック" w:eastAsia="游ゴシック" w:hAnsi="游ゴシック"/>
+                <w:b w:val="false"/>
+                <w:bCs w:val="false"/>
+                <w:color w:val="000000"/>
+                <w:sz w:val="17"/>
+                <w:szCs w:val="17"/>
+              </w:rPr>
+              <w:t xml:space="preserve">9</w:t>
+            </w:r>
+          </w:p>
+        </w:tc>
+        <w:tc>
+          <w:tcPr>
+            <w:tcW w:type="dxa" w:w="4118"/>
+            <w:shd w:fill="FFFFFF" w:val="clear"/>
+            <w:tcMar>
+              <w:top w:type="dxa" w:w="70"/>
+              <w:left w:type="dxa" w:w="90"/>
+              <w:bottom w:type="dxa" w:w="70"/>
+              <w:right w:type="dxa" w:w="90"/>
+            </w:tcMar>
+          </w:tcPr>
+          <w:p>
+            <w:pPr>
+              <w:spacing w:after="0" w:line="250" w:lineRule="exact"/>
+            </w:pPr>
+            <w:r>
+              <w:rPr>
+                <w:rFonts w:ascii="游ゴシック" w:cs="游ゴシック" w:eastAsia="游ゴシック" w:hAnsi="游ゴシック"/>
+                <w:b w:val="false"/>
+                <w:bCs w:val="false"/>
+                <w:color w:val="000000"/>
+                <w:sz w:val="17"/>
+                <w:szCs w:val="17"/>
+              </w:rPr>
+              <w:t xml:space="preserve">第1号被保険者数の前期・後期の内訳が国の様式（3区分）と素案5-2（2区分）で食い違う</w:t>
+            </w:r>
+          </w:p>
+        </w:tc>
+        <w:tc>
+          <w:tcPr>
+            <w:tcW w:type="dxa" w:w="4868"/>
+            <w:shd w:fill="FFFFFF" w:val="clear"/>
+            <w:tcMar>
+              <w:top w:type="dxa" w:w="70"/>
+              <w:left w:type="dxa" w:w="90"/>
+              <w:bottom w:type="dxa" w:w="70"/>
+              <w:right w:type="dxa" w:w="90"/>
+            </w:tcMar>
+          </w:tcPr>
+          <w:p>
+            <w:pPr>
+              <w:spacing w:after="0" w:line="250" w:lineRule="exact"/>
+            </w:pPr>
+            <w:r>
+              <w:rPr>
+                <w:rFonts w:ascii="游ゴシック" w:cs="游ゴシック" w:eastAsia="游ゴシック" w:hAnsi="游ゴシック"/>
+                <w:b w:val="false"/>
+                <w:bCs w:val="false"/>
+                <w:color w:val="000000"/>
+                <w:sz w:val="17"/>
+                <w:szCs w:val="17"/>
+              </w:rPr>
+              <w:t xml:space="preserve">国の推計ワークシートの様式が3区分で持つことが分かっている。当方で素案5-2を揃える</w:t>
+            </w:r>
+          </w:p>
+        </w:tc>
+      </w:tr>
+      <w:tr>
+        <w:trPr>
+          <w:cantSplit/>
+          <w:trHeight w:val="700" w:hRule="atLeast"/>
+        </w:trPr>
+        <w:tc>
+          <w:tcPr>
+            <w:tcW w:type="dxa" w:w="374"/>
+            <w:shd w:fill="FFFFFF" w:val="clear"/>
+            <w:tcMar>
+              <w:top w:type="dxa" w:w="70"/>
+              <w:left w:type="dxa" w:w="90"/>
+              <w:bottom w:type="dxa" w:w="70"/>
+              <w:right w:type="dxa" w:w="90"/>
+            </w:tcMar>
+          </w:tcPr>
+          <w:p>
+            <w:pPr>
+              <w:spacing w:after="0" w:line="250" w:lineRule="exact"/>
+            </w:pPr>
+            <w:r>
+              <w:rPr>
+                <w:rFonts w:ascii="游ゴシック" w:cs="游ゴシック" w:eastAsia="游ゴシック" w:hAnsi="游ゴシック"/>
+                <w:b w:val="false"/>
+                <w:bCs w:val="false"/>
+                <w:color w:val="000000"/>
+                <w:sz w:val="17"/>
+                <w:szCs w:val="17"/>
+              </w:rPr>
+              <w:t xml:space="preserve">10</w:t>
+            </w:r>
+          </w:p>
+        </w:tc>
+        <w:tc>
+          <w:tcPr>
+            <w:tcW w:type="dxa" w:w="4118"/>
+            <w:shd w:fill="FFFFFF" w:val="clear"/>
+            <w:tcMar>
+              <w:top w:type="dxa" w:w="70"/>
+              <w:left w:type="dxa" w:w="90"/>
+              <w:bottom w:type="dxa" w:w="70"/>
+              <w:right w:type="dxa" w:w="90"/>
+            </w:tcMar>
+          </w:tcPr>
+          <w:p>
+            <w:pPr>
+              <w:spacing w:after="0" w:line="250" w:lineRule="exact"/>
+            </w:pPr>
+            <w:r>
+              <w:rPr>
+                <w:rFonts w:ascii="游ゴシック" w:cs="游ゴシック" w:eastAsia="游ゴシック" w:hAnsi="游ゴシック"/>
+                <w:b w:val="false"/>
+                <w:bCs w:val="false"/>
+                <w:color w:val="000000"/>
+                <w:sz w:val="17"/>
+                <w:szCs w:val="17"/>
+              </w:rPr>
+              <w:t xml:space="preserve">認定者数が国の推計（3か年計629人）と当方の算定（651人）で3.4%食い違う</w:t>
+            </w:r>
+          </w:p>
+        </w:tc>
+        <w:tc>
+          <w:tcPr>
+            <w:tcW w:type="dxa" w:w="4868"/>
+            <w:shd w:fill="FFFFFF" w:val="clear"/>
+            <w:tcMar>
+              <w:top w:type="dxa" w:w="70"/>
+              <w:left w:type="dxa" w:w="90"/>
+              <w:bottom w:type="dxa" w:w="70"/>
+              <w:right w:type="dxa" w:w="90"/>
+            </w:tcMar>
+          </w:tcPr>
+          <w:p>
+            <w:pPr>
+              <w:spacing w:after="0" w:line="250" w:lineRule="exact"/>
+            </w:pPr>
+            <w:r>
+              <w:rPr>
+                <w:rFonts w:ascii="游ゴシック" w:cs="游ゴシック" w:eastAsia="游ゴシック" w:hAnsi="游ゴシック"/>
+                <w:b w:val="false"/>
+                <w:bCs w:val="false"/>
+                <w:color w:val="000000"/>
+                <w:sz w:val="17"/>
+                <w:szCs w:val="17"/>
+              </w:rPr>
+              <w:t xml:space="preserve">当方の算定と国の推計の差である。算定の過程を当方で洗う</w:t>
+            </w:r>
+          </w:p>
+        </w:tc>
+      </w:tr>
+      <w:tr>
+        <w:trPr>
+          <w:cantSplit/>
+          <w:trHeight w:val="700" w:hRule="atLeast"/>
+        </w:trPr>
+        <w:tc>
+          <w:tcPr>
+            <w:tcW w:type="dxa" w:w="374"/>
+            <w:shd w:fill="FFFFFF" w:val="clear"/>
+            <w:tcMar>
+              <w:top w:type="dxa" w:w="70"/>
+              <w:left w:type="dxa" w:w="90"/>
+              <w:bottom w:type="dxa" w:w="70"/>
+              <w:right w:type="dxa" w:w="90"/>
+            </w:tcMar>
+          </w:tcPr>
+          <w:p>
+            <w:pPr>
+              <w:spacing w:after="0" w:line="250" w:lineRule="exact"/>
+            </w:pPr>
+            <w:r>
+              <w:rPr>
+                <w:rFonts w:ascii="游ゴシック" w:cs="游ゴシック" w:eastAsia="游ゴシック" w:hAnsi="游ゴシック"/>
+                <w:b w:val="false"/>
+                <w:bCs w:val="false"/>
+                <w:color w:val="000000"/>
+                <w:sz w:val="17"/>
+                <w:szCs w:val="17"/>
+              </w:rPr>
+              <w:t xml:space="preserve">11</w:t>
+            </w:r>
+          </w:p>
+        </w:tc>
+        <w:tc>
+          <w:tcPr>
+            <w:tcW w:type="dxa" w:w="4118"/>
+            <w:shd w:fill="FFFFFF" w:val="clear"/>
+            <w:tcMar>
+              <w:top w:type="dxa" w:w="70"/>
+              <w:left w:type="dxa" w:w="90"/>
+              <w:bottom w:type="dxa" w:w="70"/>
+              <w:right w:type="dxa" w:w="90"/>
+            </w:tcMar>
+          </w:tcPr>
+          <w:p>
+            <w:pPr>
+              <w:spacing w:after="0" w:line="250" w:lineRule="exact"/>
+            </w:pPr>
+            <w:r>
+              <w:rPr>
+                <w:rFonts w:ascii="游ゴシック" w:cs="游ゴシック" w:eastAsia="游ゴシック" w:hAnsi="游ゴシック"/>
+                <w:b w:val="false"/>
+                <w:bCs w:val="false"/>
+                <w:color w:val="000000"/>
+                <w:sz w:val="17"/>
+                <w:szCs w:val="17"/>
+              </w:rPr>
+              <w:t xml:space="preserve">サービス見込量の前提（受給率を3か年平均とするか令和7年度水準とするか）</w:t>
+            </w:r>
+          </w:p>
+        </w:tc>
+        <w:tc>
+          <w:tcPr>
+            <w:tcW w:type="dxa" w:w="4868"/>
+            <w:shd w:fill="FFFFFF" w:val="clear"/>
+            <w:tcMar>
+              <w:top w:type="dxa" w:w="70"/>
+              <w:left w:type="dxa" w:w="90"/>
+              <w:bottom w:type="dxa" w:w="70"/>
+              <w:right w:type="dxa" w:w="90"/>
+            </w:tcMar>
+          </w:tcPr>
+          <w:p>
+            <w:pPr>
+              <w:spacing w:after="0" w:line="250" w:lineRule="exact"/>
+            </w:pPr>
+            <w:r>
+              <w:rPr>
+                <w:rFonts w:ascii="游ゴシック" w:cs="游ゴシック" w:eastAsia="游ゴシック" w:hAnsi="游ゴシック"/>
+                <w:b w:val="false"/>
+                <w:bCs w:val="false"/>
+                <w:color w:val="000000"/>
+                <w:sz w:val="17"/>
+                <w:szCs w:val="17"/>
+              </w:rPr>
+              <w:t xml:space="preserve">当方の算定方針である。3か年平均を本則とし、感応度で示す</w:t>
+            </w:r>
+          </w:p>
+        </w:tc>
+      </w:tr>
+      <w:tr>
+        <w:trPr>
+          <w:cantSplit/>
+          <w:trHeight w:val="700" w:hRule="atLeast"/>
+        </w:trPr>
+        <w:tc>
+          <w:tcPr>
+            <w:tcW w:type="dxa" w:w="374"/>
+            <w:shd w:fill="FFFFFF" w:val="clear"/>
+            <w:tcMar>
+              <w:top w:type="dxa" w:w="70"/>
+              <w:left w:type="dxa" w:w="90"/>
+              <w:bottom w:type="dxa" w:w="70"/>
+              <w:right w:type="dxa" w:w="90"/>
+            </w:tcMar>
+          </w:tcPr>
+          <w:p>
+            <w:pPr>
+              <w:spacing w:after="0" w:line="250" w:lineRule="exact"/>
+            </w:pPr>
+            <w:r>
+              <w:rPr>
+                <w:rFonts w:ascii="游ゴシック" w:cs="游ゴシック" w:eastAsia="游ゴシック" w:hAnsi="游ゴシック"/>
+                <w:b w:val="false"/>
+                <w:bCs w:val="false"/>
+                <w:color w:val="000000"/>
+                <w:sz w:val="17"/>
+                <w:szCs w:val="17"/>
+              </w:rPr>
+              <w:t xml:space="preserve">12</w:t>
+            </w:r>
+          </w:p>
+        </w:tc>
+        <w:tc>
+          <w:tcPr>
+            <w:tcW w:type="dxa" w:w="4118"/>
+            <w:shd w:fill="FFFFFF" w:val="clear"/>
+            <w:tcMar>
+              <w:top w:type="dxa" w:w="70"/>
+              <w:left w:type="dxa" w:w="90"/>
+              <w:bottom w:type="dxa" w:w="70"/>
+              <w:right w:type="dxa" w:w="90"/>
+            </w:tcMar>
+          </w:tcPr>
+          <w:p>
+            <w:pPr>
+              <w:spacing w:after="0" w:line="250" w:lineRule="exact"/>
+            </w:pPr>
+            <w:r>
+              <w:rPr>
+                <w:rFonts w:ascii="游ゴシック" w:cs="游ゴシック" w:eastAsia="游ゴシック" w:hAnsi="游ゴシック"/>
+                <w:b w:val="false"/>
+                <w:bCs w:val="false"/>
+                <w:color w:val="000000"/>
+                <w:sz w:val="17"/>
+                <w:szCs w:val="17"/>
+              </w:rPr>
+              <w:t xml:space="preserve">人口データの出所の統一（住基／国勢調査／福島県現住人口調査）</w:t>
+            </w:r>
+          </w:p>
+        </w:tc>
+        <w:tc>
+          <w:tcPr>
+            <w:tcW w:type="dxa" w:w="4868"/>
+            <w:shd w:fill="FFFFFF" w:val="clear"/>
+            <w:tcMar>
+              <w:top w:type="dxa" w:w="70"/>
+              <w:left w:type="dxa" w:w="90"/>
+              <w:bottom w:type="dxa" w:w="70"/>
+              <w:right w:type="dxa" w:w="90"/>
+            </w:tcMar>
+          </w:tcPr>
+          <w:p>
+            <w:pPr>
+              <w:spacing w:after="0" w:line="250" w:lineRule="exact"/>
+            </w:pPr>
+            <w:r>
+              <w:rPr>
+                <w:rFonts w:ascii="游ゴシック" w:cs="游ゴシック" w:eastAsia="游ゴシック" w:hAnsi="游ゴシック"/>
+                <w:b w:val="false"/>
+                <w:bCs w:val="false"/>
+                <w:color w:val="000000"/>
+                <w:sz w:val="17"/>
+                <w:szCs w:val="17"/>
+              </w:rPr>
+              <w:t xml:space="preserve">出所の統一は当方の整理である。用いる系列を素案に明記する</w:t>
+            </w:r>
+          </w:p>
+        </w:tc>
+      </w:tr>
+      <w:tr>
+        <w:trPr>
+          <w:cantSplit/>
+          <w:trHeight w:val="700" w:hRule="atLeast"/>
+        </w:trPr>
+        <w:tc>
+          <w:tcPr>
+            <w:tcW w:type="dxa" w:w="374"/>
+            <w:shd w:fill="FFFFFF" w:val="clear"/>
+            <w:tcMar>
+              <w:top w:type="dxa" w:w="70"/>
+              <w:left w:type="dxa" w:w="90"/>
+              <w:bottom w:type="dxa" w:w="70"/>
+              <w:right w:type="dxa" w:w="90"/>
+            </w:tcMar>
+          </w:tcPr>
+          <w:p>
+            <w:pPr>
+              <w:spacing w:after="0" w:line="250" w:lineRule="exact"/>
+            </w:pPr>
+            <w:r>
+              <w:rPr>
+                <w:rFonts w:ascii="游ゴシック" w:cs="游ゴシック" w:eastAsia="游ゴシック" w:hAnsi="游ゴシック"/>
+                <w:b w:val="false"/>
+                <w:bCs w:val="false"/>
+                <w:color w:val="000000"/>
+                <w:sz w:val="17"/>
+                <w:szCs w:val="17"/>
+              </w:rPr>
+              <w:t xml:space="preserve">13</w:t>
+            </w:r>
+          </w:p>
+        </w:tc>
+        <w:tc>
+          <w:tcPr>
+            <w:tcW w:type="dxa" w:w="4118"/>
+            <w:shd w:fill="FFFFFF" w:val="clear"/>
+            <w:tcMar>
+              <w:top w:type="dxa" w:w="70"/>
+              <w:left w:type="dxa" w:w="90"/>
+              <w:bottom w:type="dxa" w:w="70"/>
+              <w:right w:type="dxa" w:w="90"/>
+            </w:tcMar>
+          </w:tcPr>
+          <w:p>
+            <w:pPr>
+              <w:spacing w:after="0" w:line="250" w:lineRule="exact"/>
+            </w:pPr>
+            <w:r>
+              <w:rPr>
+                <w:rFonts w:ascii="游ゴシック" w:cs="游ゴシック" w:eastAsia="游ゴシック" w:hAnsi="游ゴシック"/>
+                <w:b w:val="false"/>
+                <w:bCs w:val="false"/>
+                <w:color w:val="000000"/>
+                <w:sz w:val="17"/>
+                <w:szCs w:val="17"/>
+              </w:rPr>
+              <w:t xml:space="preserve">介護保険法第117条第2項各号・第3項各号および基本指針の記載事項の条項番号の照合</w:t>
+            </w:r>
+          </w:p>
+        </w:tc>
+        <w:tc>
+          <w:tcPr>
+            <w:tcW w:type="dxa" w:w="4868"/>
+            <w:shd w:fill="FFFFFF" w:val="clear"/>
+            <w:tcMar>
+              <w:top w:type="dxa" w:w="70"/>
+              <w:left w:type="dxa" w:w="90"/>
+              <w:bottom w:type="dxa" w:w="70"/>
+              <w:right w:type="dxa" w:w="90"/>
+            </w:tcMar>
+          </w:tcPr>
+          <w:p>
+            <w:pPr>
+              <w:spacing w:after="0" w:line="250" w:lineRule="exact"/>
+            </w:pPr>
+            <w:r>
+              <w:rPr>
+                <w:rFonts w:ascii="游ゴシック" w:cs="游ゴシック" w:eastAsia="游ゴシック" w:hAnsi="游ゴシック"/>
+                <w:b w:val="false"/>
+                <w:bCs w:val="false"/>
+                <w:color w:val="000000"/>
+                <w:sz w:val="17"/>
+                <w:szCs w:val="17"/>
+              </w:rPr>
+              <w:t xml:space="preserve">新旧対照条文（令和8年法律第51号）を受領済みであり、条項番号は当方が確定できる</w:t>
+            </w:r>
+          </w:p>
+        </w:tc>
+      </w:tr>
+      <w:tr>
+        <w:trPr>
+          <w:cantSplit/>
+          <w:trHeight w:val="700" w:hRule="atLeast"/>
+        </w:trPr>
+        <w:tc>
+          <w:tcPr>
+            <w:tcW w:type="dxa" w:w="374"/>
+            <w:shd w:fill="FFFFFF" w:val="clear"/>
+            <w:tcMar>
+              <w:top w:type="dxa" w:w="70"/>
+              <w:left w:type="dxa" w:w="90"/>
+              <w:bottom w:type="dxa" w:w="70"/>
+              <w:right w:type="dxa" w:w="90"/>
+            </w:tcMar>
+          </w:tcPr>
+          <w:p>
+            <w:pPr>
+              <w:spacing w:after="0" w:line="250" w:lineRule="exact"/>
+            </w:pPr>
+            <w:r>
+              <w:rPr>
+                <w:rFonts w:ascii="游ゴシック" w:cs="游ゴシック" w:eastAsia="游ゴシック" w:hAnsi="游ゴシック"/>
+                <w:b w:val="false"/>
+                <w:bCs w:val="false"/>
+                <w:color w:val="000000"/>
+                <w:sz w:val="17"/>
+                <w:szCs w:val="17"/>
+              </w:rPr>
+              <w:t xml:space="preserve">14</w:t>
+            </w:r>
+          </w:p>
+        </w:tc>
+        <w:tc>
+          <w:tcPr>
+            <w:tcW w:type="dxa" w:w="4118"/>
+            <w:shd w:fill="FFFFFF" w:val="clear"/>
+            <w:tcMar>
+              <w:top w:type="dxa" w:w="70"/>
+              <w:left w:type="dxa" w:w="90"/>
+              <w:bottom w:type="dxa" w:w="70"/>
+              <w:right w:type="dxa" w:w="90"/>
+            </w:tcMar>
+          </w:tcPr>
+          <w:p>
+            <w:pPr>
+              <w:spacing w:after="0" w:line="250" w:lineRule="exact"/>
+            </w:pPr>
+            <w:r>
+              <w:rPr>
+                <w:rFonts w:ascii="游ゴシック" w:cs="游ゴシック" w:eastAsia="游ゴシック" w:hAnsi="游ゴシック"/>
+                <w:b w:val="false"/>
+                <w:bCs w:val="false"/>
+                <w:color w:val="000000"/>
+                <w:sz w:val="17"/>
+                <w:szCs w:val="17"/>
+              </w:rPr>
+              <w:t xml:space="preserve">令和2年（2020年）の年齢3区分の計が総人口に1人足りない理由（国勢調査の年齢不詳か入力の誤りか）</w:t>
+            </w:r>
+          </w:p>
+        </w:tc>
+        <w:tc>
+          <w:tcPr>
+            <w:tcW w:type="dxa" w:w="4868"/>
+            <w:shd w:fill="FFFFFF" w:val="clear"/>
+            <w:tcMar>
+              <w:top w:type="dxa" w:w="70"/>
+              <w:left w:type="dxa" w:w="90"/>
+              <w:bottom w:type="dxa" w:w="70"/>
+              <w:right w:type="dxa" w:w="90"/>
+            </w:tcMar>
+          </w:tcPr>
+          <w:p>
+            <w:pPr>
+              <w:spacing w:after="0" w:line="250" w:lineRule="exact"/>
+            </w:pPr>
+            <w:r>
+              <w:rPr>
+                <w:rFonts w:ascii="游ゴシック" w:cs="游ゴシック" w:eastAsia="游ゴシック" w:hAnsi="游ゴシック"/>
+                <w:b w:val="false"/>
+                <w:bCs w:val="false"/>
+                <w:color w:val="000000"/>
+                <w:sz w:val="17"/>
+                <w:szCs w:val="17"/>
+              </w:rPr>
+              <w:t xml:space="preserve">国勢調査の年齢不詳の扱いである。当方が原表で確かめる</w:t>
+            </w:r>
+          </w:p>
+        </w:tc>
+      </w:tr>
+      <w:tr>
+        <w:trPr>
+          <w:cantSplit/>
+          <w:trHeight w:val="700" w:hRule="atLeast"/>
+        </w:trPr>
+        <w:tc>
+          <w:tcPr>
+            <w:tcW w:type="dxa" w:w="374"/>
+            <w:shd w:fill="FFFFFF" w:val="clear"/>
+            <w:tcMar>
+              <w:top w:type="dxa" w:w="70"/>
+              <w:left w:type="dxa" w:w="90"/>
+              <w:bottom w:type="dxa" w:w="70"/>
+              <w:right w:type="dxa" w:w="90"/>
+            </w:tcMar>
+          </w:tcPr>
+          <w:p>
+            <w:pPr>
+              <w:spacing w:after="0" w:line="250" w:lineRule="exact"/>
+            </w:pPr>
+            <w:r>
+              <w:rPr>
+                <w:rFonts w:ascii="游ゴシック" w:cs="游ゴシック" w:eastAsia="游ゴシック" w:hAnsi="游ゴシック"/>
+                <w:b w:val="false"/>
+                <w:bCs w:val="false"/>
+                <w:color w:val="000000"/>
+                <w:sz w:val="17"/>
+                <w:szCs w:val="17"/>
+              </w:rPr>
+              <w:t xml:space="preserve">15</w:t>
+            </w:r>
+          </w:p>
+        </w:tc>
+        <w:tc>
+          <w:tcPr>
+            <w:tcW w:type="dxa" w:w="4118"/>
+            <w:shd w:fill="FFFFFF" w:val="clear"/>
+            <w:tcMar>
+              <w:top w:type="dxa" w:w="70"/>
+              <w:left w:type="dxa" w:w="90"/>
+              <w:bottom w:type="dxa" w:w="70"/>
+              <w:right w:type="dxa" w:w="90"/>
+            </w:tcMar>
+          </w:tcPr>
+          <w:p>
+            <w:pPr>
+              <w:spacing w:after="0" w:line="250" w:lineRule="exact"/>
+            </w:pPr>
+            <w:r>
+              <w:rPr>
+                <w:rFonts w:ascii="游ゴシック" w:cs="游ゴシック" w:eastAsia="游ゴシック" w:hAnsi="游ゴシック"/>
+                <w:b w:val="false"/>
+                <w:bCs w:val="false"/>
+                <w:color w:val="000000"/>
+                <w:sz w:val="17"/>
+                <w:szCs w:val="17"/>
+              </w:rPr>
+              <w:t xml:space="preserve">令和9年4月の介護報酬改定率が示された後の単価の扱い</w:t>
+            </w:r>
+          </w:p>
+        </w:tc>
+        <w:tc>
+          <w:tcPr>
+            <w:tcW w:type="dxa" w:w="4868"/>
+            <w:shd w:fill="FFFFFF" w:val="clear"/>
+            <w:tcMar>
+              <w:top w:type="dxa" w:w="70"/>
+              <w:left w:type="dxa" w:w="90"/>
+              <w:bottom w:type="dxa" w:w="70"/>
+              <w:right w:type="dxa" w:w="90"/>
+            </w:tcMar>
+          </w:tcPr>
+          <w:p>
+            <w:pPr>
+              <w:spacing w:after="0" w:line="250" w:lineRule="exact"/>
+            </w:pPr>
+            <w:r>
+              <w:rPr>
+                <w:rFonts w:ascii="游ゴシック" w:cs="游ゴシック" w:eastAsia="游ゴシック" w:hAnsi="游ゴシック"/>
+                <w:b w:val="false"/>
+                <w:bCs w:val="false"/>
+                <w:color w:val="000000"/>
+                <w:sz w:val="17"/>
+                <w:szCs w:val="17"/>
+              </w:rPr>
+              <w:t xml:space="preserve">改定率は告示で公表される。告示後に当方が単価を補正する</w:t>
+            </w:r>
+          </w:p>
+        </w:tc>
+      </w:tr>
+      <w:tr>
+        <w:trPr>
+          <w:cantSplit/>
+          <w:trHeight w:val="700" w:hRule="atLeast"/>
+        </w:trPr>
+        <w:tc>
+          <w:tcPr>
+            <w:tcW w:type="dxa" w:w="374"/>
+            <w:shd w:fill="FFFFFF" w:val="clear"/>
+            <w:tcMar>
+              <w:top w:type="dxa" w:w="70"/>
+              <w:left w:type="dxa" w:w="90"/>
+              <w:bottom w:type="dxa" w:w="70"/>
+              <w:right w:type="dxa" w:w="90"/>
+            </w:tcMar>
+          </w:tcPr>
+          <w:p>
+            <w:pPr>
+              <w:spacing w:after="0" w:line="250" w:lineRule="exact"/>
+            </w:pPr>
+            <w:r>
+              <w:rPr>
+                <w:rFonts w:ascii="游ゴシック" w:cs="游ゴシック" w:eastAsia="游ゴシック" w:hAnsi="游ゴシック"/>
+                <w:b w:val="false"/>
+                <w:bCs w:val="false"/>
+                <w:color w:val="000000"/>
+                <w:sz w:val="17"/>
+                <w:szCs w:val="17"/>
+              </w:rPr>
+              <w:t xml:space="preserve">16</w:t>
+            </w:r>
+          </w:p>
+        </w:tc>
+        <w:tc>
+          <w:tcPr>
+            <w:tcW w:type="dxa" w:w="4118"/>
+            <w:shd w:fill="FFFFFF" w:val="clear"/>
+            <w:tcMar>
+              <w:top w:type="dxa" w:w="70"/>
+              <w:left w:type="dxa" w:w="90"/>
+              <w:bottom w:type="dxa" w:w="70"/>
+              <w:right w:type="dxa" w:w="90"/>
+            </w:tcMar>
+          </w:tcPr>
+          <w:p>
+            <w:pPr>
+              <w:spacing w:after="0" w:line="250" w:lineRule="exact"/>
+            </w:pPr>
+            <w:r>
+              <w:rPr>
+                <w:rFonts w:ascii="游ゴシック" w:cs="游ゴシック" w:eastAsia="游ゴシック" w:hAnsi="游ゴシック"/>
+                <w:b w:val="false"/>
+                <w:bCs w:val="false"/>
+                <w:color w:val="000000"/>
+                <w:sz w:val="17"/>
+                <w:szCs w:val="17"/>
+              </w:rPr>
+              <w:t xml:space="preserve">図2-9の平成29年度の1人1月あたり費用額（25,039円）の出所</w:t>
+            </w:r>
+          </w:p>
+        </w:tc>
+        <w:tc>
+          <w:tcPr>
+            <w:tcW w:type="dxa" w:w="4868"/>
+            <w:shd w:fill="FFFFFF" w:val="clear"/>
+            <w:tcMar>
+              <w:top w:type="dxa" w:w="70"/>
+              <w:left w:type="dxa" w:w="90"/>
+              <w:bottom w:type="dxa" w:w="70"/>
+              <w:right w:type="dxa" w:w="90"/>
+            </w:tcMar>
+          </w:tcPr>
+          <w:p>
+            <w:pPr>
+              <w:spacing w:after="0" w:line="250" w:lineRule="exact"/>
+            </w:pPr>
+            <w:r>
+              <w:rPr>
+                <w:rFonts w:ascii="游ゴシック" w:cs="游ゴシック" w:eastAsia="游ゴシック" w:hAnsi="游ゴシック"/>
+                <w:b w:val="false"/>
+                <w:bCs w:val="false"/>
+                <w:color w:val="000000"/>
+                <w:sz w:val="17"/>
+                <w:szCs w:val="17"/>
+              </w:rPr>
+              <w:t xml:space="preserve">当方が組んだ図の出所である。算定の根拠の綴りで示す</w:t>
+            </w:r>
+          </w:p>
+        </w:tc>
+      </w:tr>
+      <w:tr>
+        <w:trPr>
+          <w:cantSplit/>
+          <w:trHeight w:val="700" w:hRule="atLeast"/>
+        </w:trPr>
+        <w:tc>
+          <w:tcPr>
+            <w:tcW w:type="dxa" w:w="374"/>
+            <w:shd w:fill="FFFFFF" w:val="clear"/>
+            <w:tcMar>
+              <w:top w:type="dxa" w:w="70"/>
+              <w:left w:type="dxa" w:w="90"/>
+              <w:bottom w:type="dxa" w:w="70"/>
+              <w:right w:type="dxa" w:w="90"/>
+            </w:tcMar>
+          </w:tcPr>
+          <w:p>
+            <w:pPr>
+              <w:spacing w:after="0" w:line="250" w:lineRule="exact"/>
+            </w:pPr>
+            <w:r>
+              <w:rPr>
+                <w:rFonts w:ascii="游ゴシック" w:cs="游ゴシック" w:eastAsia="游ゴシック" w:hAnsi="游ゴシック"/>
+                <w:b w:val="false"/>
+                <w:bCs w:val="false"/>
+                <w:color w:val="000000"/>
+                <w:sz w:val="17"/>
+                <w:szCs w:val="17"/>
+              </w:rPr>
+              <w:t xml:space="preserve">17</w:t>
+            </w:r>
+          </w:p>
+        </w:tc>
+        <w:tc>
+          <w:tcPr>
+            <w:tcW w:type="dxa" w:w="4118"/>
+            <w:shd w:fill="FFFFFF" w:val="clear"/>
+            <w:tcMar>
+              <w:top w:type="dxa" w:w="70"/>
+              <w:left w:type="dxa" w:w="90"/>
+              <w:bottom w:type="dxa" w:w="70"/>
+              <w:right w:type="dxa" w:w="90"/>
+            </w:tcMar>
+          </w:tcPr>
+          <w:p>
+            <w:pPr>
+              <w:spacing w:after="0" w:line="250" w:lineRule="exact"/>
+            </w:pPr>
+            <w:r>
+              <w:rPr>
+                <w:rFonts w:ascii="游ゴシック" w:cs="游ゴシック" w:eastAsia="游ゴシック" w:hAnsi="游ゴシック"/>
+                <w:b w:val="false"/>
+                <w:bCs w:val="false"/>
+                <w:color w:val="000000"/>
+                <w:sz w:val="17"/>
+                <w:szCs w:val="17"/>
+              </w:rPr>
+              <w:t xml:space="preserve">村内の居宅介護支援事業所は1か所か2か所か</w:t>
+            </w:r>
+          </w:p>
+        </w:tc>
+        <w:tc>
+          <w:tcPr>
+            <w:tcW w:type="dxa" w:w="4868"/>
+            <w:shd w:fill="FFFFFF" w:val="clear"/>
+            <w:tcMar>
+              <w:top w:type="dxa" w:w="70"/>
+              <w:left w:type="dxa" w:w="90"/>
+              <w:bottom w:type="dxa" w:w="70"/>
+              <w:right w:type="dxa" w:w="90"/>
+            </w:tcMar>
+          </w:tcPr>
+          <w:p>
+            <w:pPr>
+              <w:spacing w:after="0" w:line="250" w:lineRule="exact"/>
+            </w:pPr>
+            <w:r>
+              <w:rPr>
+                <w:rFonts w:ascii="游ゴシック" w:cs="游ゴシック" w:eastAsia="游ゴシック" w:hAnsi="游ゴシック"/>
+                <w:b w:val="false"/>
+                <w:bCs w:val="false"/>
+                <w:color w:val="000000"/>
+                <w:sz w:val="17"/>
+                <w:szCs w:val="17"/>
+              </w:rPr>
+              <w:t xml:space="preserve">介護サービス情報公表システムで事業所の指定の状況を当方が確かめる</w:t>
+            </w:r>
+          </w:p>
+        </w:tc>
+      </w:tr>
+      <w:tr>
+        <w:trPr>
+          <w:cantSplit/>
+          <w:trHeight w:val="700" w:hRule="atLeast"/>
+        </w:trPr>
+        <w:tc>
+          <w:tcPr>
+            <w:tcW w:type="dxa" w:w="374"/>
+            <w:shd w:fill="FFFFFF" w:val="clear"/>
+            <w:tcMar>
+              <w:top w:type="dxa" w:w="70"/>
+              <w:left w:type="dxa" w:w="90"/>
+              <w:bottom w:type="dxa" w:w="70"/>
+              <w:right w:type="dxa" w:w="90"/>
+            </w:tcMar>
+          </w:tcPr>
+          <w:p>
+            <w:pPr>
+              <w:spacing w:after="0" w:line="250" w:lineRule="exact"/>
+            </w:pPr>
+            <w:r>
+              <w:rPr>
+                <w:rFonts w:ascii="游ゴシック" w:cs="游ゴシック" w:eastAsia="游ゴシック" w:hAnsi="游ゴシック"/>
+                <w:b w:val="false"/>
+                <w:bCs w:val="false"/>
+                <w:color w:val="000000"/>
+                <w:sz w:val="17"/>
+                <w:szCs w:val="17"/>
+              </w:rPr>
+              <w:t xml:space="preserve">18</w:t>
+            </w:r>
+          </w:p>
+        </w:tc>
+        <w:tc>
+          <w:tcPr>
+            <w:tcW w:type="dxa" w:w="4118"/>
+            <w:shd w:fill="FFFFFF" w:val="clear"/>
+            <w:tcMar>
+              <w:top w:type="dxa" w:w="70"/>
+              <w:left w:type="dxa" w:w="90"/>
+              <w:bottom w:type="dxa" w:w="70"/>
+              <w:right w:type="dxa" w:w="90"/>
+            </w:tcMar>
+          </w:tcPr>
+          <w:p>
+            <w:pPr>
+              <w:spacing w:after="0" w:line="250" w:lineRule="exact"/>
+            </w:pPr>
+            <w:r>
+              <w:rPr>
+                <w:rFonts w:ascii="游ゴシック" w:cs="游ゴシック" w:eastAsia="游ゴシック" w:hAnsi="游ゴシック"/>
+                <w:b w:val="false"/>
+                <w:bCs w:val="false"/>
+                <w:color w:val="000000"/>
+                <w:sz w:val="17"/>
+                <w:szCs w:val="17"/>
+              </w:rPr>
+              <w:t xml:space="preserve">要介護2の3区分の利用率の合計が101.5%となること</w:t>
+            </w:r>
+          </w:p>
+        </w:tc>
+        <w:tc>
+          <w:tcPr>
+            <w:tcW w:type="dxa" w:w="4868"/>
+            <w:shd w:fill="FFFFFF" w:val="clear"/>
+            <w:tcMar>
+              <w:top w:type="dxa" w:w="70"/>
+              <w:left w:type="dxa" w:w="90"/>
+              <w:bottom w:type="dxa" w:w="70"/>
+              <w:right w:type="dxa" w:w="90"/>
+            </w:tcMar>
+          </w:tcPr>
+          <w:p>
+            <w:pPr>
+              <w:spacing w:after="0" w:line="250" w:lineRule="exact"/>
+            </w:pPr>
+            <w:r>
+              <w:rPr>
+                <w:rFonts w:ascii="游ゴシック" w:cs="游ゴシック" w:eastAsia="游ゴシック" w:hAnsi="游ゴシック"/>
+                <w:b w:val="false"/>
+                <w:bCs w:val="false"/>
+                <w:color w:val="000000"/>
+                <w:sz w:val="17"/>
+                <w:szCs w:val="17"/>
+              </w:rPr>
+              <w:t xml:space="preserve">当方の算定の端数処理の問題である。当方で整える</w:t>
+            </w:r>
+          </w:p>
+        </w:tc>
+      </w:tr>
+      <w:tr>
+        <w:trPr>
+          <w:cantSplit/>
+          <w:trHeight w:val="700" w:hRule="atLeast"/>
+        </w:trPr>
+        <w:tc>
+          <w:tcPr>
+            <w:tcW w:type="dxa" w:w="374"/>
+            <w:shd w:fill="FFFFFF" w:val="clear"/>
+            <w:tcMar>
+              <w:top w:type="dxa" w:w="70"/>
+              <w:left w:type="dxa" w:w="90"/>
+              <w:bottom w:type="dxa" w:w="70"/>
+              <w:right w:type="dxa" w:w="90"/>
+            </w:tcMar>
+          </w:tcPr>
+          <w:p>
+            <w:pPr>
+              <w:spacing w:after="0" w:line="250" w:lineRule="exact"/>
+            </w:pPr>
+            <w:r>
+              <w:rPr>
+                <w:rFonts w:ascii="游ゴシック" w:cs="游ゴシック" w:eastAsia="游ゴシック" w:hAnsi="游ゴシック"/>
+                <w:b w:val="false"/>
+                <w:bCs w:val="false"/>
+                <w:color w:val="000000"/>
+                <w:sz w:val="17"/>
+                <w:szCs w:val="17"/>
+              </w:rPr>
+              <w:t xml:space="preserve">19</w:t>
+            </w:r>
+          </w:p>
+        </w:tc>
+        <w:tc>
+          <w:tcPr>
+            <w:tcW w:type="dxa" w:w="4118"/>
+            <w:shd w:fill="FFFFFF" w:val="clear"/>
+            <w:tcMar>
+              <w:top w:type="dxa" w:w="70"/>
+              <w:left w:type="dxa" w:w="90"/>
+              <w:bottom w:type="dxa" w:w="70"/>
+              <w:right w:type="dxa" w:w="90"/>
+            </w:tcMar>
+          </w:tcPr>
+          <w:p>
+            <w:pPr>
+              <w:spacing w:after="0" w:line="250" w:lineRule="exact"/>
+            </w:pPr>
+            <w:r>
+              <w:rPr>
+                <w:rFonts w:ascii="游ゴシック" w:cs="游ゴシック" w:eastAsia="游ゴシック" w:hAnsi="游ゴシック"/>
+                <w:b w:val="false"/>
+                <w:bCs w:val="false"/>
+                <w:color w:val="000000"/>
+                <w:sz w:val="17"/>
+                <w:szCs w:val="17"/>
+              </w:rPr>
+              <w:t xml:space="preserve">認定率の分母をB1（第1号被保険者数）に統一することの可否</w:t>
+            </w:r>
+          </w:p>
+        </w:tc>
+        <w:tc>
+          <w:tcPr>
+            <w:tcW w:type="dxa" w:w="4868"/>
+            <w:shd w:fill="FFFFFF" w:val="clear"/>
+            <w:tcMar>
+              <w:top w:type="dxa" w:w="70"/>
+              <w:left w:type="dxa" w:w="90"/>
+              <w:bottom w:type="dxa" w:w="70"/>
+              <w:right w:type="dxa" w:w="90"/>
+            </w:tcMar>
+          </w:tcPr>
+          <w:p>
+            <w:pPr>
+              <w:spacing w:after="0" w:line="250" w:lineRule="exact"/>
+            </w:pPr>
+            <w:r>
+              <w:rPr>
+                <w:rFonts w:ascii="游ゴシック" w:cs="游ゴシック" w:eastAsia="游ゴシック" w:hAnsi="游ゴシック"/>
+                <w:b w:val="false"/>
+                <w:bCs w:val="false"/>
+                <w:color w:val="000000"/>
+                <w:sz w:val="17"/>
+                <w:szCs w:val="17"/>
+              </w:rPr>
+              <w:t xml:space="preserve">当方の算定上の分母の取り方である。素案で統一して示す</w:t>
+            </w:r>
+          </w:p>
+        </w:tc>
+      </w:tr>
+      <w:tr>
+        <w:trPr>
+          <w:cantSplit/>
+          <w:trHeight w:val="700" w:hRule="atLeast"/>
+        </w:trPr>
+        <w:tc>
+          <w:tcPr>
+            <w:tcW w:type="dxa" w:w="374"/>
+            <w:shd w:fill="FFFFFF" w:val="clear"/>
+            <w:tcMar>
+              <w:top w:type="dxa" w:w="70"/>
+              <w:left w:type="dxa" w:w="90"/>
+              <w:bottom w:type="dxa" w:w="70"/>
+              <w:right w:type="dxa" w:w="90"/>
+            </w:tcMar>
+          </w:tcPr>
+          <w:p>
+            <w:pPr>
+              <w:spacing w:after="0" w:line="250" w:lineRule="exact"/>
+            </w:pPr>
+            <w:r>
+              <w:rPr>
+                <w:rFonts w:ascii="游ゴシック" w:cs="游ゴシック" w:eastAsia="游ゴシック" w:hAnsi="游ゴシック"/>
+                <w:b w:val="false"/>
+                <w:bCs w:val="false"/>
+                <w:color w:val="000000"/>
+                <w:sz w:val="17"/>
+                <w:szCs w:val="17"/>
+              </w:rPr>
+              <w:t xml:space="preserve">20</w:t>
+            </w:r>
+          </w:p>
+        </w:tc>
+        <w:tc>
+          <w:tcPr>
+            <w:tcW w:type="dxa" w:w="4118"/>
+            <w:shd w:fill="FFFFFF" w:val="clear"/>
+            <w:tcMar>
+              <w:top w:type="dxa" w:w="70"/>
+              <w:left w:type="dxa" w:w="90"/>
+              <w:bottom w:type="dxa" w:w="70"/>
+              <w:right w:type="dxa" w:w="90"/>
+            </w:tcMar>
+          </w:tcPr>
+          <w:p>
+            <w:pPr>
+              <w:spacing w:after="0" w:line="250" w:lineRule="exact"/>
+            </w:pPr>
+            <w:r>
+              <w:rPr>
+                <w:rFonts w:ascii="游ゴシック" w:cs="游ゴシック" w:eastAsia="游ゴシック" w:hAnsi="游ゴシック"/>
+                <w:b w:val="false"/>
+                <w:bCs w:val="false"/>
+                <w:color w:val="000000"/>
+                <w:sz w:val="17"/>
+                <w:szCs w:val="17"/>
+              </w:rPr>
+              <w:t xml:space="preserve">認知症高齢者自立度（B7）の認定者数合計が認定者数（B4-a）と一致しない</w:t>
+            </w:r>
+          </w:p>
+        </w:tc>
+        <w:tc>
+          <w:tcPr>
+            <w:tcW w:type="dxa" w:w="4868"/>
+            <w:shd w:fill="FFFFFF" w:val="clear"/>
+            <w:tcMar>
+              <w:top w:type="dxa" w:w="70"/>
+              <w:left w:type="dxa" w:w="90"/>
+              <w:bottom w:type="dxa" w:w="70"/>
+              <w:right w:type="dxa" w:w="90"/>
+            </w:tcMar>
+          </w:tcPr>
+          <w:p>
+            <w:pPr>
+              <w:spacing w:after="0" w:line="250" w:lineRule="exact"/>
+            </w:pPr>
+            <w:r>
+              <w:rPr>
+                <w:rFonts w:ascii="游ゴシック" w:cs="游ゴシック" w:eastAsia="游ゴシック" w:hAnsi="游ゴシック"/>
+                <w:b w:val="false"/>
+                <w:bCs w:val="false"/>
+                <w:color w:val="000000"/>
+                <w:sz w:val="17"/>
+                <w:szCs w:val="17"/>
+              </w:rPr>
+              <w:t xml:space="preserve">見える化システムのB7とB4-aの定義の差である。当方が指標の説明で確かめる</w:t>
+            </w:r>
+          </w:p>
+        </w:tc>
+      </w:tr>
+      <w:tr>
+        <w:trPr>
+          <w:cantSplit/>
+          <w:trHeight w:val="700" w:hRule="atLeast"/>
+        </w:trPr>
+        <w:tc>
+          <w:tcPr>
+            <w:tcW w:type="dxa" w:w="374"/>
+            <w:shd w:fill="FFFFFF" w:val="clear"/>
+            <w:tcMar>
+              <w:top w:type="dxa" w:w="70"/>
+              <w:left w:type="dxa" w:w="90"/>
+              <w:bottom w:type="dxa" w:w="70"/>
+              <w:right w:type="dxa" w:w="90"/>
+            </w:tcMar>
+          </w:tcPr>
+          <w:p>
+            <w:pPr>
+              <w:spacing w:after="0" w:line="250" w:lineRule="exact"/>
+            </w:pPr>
+            <w:r>
+              <w:rPr>
+                <w:rFonts w:ascii="游ゴシック" w:cs="游ゴシック" w:eastAsia="游ゴシック" w:hAnsi="游ゴシック"/>
+                <w:b w:val="false"/>
+                <w:bCs w:val="false"/>
+                <w:color w:val="000000"/>
+                <w:sz w:val="17"/>
+                <w:szCs w:val="17"/>
+              </w:rPr>
+              <w:t xml:space="preserve">21</w:t>
+            </w:r>
+          </w:p>
+        </w:tc>
+        <w:tc>
+          <w:tcPr>
+            <w:tcW w:type="dxa" w:w="4118"/>
+            <w:shd w:fill="FFFFFF" w:val="clear"/>
+            <w:tcMar>
+              <w:top w:type="dxa" w:w="70"/>
+              <w:left w:type="dxa" w:w="90"/>
+              <w:bottom w:type="dxa" w:w="70"/>
+              <w:right w:type="dxa" w:w="90"/>
+            </w:tcMar>
+          </w:tcPr>
+          <w:p>
+            <w:pPr>
+              <w:spacing w:after="0" w:line="250" w:lineRule="exact"/>
+            </w:pPr>
+            <w:r>
+              <w:rPr>
+                <w:rFonts w:ascii="游ゴシック" w:cs="游ゴシック" w:eastAsia="游ゴシック" w:hAnsi="游ゴシック"/>
+                <w:b w:val="false"/>
+                <w:bCs w:val="false"/>
+                <w:color w:val="000000"/>
+                <w:sz w:val="17"/>
+                <w:szCs w:val="17"/>
+              </w:rPr>
+              <w:t xml:space="preserve">死亡場所別の死亡数（人口動態統計の市町村別の公表の粒度）</w:t>
+            </w:r>
+          </w:p>
+        </w:tc>
+        <w:tc>
+          <w:tcPr>
+            <w:tcW w:type="dxa" w:w="4868"/>
+            <w:shd w:fill="FFFFFF" w:val="clear"/>
+            <w:tcMar>
+              <w:top w:type="dxa" w:w="70"/>
+              <w:left w:type="dxa" w:w="90"/>
+              <w:bottom w:type="dxa" w:w="70"/>
+              <w:right w:type="dxa" w:w="90"/>
+            </w:tcMar>
+          </w:tcPr>
+          <w:p>
+            <w:pPr>
+              <w:spacing w:after="0" w:line="250" w:lineRule="exact"/>
+            </w:pPr>
+            <w:r>
+              <w:rPr>
+                <w:rFonts w:ascii="游ゴシック" w:cs="游ゴシック" w:eastAsia="游ゴシック" w:hAnsi="游ゴシック"/>
+                <w:b w:val="false"/>
+                <w:bCs w:val="false"/>
+                <w:color w:val="000000"/>
+                <w:sz w:val="17"/>
+                <w:szCs w:val="17"/>
+              </w:rPr>
+              <w:t xml:space="preserve">人口動態統計の市町村別の公表の粒度は当方が確かめられる</w:t>
+            </w:r>
+          </w:p>
+        </w:tc>
+      </w:tr>
+    </w:tbl>
+    <w:p>
+      <w:pPr>
+        <w:spacing w:after="200" w:line="300" w:lineRule="exact"/>
+      </w:pPr>
+      <w:r>
+        <w:rPr>
+          <w:rFonts w:ascii="游明朝" w:cs="游明朝" w:eastAsia="游明朝" w:hAnsi="游明朝"/>
+          <w:sz w:val="21"/>
+          <w:szCs w:val="21"/>
+        </w:rPr>
+        <w:t xml:space="preserve"/>
+      </w:r>
+    </w:p>
     <w:p>
       <w:r>
         <w:br w:type="page"/>

--- a/output/13-4_北塩原村第10期_照会票_束4_認知症施策と権利擁護.docx
+++ b/output/13-4_北塩原村第10期_照会票_束4_認知症施策と権利擁護.docx
@@ -3063,7 +3063,7 @@
           <w:sz w:val="26"/>
           <w:szCs w:val="26"/>
         </w:rPr>
-        <w:t xml:space="preserve">参考　当方で進める事項（21件）　―　ご回答は不要です</w:t>
+        <w:t xml:space="preserve">参考　当方で進める事項（10件）　―　ご回答は不要です</w:t>
       </w:r>
     </w:p>
     <w:p>
@@ -3247,7 +3247,7 @@
                 <w:sz w:val="17"/>
                 <w:szCs w:val="17"/>
               </w:rPr>
-              <w:t xml:space="preserve">令和8年法律第51号により介護保険法第117条に加わった記載事項の第10期計画への適用</w:t>
+              <w:t xml:space="preserve">ICF分析は標準設問のみで完結することの確認</w:t>
             </w:r>
           </w:p>
         </w:tc>
@@ -3275,7 +3275,7 @@
                 <w:sz w:val="17"/>
                 <w:szCs w:val="17"/>
               </w:rPr>
-              <w:t xml:space="preserve">法律案要綱・新旧対照条文・課長会議資料を受領済みであり、当方が確定した（doc92〜94）</w:t>
+              <w:t xml:space="preserve">当方の分析の設計である。標準設問の範囲で完結させる</w:t>
             </w:r>
           </w:p>
         </w:tc>
@@ -3337,7 +3337,7 @@
                 <w:sz w:val="17"/>
                 <w:szCs w:val="17"/>
               </w:rPr>
-              <w:t xml:space="preserve">ICF分析は標準設問のみで完結することの確認</w:t>
+              <w:t xml:space="preserve">リスク判定10種の該当基準（見える化システムの算出方法との突合）</w:t>
             </w:r>
           </w:p>
         </w:tc>
@@ -3365,7 +3365,7 @@
                 <w:sz w:val="17"/>
                 <w:szCs w:val="17"/>
               </w:rPr>
-              <w:t xml:space="preserve">当方の分析の設計である。標準設問の範囲で完結させる</w:t>
+              <w:t xml:space="preserve">見える化システムの指標の算出方法は公表されている。当方が突き合わせる</w:t>
             </w:r>
           </w:p>
         </w:tc>
@@ -3427,7 +3427,7 @@
                 <w:sz w:val="17"/>
                 <w:szCs w:val="17"/>
               </w:rPr>
-              <w:t xml:space="preserve">リスク判定10種の該当基準（見える化システムの算出方法との突合）</w:t>
+              <w:t xml:space="preserve">国の推計ワークシートが求める在宅サービス利用率の分母</w:t>
             </w:r>
           </w:p>
         </w:tc>
@@ -3455,7 +3455,7 @@
                 <w:sz w:val="17"/>
                 <w:szCs w:val="17"/>
               </w:rPr>
-              <w:t xml:space="preserve">見える化システムの指標の算出方法は公表されている。当方が突き合わせる</w:t>
+              <w:t xml:space="preserve">国の推計ワークシートの手引きに書かれている。当方が確かめる</w:t>
             </w:r>
           </w:p>
         </w:tc>
@@ -3517,7 +3517,7 @@
                 <w:sz w:val="17"/>
                 <w:szCs w:val="17"/>
               </w:rPr>
-              <w:t xml:space="preserve">国の推計ワークシートが求める在宅サービス利用率の分母</w:t>
+              <w:t xml:space="preserve">在宅介護実態調査の集計設計（要介護度3区分×介護者勤務形態3区分のセル数）</w:t>
             </w:r>
           </w:p>
         </w:tc>
@@ -3545,7 +3545,7 @@
                 <w:sz w:val="17"/>
                 <w:szCs w:val="17"/>
               </w:rPr>
-              <w:t xml:space="preserve">国の推計ワークシートの手引きに書かれている。当方が確かめる</w:t>
+              <w:t xml:space="preserve">当方の集計の設計である。セル数は当方が決め、doc16§6の非表示の基準で運用する</w:t>
             </w:r>
           </w:p>
         </w:tc>
@@ -3607,7 +3607,7 @@
                 <w:sz w:val="17"/>
                 <w:szCs w:val="17"/>
               </w:rPr>
-              <w:t xml:space="preserve">在宅介護実態調査の集計設計（要介護度3区分×介護者勤務形態3区分のセル数）</w:t>
+              <w:t xml:space="preserve">後期高齢者加入割合補正係数（F）の算出方法（当方の復元が国の値と一致しない）</w:t>
             </w:r>
           </w:p>
         </w:tc>
@@ -3635,7 +3635,7 @@
                 <w:sz w:val="17"/>
                 <w:szCs w:val="17"/>
               </w:rPr>
-              <w:t xml:space="preserve">当方の集計の設計である。セル数は当方が決め、doc16§6の非表示の基準で運用する</w:t>
+              <w:t xml:space="preserve">当方の復元の手順の問題である。国の様式と手引きで当方が確かめる</w:t>
             </w:r>
           </w:p>
         </w:tc>
@@ -3697,7 +3697,7 @@
                 <w:sz w:val="17"/>
                 <w:szCs w:val="17"/>
               </w:rPr>
-              <w:t xml:space="preserve">地域支援事業費が国の推計（3か年147,654千円）と当方の算定（119,658千円）で23.4%食い違う</w:t>
+              <w:t xml:space="preserve">本村の介護報酬の地域区分（級地）と、令和9年度の改定における見直しの有無</w:t>
             </w:r>
           </w:p>
         </w:tc>
@@ -3725,7 +3725,7 @@
                 <w:sz w:val="17"/>
                 <w:szCs w:val="17"/>
               </w:rPr>
-              <w:t xml:space="preserve">当方の算定と国の推計の差である。算定の範囲を当方で洗う</w:t>
+              <w:t xml:space="preserve">地域区分は告示で公表されている。当方が確かめる</w:t>
             </w:r>
           </w:p>
         </w:tc>
@@ -3787,7 +3787,7 @@
                 <w:sz w:val="17"/>
                 <w:szCs w:val="17"/>
               </w:rPr>
-              <w:t xml:space="preserve">後期高齢者加入割合補正係数（F）の算出方法（当方の復元が国の値と一致しない）</w:t>
+              <w:t xml:space="preserve">図2-9の平成29年度の1人1月あたり費用額（25,039円）の出所</w:t>
             </w:r>
           </w:p>
         </w:tc>
@@ -3815,7 +3815,7 @@
                 <w:sz w:val="17"/>
                 <w:szCs w:val="17"/>
               </w:rPr>
-              <w:t xml:space="preserve">当方の復元の手順の問題である。国の様式と手引きで当方が確かめる</w:t>
+              <w:t xml:space="preserve">当方が組んだ図の出所である。算定の根拠の綴りで示す</w:t>
             </w:r>
           </w:p>
         </w:tc>
@@ -3877,7 +3877,7 @@
                 <w:sz w:val="17"/>
                 <w:szCs w:val="17"/>
               </w:rPr>
-              <w:t xml:space="preserve">本村の介護報酬の地域区分（級地）と、令和9年度の改定における見直しの有無</w:t>
+              <w:t xml:space="preserve">要介護2の3区分の利用率の合計が101.5%となること</w:t>
             </w:r>
           </w:p>
         </w:tc>
@@ -3905,7 +3905,7 @@
                 <w:sz w:val="17"/>
                 <w:szCs w:val="17"/>
               </w:rPr>
-              <w:t xml:space="preserve">地域区分は告示で公表されている。当方が確かめる</w:t>
+              <w:t xml:space="preserve">当方の算定の端数処理の問題である。当方で整える</w:t>
             </w:r>
           </w:p>
         </w:tc>
@@ -3967,7 +3967,7 @@
                 <w:sz w:val="17"/>
                 <w:szCs w:val="17"/>
               </w:rPr>
-              <w:t xml:space="preserve">第1号被保険者数の前期・後期の内訳が国の様式（3区分）と素案5-2（2区分）で食い違う</w:t>
+              <w:t xml:space="preserve">認知症高齢者自立度（B7）の認定者数合計が認定者数（B4-a）と一致しない</w:t>
             </w:r>
           </w:p>
         </w:tc>
@@ -3995,7 +3995,7 @@
                 <w:sz w:val="17"/>
                 <w:szCs w:val="17"/>
               </w:rPr>
-              <w:t xml:space="preserve">国の推計ワークシートの様式が3区分で持つことが分かっている。当方で素案5-2を揃える</w:t>
+              <w:t xml:space="preserve">見える化システムのB7とB4-aの定義の差である。当方が指標の説明で確かめる</w:t>
             </w:r>
           </w:p>
         </w:tc>
@@ -4030,996 +4030,6 @@
                 <w:szCs w:val="17"/>
               </w:rPr>
               <w:t xml:space="preserve">10</w:t>
-            </w:r>
-          </w:p>
-        </w:tc>
-        <w:tc>
-          <w:tcPr>
-            <w:tcW w:type="dxa" w:w="4118"/>
-            <w:shd w:fill="FFFFFF" w:val="clear"/>
-            <w:tcMar>
-              <w:top w:type="dxa" w:w="70"/>
-              <w:left w:type="dxa" w:w="90"/>
-              <w:bottom w:type="dxa" w:w="70"/>
-              <w:right w:type="dxa" w:w="90"/>
-            </w:tcMar>
-          </w:tcPr>
-          <w:p>
-            <w:pPr>
-              <w:spacing w:after="0" w:line="250" w:lineRule="exact"/>
-            </w:pPr>
-            <w:r>
-              <w:rPr>
-                <w:rFonts w:ascii="游ゴシック" w:cs="游ゴシック" w:eastAsia="游ゴシック" w:hAnsi="游ゴシック"/>
-                <w:b w:val="false"/>
-                <w:bCs w:val="false"/>
-                <w:color w:val="000000"/>
-                <w:sz w:val="17"/>
-                <w:szCs w:val="17"/>
-              </w:rPr>
-              <w:t xml:space="preserve">認定者数が国の推計（3か年計629人）と当方の算定（651人）で3.4%食い違う</w:t>
-            </w:r>
-          </w:p>
-        </w:tc>
-        <w:tc>
-          <w:tcPr>
-            <w:tcW w:type="dxa" w:w="4868"/>
-            <w:shd w:fill="FFFFFF" w:val="clear"/>
-            <w:tcMar>
-              <w:top w:type="dxa" w:w="70"/>
-              <w:left w:type="dxa" w:w="90"/>
-              <w:bottom w:type="dxa" w:w="70"/>
-              <w:right w:type="dxa" w:w="90"/>
-            </w:tcMar>
-          </w:tcPr>
-          <w:p>
-            <w:pPr>
-              <w:spacing w:after="0" w:line="250" w:lineRule="exact"/>
-            </w:pPr>
-            <w:r>
-              <w:rPr>
-                <w:rFonts w:ascii="游ゴシック" w:cs="游ゴシック" w:eastAsia="游ゴシック" w:hAnsi="游ゴシック"/>
-                <w:b w:val="false"/>
-                <w:bCs w:val="false"/>
-                <w:color w:val="000000"/>
-                <w:sz w:val="17"/>
-                <w:szCs w:val="17"/>
-              </w:rPr>
-              <w:t xml:space="preserve">当方の算定と国の推計の差である。算定の過程を当方で洗う</w:t>
-            </w:r>
-          </w:p>
-        </w:tc>
-      </w:tr>
-      <w:tr>
-        <w:trPr>
-          <w:cantSplit/>
-          <w:trHeight w:val="700" w:hRule="atLeast"/>
-        </w:trPr>
-        <w:tc>
-          <w:tcPr>
-            <w:tcW w:type="dxa" w:w="374"/>
-            <w:shd w:fill="FFFFFF" w:val="clear"/>
-            <w:tcMar>
-              <w:top w:type="dxa" w:w="70"/>
-              <w:left w:type="dxa" w:w="90"/>
-              <w:bottom w:type="dxa" w:w="70"/>
-              <w:right w:type="dxa" w:w="90"/>
-            </w:tcMar>
-          </w:tcPr>
-          <w:p>
-            <w:pPr>
-              <w:spacing w:after="0" w:line="250" w:lineRule="exact"/>
-            </w:pPr>
-            <w:r>
-              <w:rPr>
-                <w:rFonts w:ascii="游ゴシック" w:cs="游ゴシック" w:eastAsia="游ゴシック" w:hAnsi="游ゴシック"/>
-                <w:b w:val="false"/>
-                <w:bCs w:val="false"/>
-                <w:color w:val="000000"/>
-                <w:sz w:val="17"/>
-                <w:szCs w:val="17"/>
-              </w:rPr>
-              <w:t xml:space="preserve">11</w:t>
-            </w:r>
-          </w:p>
-        </w:tc>
-        <w:tc>
-          <w:tcPr>
-            <w:tcW w:type="dxa" w:w="4118"/>
-            <w:shd w:fill="FFFFFF" w:val="clear"/>
-            <w:tcMar>
-              <w:top w:type="dxa" w:w="70"/>
-              <w:left w:type="dxa" w:w="90"/>
-              <w:bottom w:type="dxa" w:w="70"/>
-              <w:right w:type="dxa" w:w="90"/>
-            </w:tcMar>
-          </w:tcPr>
-          <w:p>
-            <w:pPr>
-              <w:spacing w:after="0" w:line="250" w:lineRule="exact"/>
-            </w:pPr>
-            <w:r>
-              <w:rPr>
-                <w:rFonts w:ascii="游ゴシック" w:cs="游ゴシック" w:eastAsia="游ゴシック" w:hAnsi="游ゴシック"/>
-                <w:b w:val="false"/>
-                <w:bCs w:val="false"/>
-                <w:color w:val="000000"/>
-                <w:sz w:val="17"/>
-                <w:szCs w:val="17"/>
-              </w:rPr>
-              <w:t xml:space="preserve">サービス見込量の前提（受給率を3か年平均とするか令和7年度水準とするか）</w:t>
-            </w:r>
-          </w:p>
-        </w:tc>
-        <w:tc>
-          <w:tcPr>
-            <w:tcW w:type="dxa" w:w="4868"/>
-            <w:shd w:fill="FFFFFF" w:val="clear"/>
-            <w:tcMar>
-              <w:top w:type="dxa" w:w="70"/>
-              <w:left w:type="dxa" w:w="90"/>
-              <w:bottom w:type="dxa" w:w="70"/>
-              <w:right w:type="dxa" w:w="90"/>
-            </w:tcMar>
-          </w:tcPr>
-          <w:p>
-            <w:pPr>
-              <w:spacing w:after="0" w:line="250" w:lineRule="exact"/>
-            </w:pPr>
-            <w:r>
-              <w:rPr>
-                <w:rFonts w:ascii="游ゴシック" w:cs="游ゴシック" w:eastAsia="游ゴシック" w:hAnsi="游ゴシック"/>
-                <w:b w:val="false"/>
-                <w:bCs w:val="false"/>
-                <w:color w:val="000000"/>
-                <w:sz w:val="17"/>
-                <w:szCs w:val="17"/>
-              </w:rPr>
-              <w:t xml:space="preserve">当方の算定方針である。3か年平均を本則とし、感応度で示す</w:t>
-            </w:r>
-          </w:p>
-        </w:tc>
-      </w:tr>
-      <w:tr>
-        <w:trPr>
-          <w:cantSplit/>
-          <w:trHeight w:val="700" w:hRule="atLeast"/>
-        </w:trPr>
-        <w:tc>
-          <w:tcPr>
-            <w:tcW w:type="dxa" w:w="374"/>
-            <w:shd w:fill="FFFFFF" w:val="clear"/>
-            <w:tcMar>
-              <w:top w:type="dxa" w:w="70"/>
-              <w:left w:type="dxa" w:w="90"/>
-              <w:bottom w:type="dxa" w:w="70"/>
-              <w:right w:type="dxa" w:w="90"/>
-            </w:tcMar>
-          </w:tcPr>
-          <w:p>
-            <w:pPr>
-              <w:spacing w:after="0" w:line="250" w:lineRule="exact"/>
-            </w:pPr>
-            <w:r>
-              <w:rPr>
-                <w:rFonts w:ascii="游ゴシック" w:cs="游ゴシック" w:eastAsia="游ゴシック" w:hAnsi="游ゴシック"/>
-                <w:b w:val="false"/>
-                <w:bCs w:val="false"/>
-                <w:color w:val="000000"/>
-                <w:sz w:val="17"/>
-                <w:szCs w:val="17"/>
-              </w:rPr>
-              <w:t xml:space="preserve">12</w:t>
-            </w:r>
-          </w:p>
-        </w:tc>
-        <w:tc>
-          <w:tcPr>
-            <w:tcW w:type="dxa" w:w="4118"/>
-            <w:shd w:fill="FFFFFF" w:val="clear"/>
-            <w:tcMar>
-              <w:top w:type="dxa" w:w="70"/>
-              <w:left w:type="dxa" w:w="90"/>
-              <w:bottom w:type="dxa" w:w="70"/>
-              <w:right w:type="dxa" w:w="90"/>
-            </w:tcMar>
-          </w:tcPr>
-          <w:p>
-            <w:pPr>
-              <w:spacing w:after="0" w:line="250" w:lineRule="exact"/>
-            </w:pPr>
-            <w:r>
-              <w:rPr>
-                <w:rFonts w:ascii="游ゴシック" w:cs="游ゴシック" w:eastAsia="游ゴシック" w:hAnsi="游ゴシック"/>
-                <w:b w:val="false"/>
-                <w:bCs w:val="false"/>
-                <w:color w:val="000000"/>
-                <w:sz w:val="17"/>
-                <w:szCs w:val="17"/>
-              </w:rPr>
-              <w:t xml:space="preserve">人口データの出所の統一（住基／国勢調査／福島県現住人口調査）</w:t>
-            </w:r>
-          </w:p>
-        </w:tc>
-        <w:tc>
-          <w:tcPr>
-            <w:tcW w:type="dxa" w:w="4868"/>
-            <w:shd w:fill="FFFFFF" w:val="clear"/>
-            <w:tcMar>
-              <w:top w:type="dxa" w:w="70"/>
-              <w:left w:type="dxa" w:w="90"/>
-              <w:bottom w:type="dxa" w:w="70"/>
-              <w:right w:type="dxa" w:w="90"/>
-            </w:tcMar>
-          </w:tcPr>
-          <w:p>
-            <w:pPr>
-              <w:spacing w:after="0" w:line="250" w:lineRule="exact"/>
-            </w:pPr>
-            <w:r>
-              <w:rPr>
-                <w:rFonts w:ascii="游ゴシック" w:cs="游ゴシック" w:eastAsia="游ゴシック" w:hAnsi="游ゴシック"/>
-                <w:b w:val="false"/>
-                <w:bCs w:val="false"/>
-                <w:color w:val="000000"/>
-                <w:sz w:val="17"/>
-                <w:szCs w:val="17"/>
-              </w:rPr>
-              <w:t xml:space="preserve">出所の統一は当方の整理である。用いる系列を素案に明記する</w:t>
-            </w:r>
-          </w:p>
-        </w:tc>
-      </w:tr>
-      <w:tr>
-        <w:trPr>
-          <w:cantSplit/>
-          <w:trHeight w:val="700" w:hRule="atLeast"/>
-        </w:trPr>
-        <w:tc>
-          <w:tcPr>
-            <w:tcW w:type="dxa" w:w="374"/>
-            <w:shd w:fill="FFFFFF" w:val="clear"/>
-            <w:tcMar>
-              <w:top w:type="dxa" w:w="70"/>
-              <w:left w:type="dxa" w:w="90"/>
-              <w:bottom w:type="dxa" w:w="70"/>
-              <w:right w:type="dxa" w:w="90"/>
-            </w:tcMar>
-          </w:tcPr>
-          <w:p>
-            <w:pPr>
-              <w:spacing w:after="0" w:line="250" w:lineRule="exact"/>
-            </w:pPr>
-            <w:r>
-              <w:rPr>
-                <w:rFonts w:ascii="游ゴシック" w:cs="游ゴシック" w:eastAsia="游ゴシック" w:hAnsi="游ゴシック"/>
-                <w:b w:val="false"/>
-                <w:bCs w:val="false"/>
-                <w:color w:val="000000"/>
-                <w:sz w:val="17"/>
-                <w:szCs w:val="17"/>
-              </w:rPr>
-              <w:t xml:space="preserve">13</w:t>
-            </w:r>
-          </w:p>
-        </w:tc>
-        <w:tc>
-          <w:tcPr>
-            <w:tcW w:type="dxa" w:w="4118"/>
-            <w:shd w:fill="FFFFFF" w:val="clear"/>
-            <w:tcMar>
-              <w:top w:type="dxa" w:w="70"/>
-              <w:left w:type="dxa" w:w="90"/>
-              <w:bottom w:type="dxa" w:w="70"/>
-              <w:right w:type="dxa" w:w="90"/>
-            </w:tcMar>
-          </w:tcPr>
-          <w:p>
-            <w:pPr>
-              <w:spacing w:after="0" w:line="250" w:lineRule="exact"/>
-            </w:pPr>
-            <w:r>
-              <w:rPr>
-                <w:rFonts w:ascii="游ゴシック" w:cs="游ゴシック" w:eastAsia="游ゴシック" w:hAnsi="游ゴシック"/>
-                <w:b w:val="false"/>
-                <w:bCs w:val="false"/>
-                <w:color w:val="000000"/>
-                <w:sz w:val="17"/>
-                <w:szCs w:val="17"/>
-              </w:rPr>
-              <w:t xml:space="preserve">介護保険法第117条第2項各号・第3項各号および基本指針の記載事項の条項番号の照合</w:t>
-            </w:r>
-          </w:p>
-        </w:tc>
-        <w:tc>
-          <w:tcPr>
-            <w:tcW w:type="dxa" w:w="4868"/>
-            <w:shd w:fill="FFFFFF" w:val="clear"/>
-            <w:tcMar>
-              <w:top w:type="dxa" w:w="70"/>
-              <w:left w:type="dxa" w:w="90"/>
-              <w:bottom w:type="dxa" w:w="70"/>
-              <w:right w:type="dxa" w:w="90"/>
-            </w:tcMar>
-          </w:tcPr>
-          <w:p>
-            <w:pPr>
-              <w:spacing w:after="0" w:line="250" w:lineRule="exact"/>
-            </w:pPr>
-            <w:r>
-              <w:rPr>
-                <w:rFonts w:ascii="游ゴシック" w:cs="游ゴシック" w:eastAsia="游ゴシック" w:hAnsi="游ゴシック"/>
-                <w:b w:val="false"/>
-                <w:bCs w:val="false"/>
-                <w:color w:val="000000"/>
-                <w:sz w:val="17"/>
-                <w:szCs w:val="17"/>
-              </w:rPr>
-              <w:t xml:space="preserve">新旧対照条文（令和8年法律第51号）を受領済みであり、条項番号は当方が確定できる</w:t>
-            </w:r>
-          </w:p>
-        </w:tc>
-      </w:tr>
-      <w:tr>
-        <w:trPr>
-          <w:cantSplit/>
-          <w:trHeight w:val="700" w:hRule="atLeast"/>
-        </w:trPr>
-        <w:tc>
-          <w:tcPr>
-            <w:tcW w:type="dxa" w:w="374"/>
-            <w:shd w:fill="FFFFFF" w:val="clear"/>
-            <w:tcMar>
-              <w:top w:type="dxa" w:w="70"/>
-              <w:left w:type="dxa" w:w="90"/>
-              <w:bottom w:type="dxa" w:w="70"/>
-              <w:right w:type="dxa" w:w="90"/>
-            </w:tcMar>
-          </w:tcPr>
-          <w:p>
-            <w:pPr>
-              <w:spacing w:after="0" w:line="250" w:lineRule="exact"/>
-            </w:pPr>
-            <w:r>
-              <w:rPr>
-                <w:rFonts w:ascii="游ゴシック" w:cs="游ゴシック" w:eastAsia="游ゴシック" w:hAnsi="游ゴシック"/>
-                <w:b w:val="false"/>
-                <w:bCs w:val="false"/>
-                <w:color w:val="000000"/>
-                <w:sz w:val="17"/>
-                <w:szCs w:val="17"/>
-              </w:rPr>
-              <w:t xml:space="preserve">14</w:t>
-            </w:r>
-          </w:p>
-        </w:tc>
-        <w:tc>
-          <w:tcPr>
-            <w:tcW w:type="dxa" w:w="4118"/>
-            <w:shd w:fill="FFFFFF" w:val="clear"/>
-            <w:tcMar>
-              <w:top w:type="dxa" w:w="70"/>
-              <w:left w:type="dxa" w:w="90"/>
-              <w:bottom w:type="dxa" w:w="70"/>
-              <w:right w:type="dxa" w:w="90"/>
-            </w:tcMar>
-          </w:tcPr>
-          <w:p>
-            <w:pPr>
-              <w:spacing w:after="0" w:line="250" w:lineRule="exact"/>
-            </w:pPr>
-            <w:r>
-              <w:rPr>
-                <w:rFonts w:ascii="游ゴシック" w:cs="游ゴシック" w:eastAsia="游ゴシック" w:hAnsi="游ゴシック"/>
-                <w:b w:val="false"/>
-                <w:bCs w:val="false"/>
-                <w:color w:val="000000"/>
-                <w:sz w:val="17"/>
-                <w:szCs w:val="17"/>
-              </w:rPr>
-              <w:t xml:space="preserve">令和2年（2020年）の年齢3区分の計が総人口に1人足りない理由（国勢調査の年齢不詳か入力の誤りか）</w:t>
-            </w:r>
-          </w:p>
-        </w:tc>
-        <w:tc>
-          <w:tcPr>
-            <w:tcW w:type="dxa" w:w="4868"/>
-            <w:shd w:fill="FFFFFF" w:val="clear"/>
-            <w:tcMar>
-              <w:top w:type="dxa" w:w="70"/>
-              <w:left w:type="dxa" w:w="90"/>
-              <w:bottom w:type="dxa" w:w="70"/>
-              <w:right w:type="dxa" w:w="90"/>
-            </w:tcMar>
-          </w:tcPr>
-          <w:p>
-            <w:pPr>
-              <w:spacing w:after="0" w:line="250" w:lineRule="exact"/>
-            </w:pPr>
-            <w:r>
-              <w:rPr>
-                <w:rFonts w:ascii="游ゴシック" w:cs="游ゴシック" w:eastAsia="游ゴシック" w:hAnsi="游ゴシック"/>
-                <w:b w:val="false"/>
-                <w:bCs w:val="false"/>
-                <w:color w:val="000000"/>
-                <w:sz w:val="17"/>
-                <w:szCs w:val="17"/>
-              </w:rPr>
-              <w:t xml:space="preserve">国勢調査の年齢不詳の扱いである。当方が原表で確かめる</w:t>
-            </w:r>
-          </w:p>
-        </w:tc>
-      </w:tr>
-      <w:tr>
-        <w:trPr>
-          <w:cantSplit/>
-          <w:trHeight w:val="700" w:hRule="atLeast"/>
-        </w:trPr>
-        <w:tc>
-          <w:tcPr>
-            <w:tcW w:type="dxa" w:w="374"/>
-            <w:shd w:fill="FFFFFF" w:val="clear"/>
-            <w:tcMar>
-              <w:top w:type="dxa" w:w="70"/>
-              <w:left w:type="dxa" w:w="90"/>
-              <w:bottom w:type="dxa" w:w="70"/>
-              <w:right w:type="dxa" w:w="90"/>
-            </w:tcMar>
-          </w:tcPr>
-          <w:p>
-            <w:pPr>
-              <w:spacing w:after="0" w:line="250" w:lineRule="exact"/>
-            </w:pPr>
-            <w:r>
-              <w:rPr>
-                <w:rFonts w:ascii="游ゴシック" w:cs="游ゴシック" w:eastAsia="游ゴシック" w:hAnsi="游ゴシック"/>
-                <w:b w:val="false"/>
-                <w:bCs w:val="false"/>
-                <w:color w:val="000000"/>
-                <w:sz w:val="17"/>
-                <w:szCs w:val="17"/>
-              </w:rPr>
-              <w:t xml:space="preserve">15</w:t>
-            </w:r>
-          </w:p>
-        </w:tc>
-        <w:tc>
-          <w:tcPr>
-            <w:tcW w:type="dxa" w:w="4118"/>
-            <w:shd w:fill="FFFFFF" w:val="clear"/>
-            <w:tcMar>
-              <w:top w:type="dxa" w:w="70"/>
-              <w:left w:type="dxa" w:w="90"/>
-              <w:bottom w:type="dxa" w:w="70"/>
-              <w:right w:type="dxa" w:w="90"/>
-            </w:tcMar>
-          </w:tcPr>
-          <w:p>
-            <w:pPr>
-              <w:spacing w:after="0" w:line="250" w:lineRule="exact"/>
-            </w:pPr>
-            <w:r>
-              <w:rPr>
-                <w:rFonts w:ascii="游ゴシック" w:cs="游ゴシック" w:eastAsia="游ゴシック" w:hAnsi="游ゴシック"/>
-                <w:b w:val="false"/>
-                <w:bCs w:val="false"/>
-                <w:color w:val="000000"/>
-                <w:sz w:val="17"/>
-                <w:szCs w:val="17"/>
-              </w:rPr>
-              <w:t xml:space="preserve">令和9年4月の介護報酬改定率が示された後の単価の扱い</w:t>
-            </w:r>
-          </w:p>
-        </w:tc>
-        <w:tc>
-          <w:tcPr>
-            <w:tcW w:type="dxa" w:w="4868"/>
-            <w:shd w:fill="FFFFFF" w:val="clear"/>
-            <w:tcMar>
-              <w:top w:type="dxa" w:w="70"/>
-              <w:left w:type="dxa" w:w="90"/>
-              <w:bottom w:type="dxa" w:w="70"/>
-              <w:right w:type="dxa" w:w="90"/>
-            </w:tcMar>
-          </w:tcPr>
-          <w:p>
-            <w:pPr>
-              <w:spacing w:after="0" w:line="250" w:lineRule="exact"/>
-            </w:pPr>
-            <w:r>
-              <w:rPr>
-                <w:rFonts w:ascii="游ゴシック" w:cs="游ゴシック" w:eastAsia="游ゴシック" w:hAnsi="游ゴシック"/>
-                <w:b w:val="false"/>
-                <w:bCs w:val="false"/>
-                <w:color w:val="000000"/>
-                <w:sz w:val="17"/>
-                <w:szCs w:val="17"/>
-              </w:rPr>
-              <w:t xml:space="preserve">改定率は告示で公表される。告示後に当方が単価を補正する</w:t>
-            </w:r>
-          </w:p>
-        </w:tc>
-      </w:tr>
-      <w:tr>
-        <w:trPr>
-          <w:cantSplit/>
-          <w:trHeight w:val="700" w:hRule="atLeast"/>
-        </w:trPr>
-        <w:tc>
-          <w:tcPr>
-            <w:tcW w:type="dxa" w:w="374"/>
-            <w:shd w:fill="FFFFFF" w:val="clear"/>
-            <w:tcMar>
-              <w:top w:type="dxa" w:w="70"/>
-              <w:left w:type="dxa" w:w="90"/>
-              <w:bottom w:type="dxa" w:w="70"/>
-              <w:right w:type="dxa" w:w="90"/>
-            </w:tcMar>
-          </w:tcPr>
-          <w:p>
-            <w:pPr>
-              <w:spacing w:after="0" w:line="250" w:lineRule="exact"/>
-            </w:pPr>
-            <w:r>
-              <w:rPr>
-                <w:rFonts w:ascii="游ゴシック" w:cs="游ゴシック" w:eastAsia="游ゴシック" w:hAnsi="游ゴシック"/>
-                <w:b w:val="false"/>
-                <w:bCs w:val="false"/>
-                <w:color w:val="000000"/>
-                <w:sz w:val="17"/>
-                <w:szCs w:val="17"/>
-              </w:rPr>
-              <w:t xml:space="preserve">16</w:t>
-            </w:r>
-          </w:p>
-        </w:tc>
-        <w:tc>
-          <w:tcPr>
-            <w:tcW w:type="dxa" w:w="4118"/>
-            <w:shd w:fill="FFFFFF" w:val="clear"/>
-            <w:tcMar>
-              <w:top w:type="dxa" w:w="70"/>
-              <w:left w:type="dxa" w:w="90"/>
-              <w:bottom w:type="dxa" w:w="70"/>
-              <w:right w:type="dxa" w:w="90"/>
-            </w:tcMar>
-          </w:tcPr>
-          <w:p>
-            <w:pPr>
-              <w:spacing w:after="0" w:line="250" w:lineRule="exact"/>
-            </w:pPr>
-            <w:r>
-              <w:rPr>
-                <w:rFonts w:ascii="游ゴシック" w:cs="游ゴシック" w:eastAsia="游ゴシック" w:hAnsi="游ゴシック"/>
-                <w:b w:val="false"/>
-                <w:bCs w:val="false"/>
-                <w:color w:val="000000"/>
-                <w:sz w:val="17"/>
-                <w:szCs w:val="17"/>
-              </w:rPr>
-              <w:t xml:space="preserve">図2-9の平成29年度の1人1月あたり費用額（25,039円）の出所</w:t>
-            </w:r>
-          </w:p>
-        </w:tc>
-        <w:tc>
-          <w:tcPr>
-            <w:tcW w:type="dxa" w:w="4868"/>
-            <w:shd w:fill="FFFFFF" w:val="clear"/>
-            <w:tcMar>
-              <w:top w:type="dxa" w:w="70"/>
-              <w:left w:type="dxa" w:w="90"/>
-              <w:bottom w:type="dxa" w:w="70"/>
-              <w:right w:type="dxa" w:w="90"/>
-            </w:tcMar>
-          </w:tcPr>
-          <w:p>
-            <w:pPr>
-              <w:spacing w:after="0" w:line="250" w:lineRule="exact"/>
-            </w:pPr>
-            <w:r>
-              <w:rPr>
-                <w:rFonts w:ascii="游ゴシック" w:cs="游ゴシック" w:eastAsia="游ゴシック" w:hAnsi="游ゴシック"/>
-                <w:b w:val="false"/>
-                <w:bCs w:val="false"/>
-                <w:color w:val="000000"/>
-                <w:sz w:val="17"/>
-                <w:szCs w:val="17"/>
-              </w:rPr>
-              <w:t xml:space="preserve">当方が組んだ図の出所である。算定の根拠の綴りで示す</w:t>
-            </w:r>
-          </w:p>
-        </w:tc>
-      </w:tr>
-      <w:tr>
-        <w:trPr>
-          <w:cantSplit/>
-          <w:trHeight w:val="700" w:hRule="atLeast"/>
-        </w:trPr>
-        <w:tc>
-          <w:tcPr>
-            <w:tcW w:type="dxa" w:w="374"/>
-            <w:shd w:fill="FFFFFF" w:val="clear"/>
-            <w:tcMar>
-              <w:top w:type="dxa" w:w="70"/>
-              <w:left w:type="dxa" w:w="90"/>
-              <w:bottom w:type="dxa" w:w="70"/>
-              <w:right w:type="dxa" w:w="90"/>
-            </w:tcMar>
-          </w:tcPr>
-          <w:p>
-            <w:pPr>
-              <w:spacing w:after="0" w:line="250" w:lineRule="exact"/>
-            </w:pPr>
-            <w:r>
-              <w:rPr>
-                <w:rFonts w:ascii="游ゴシック" w:cs="游ゴシック" w:eastAsia="游ゴシック" w:hAnsi="游ゴシック"/>
-                <w:b w:val="false"/>
-                <w:bCs w:val="false"/>
-                <w:color w:val="000000"/>
-                <w:sz w:val="17"/>
-                <w:szCs w:val="17"/>
-              </w:rPr>
-              <w:t xml:space="preserve">17</w:t>
-            </w:r>
-          </w:p>
-        </w:tc>
-        <w:tc>
-          <w:tcPr>
-            <w:tcW w:type="dxa" w:w="4118"/>
-            <w:shd w:fill="FFFFFF" w:val="clear"/>
-            <w:tcMar>
-              <w:top w:type="dxa" w:w="70"/>
-              <w:left w:type="dxa" w:w="90"/>
-              <w:bottom w:type="dxa" w:w="70"/>
-              <w:right w:type="dxa" w:w="90"/>
-            </w:tcMar>
-          </w:tcPr>
-          <w:p>
-            <w:pPr>
-              <w:spacing w:after="0" w:line="250" w:lineRule="exact"/>
-            </w:pPr>
-            <w:r>
-              <w:rPr>
-                <w:rFonts w:ascii="游ゴシック" w:cs="游ゴシック" w:eastAsia="游ゴシック" w:hAnsi="游ゴシック"/>
-                <w:b w:val="false"/>
-                <w:bCs w:val="false"/>
-                <w:color w:val="000000"/>
-                <w:sz w:val="17"/>
-                <w:szCs w:val="17"/>
-              </w:rPr>
-              <w:t xml:space="preserve">村内の居宅介護支援事業所は1か所か2か所か</w:t>
-            </w:r>
-          </w:p>
-        </w:tc>
-        <w:tc>
-          <w:tcPr>
-            <w:tcW w:type="dxa" w:w="4868"/>
-            <w:shd w:fill="FFFFFF" w:val="clear"/>
-            <w:tcMar>
-              <w:top w:type="dxa" w:w="70"/>
-              <w:left w:type="dxa" w:w="90"/>
-              <w:bottom w:type="dxa" w:w="70"/>
-              <w:right w:type="dxa" w:w="90"/>
-            </w:tcMar>
-          </w:tcPr>
-          <w:p>
-            <w:pPr>
-              <w:spacing w:after="0" w:line="250" w:lineRule="exact"/>
-            </w:pPr>
-            <w:r>
-              <w:rPr>
-                <w:rFonts w:ascii="游ゴシック" w:cs="游ゴシック" w:eastAsia="游ゴシック" w:hAnsi="游ゴシック"/>
-                <w:b w:val="false"/>
-                <w:bCs w:val="false"/>
-                <w:color w:val="000000"/>
-                <w:sz w:val="17"/>
-                <w:szCs w:val="17"/>
-              </w:rPr>
-              <w:t xml:space="preserve">介護サービス情報公表システムで事業所の指定の状況を当方が確かめる</w:t>
-            </w:r>
-          </w:p>
-        </w:tc>
-      </w:tr>
-      <w:tr>
-        <w:trPr>
-          <w:cantSplit/>
-          <w:trHeight w:val="700" w:hRule="atLeast"/>
-        </w:trPr>
-        <w:tc>
-          <w:tcPr>
-            <w:tcW w:type="dxa" w:w="374"/>
-            <w:shd w:fill="FFFFFF" w:val="clear"/>
-            <w:tcMar>
-              <w:top w:type="dxa" w:w="70"/>
-              <w:left w:type="dxa" w:w="90"/>
-              <w:bottom w:type="dxa" w:w="70"/>
-              <w:right w:type="dxa" w:w="90"/>
-            </w:tcMar>
-          </w:tcPr>
-          <w:p>
-            <w:pPr>
-              <w:spacing w:after="0" w:line="250" w:lineRule="exact"/>
-            </w:pPr>
-            <w:r>
-              <w:rPr>
-                <w:rFonts w:ascii="游ゴシック" w:cs="游ゴシック" w:eastAsia="游ゴシック" w:hAnsi="游ゴシック"/>
-                <w:b w:val="false"/>
-                <w:bCs w:val="false"/>
-                <w:color w:val="000000"/>
-                <w:sz w:val="17"/>
-                <w:szCs w:val="17"/>
-              </w:rPr>
-              <w:t xml:space="preserve">18</w:t>
-            </w:r>
-          </w:p>
-        </w:tc>
-        <w:tc>
-          <w:tcPr>
-            <w:tcW w:type="dxa" w:w="4118"/>
-            <w:shd w:fill="FFFFFF" w:val="clear"/>
-            <w:tcMar>
-              <w:top w:type="dxa" w:w="70"/>
-              <w:left w:type="dxa" w:w="90"/>
-              <w:bottom w:type="dxa" w:w="70"/>
-              <w:right w:type="dxa" w:w="90"/>
-            </w:tcMar>
-          </w:tcPr>
-          <w:p>
-            <w:pPr>
-              <w:spacing w:after="0" w:line="250" w:lineRule="exact"/>
-            </w:pPr>
-            <w:r>
-              <w:rPr>
-                <w:rFonts w:ascii="游ゴシック" w:cs="游ゴシック" w:eastAsia="游ゴシック" w:hAnsi="游ゴシック"/>
-                <w:b w:val="false"/>
-                <w:bCs w:val="false"/>
-                <w:color w:val="000000"/>
-                <w:sz w:val="17"/>
-                <w:szCs w:val="17"/>
-              </w:rPr>
-              <w:t xml:space="preserve">要介護2の3区分の利用率の合計が101.5%となること</w:t>
-            </w:r>
-          </w:p>
-        </w:tc>
-        <w:tc>
-          <w:tcPr>
-            <w:tcW w:type="dxa" w:w="4868"/>
-            <w:shd w:fill="FFFFFF" w:val="clear"/>
-            <w:tcMar>
-              <w:top w:type="dxa" w:w="70"/>
-              <w:left w:type="dxa" w:w="90"/>
-              <w:bottom w:type="dxa" w:w="70"/>
-              <w:right w:type="dxa" w:w="90"/>
-            </w:tcMar>
-          </w:tcPr>
-          <w:p>
-            <w:pPr>
-              <w:spacing w:after="0" w:line="250" w:lineRule="exact"/>
-            </w:pPr>
-            <w:r>
-              <w:rPr>
-                <w:rFonts w:ascii="游ゴシック" w:cs="游ゴシック" w:eastAsia="游ゴシック" w:hAnsi="游ゴシック"/>
-                <w:b w:val="false"/>
-                <w:bCs w:val="false"/>
-                <w:color w:val="000000"/>
-                <w:sz w:val="17"/>
-                <w:szCs w:val="17"/>
-              </w:rPr>
-              <w:t xml:space="preserve">当方の算定の端数処理の問題である。当方で整える</w:t>
-            </w:r>
-          </w:p>
-        </w:tc>
-      </w:tr>
-      <w:tr>
-        <w:trPr>
-          <w:cantSplit/>
-          <w:trHeight w:val="700" w:hRule="atLeast"/>
-        </w:trPr>
-        <w:tc>
-          <w:tcPr>
-            <w:tcW w:type="dxa" w:w="374"/>
-            <w:shd w:fill="FFFFFF" w:val="clear"/>
-            <w:tcMar>
-              <w:top w:type="dxa" w:w="70"/>
-              <w:left w:type="dxa" w:w="90"/>
-              <w:bottom w:type="dxa" w:w="70"/>
-              <w:right w:type="dxa" w:w="90"/>
-            </w:tcMar>
-          </w:tcPr>
-          <w:p>
-            <w:pPr>
-              <w:spacing w:after="0" w:line="250" w:lineRule="exact"/>
-            </w:pPr>
-            <w:r>
-              <w:rPr>
-                <w:rFonts w:ascii="游ゴシック" w:cs="游ゴシック" w:eastAsia="游ゴシック" w:hAnsi="游ゴシック"/>
-                <w:b w:val="false"/>
-                <w:bCs w:val="false"/>
-                <w:color w:val="000000"/>
-                <w:sz w:val="17"/>
-                <w:szCs w:val="17"/>
-              </w:rPr>
-              <w:t xml:space="preserve">19</w:t>
-            </w:r>
-          </w:p>
-        </w:tc>
-        <w:tc>
-          <w:tcPr>
-            <w:tcW w:type="dxa" w:w="4118"/>
-            <w:shd w:fill="FFFFFF" w:val="clear"/>
-            <w:tcMar>
-              <w:top w:type="dxa" w:w="70"/>
-              <w:left w:type="dxa" w:w="90"/>
-              <w:bottom w:type="dxa" w:w="70"/>
-              <w:right w:type="dxa" w:w="90"/>
-            </w:tcMar>
-          </w:tcPr>
-          <w:p>
-            <w:pPr>
-              <w:spacing w:after="0" w:line="250" w:lineRule="exact"/>
-            </w:pPr>
-            <w:r>
-              <w:rPr>
-                <w:rFonts w:ascii="游ゴシック" w:cs="游ゴシック" w:eastAsia="游ゴシック" w:hAnsi="游ゴシック"/>
-                <w:b w:val="false"/>
-                <w:bCs w:val="false"/>
-                <w:color w:val="000000"/>
-                <w:sz w:val="17"/>
-                <w:szCs w:val="17"/>
-              </w:rPr>
-              <w:t xml:space="preserve">認定率の分母をB1（第1号被保険者数）に統一することの可否</w:t>
-            </w:r>
-          </w:p>
-        </w:tc>
-        <w:tc>
-          <w:tcPr>
-            <w:tcW w:type="dxa" w:w="4868"/>
-            <w:shd w:fill="FFFFFF" w:val="clear"/>
-            <w:tcMar>
-              <w:top w:type="dxa" w:w="70"/>
-              <w:left w:type="dxa" w:w="90"/>
-              <w:bottom w:type="dxa" w:w="70"/>
-              <w:right w:type="dxa" w:w="90"/>
-            </w:tcMar>
-          </w:tcPr>
-          <w:p>
-            <w:pPr>
-              <w:spacing w:after="0" w:line="250" w:lineRule="exact"/>
-            </w:pPr>
-            <w:r>
-              <w:rPr>
-                <w:rFonts w:ascii="游ゴシック" w:cs="游ゴシック" w:eastAsia="游ゴシック" w:hAnsi="游ゴシック"/>
-                <w:b w:val="false"/>
-                <w:bCs w:val="false"/>
-                <w:color w:val="000000"/>
-                <w:sz w:val="17"/>
-                <w:szCs w:val="17"/>
-              </w:rPr>
-              <w:t xml:space="preserve">当方の算定上の分母の取り方である。素案で統一して示す</w:t>
-            </w:r>
-          </w:p>
-        </w:tc>
-      </w:tr>
-      <w:tr>
-        <w:trPr>
-          <w:cantSplit/>
-          <w:trHeight w:val="700" w:hRule="atLeast"/>
-        </w:trPr>
-        <w:tc>
-          <w:tcPr>
-            <w:tcW w:type="dxa" w:w="374"/>
-            <w:shd w:fill="FFFFFF" w:val="clear"/>
-            <w:tcMar>
-              <w:top w:type="dxa" w:w="70"/>
-              <w:left w:type="dxa" w:w="90"/>
-              <w:bottom w:type="dxa" w:w="70"/>
-              <w:right w:type="dxa" w:w="90"/>
-            </w:tcMar>
-          </w:tcPr>
-          <w:p>
-            <w:pPr>
-              <w:spacing w:after="0" w:line="250" w:lineRule="exact"/>
-            </w:pPr>
-            <w:r>
-              <w:rPr>
-                <w:rFonts w:ascii="游ゴシック" w:cs="游ゴシック" w:eastAsia="游ゴシック" w:hAnsi="游ゴシック"/>
-                <w:b w:val="false"/>
-                <w:bCs w:val="false"/>
-                <w:color w:val="000000"/>
-                <w:sz w:val="17"/>
-                <w:szCs w:val="17"/>
-              </w:rPr>
-              <w:t xml:space="preserve">20</w:t>
-            </w:r>
-          </w:p>
-        </w:tc>
-        <w:tc>
-          <w:tcPr>
-            <w:tcW w:type="dxa" w:w="4118"/>
-            <w:shd w:fill="FFFFFF" w:val="clear"/>
-            <w:tcMar>
-              <w:top w:type="dxa" w:w="70"/>
-              <w:left w:type="dxa" w:w="90"/>
-              <w:bottom w:type="dxa" w:w="70"/>
-              <w:right w:type="dxa" w:w="90"/>
-            </w:tcMar>
-          </w:tcPr>
-          <w:p>
-            <w:pPr>
-              <w:spacing w:after="0" w:line="250" w:lineRule="exact"/>
-            </w:pPr>
-            <w:r>
-              <w:rPr>
-                <w:rFonts w:ascii="游ゴシック" w:cs="游ゴシック" w:eastAsia="游ゴシック" w:hAnsi="游ゴシック"/>
-                <w:b w:val="false"/>
-                <w:bCs w:val="false"/>
-                <w:color w:val="000000"/>
-                <w:sz w:val="17"/>
-                <w:szCs w:val="17"/>
-              </w:rPr>
-              <w:t xml:space="preserve">認知症高齢者自立度（B7）の認定者数合計が認定者数（B4-a）と一致しない</w:t>
-            </w:r>
-          </w:p>
-        </w:tc>
-        <w:tc>
-          <w:tcPr>
-            <w:tcW w:type="dxa" w:w="4868"/>
-            <w:shd w:fill="FFFFFF" w:val="clear"/>
-            <w:tcMar>
-              <w:top w:type="dxa" w:w="70"/>
-              <w:left w:type="dxa" w:w="90"/>
-              <w:bottom w:type="dxa" w:w="70"/>
-              <w:right w:type="dxa" w:w="90"/>
-            </w:tcMar>
-          </w:tcPr>
-          <w:p>
-            <w:pPr>
-              <w:spacing w:after="0" w:line="250" w:lineRule="exact"/>
-            </w:pPr>
-            <w:r>
-              <w:rPr>
-                <w:rFonts w:ascii="游ゴシック" w:cs="游ゴシック" w:eastAsia="游ゴシック" w:hAnsi="游ゴシック"/>
-                <w:b w:val="false"/>
-                <w:bCs w:val="false"/>
-                <w:color w:val="000000"/>
-                <w:sz w:val="17"/>
-                <w:szCs w:val="17"/>
-              </w:rPr>
-              <w:t xml:space="preserve">見える化システムのB7とB4-aの定義の差である。当方が指標の説明で確かめる</w:t>
-            </w:r>
-          </w:p>
-        </w:tc>
-      </w:tr>
-      <w:tr>
-        <w:trPr>
-          <w:cantSplit/>
-          <w:trHeight w:val="700" w:hRule="atLeast"/>
-        </w:trPr>
-        <w:tc>
-          <w:tcPr>
-            <w:tcW w:type="dxa" w:w="374"/>
-            <w:shd w:fill="FFFFFF" w:val="clear"/>
-            <w:tcMar>
-              <w:top w:type="dxa" w:w="70"/>
-              <w:left w:type="dxa" w:w="90"/>
-              <w:bottom w:type="dxa" w:w="70"/>
-              <w:right w:type="dxa" w:w="90"/>
-            </w:tcMar>
-          </w:tcPr>
-          <w:p>
-            <w:pPr>
-              <w:spacing w:after="0" w:line="250" w:lineRule="exact"/>
-            </w:pPr>
-            <w:r>
-              <w:rPr>
-                <w:rFonts w:ascii="游ゴシック" w:cs="游ゴシック" w:eastAsia="游ゴシック" w:hAnsi="游ゴシック"/>
-                <w:b w:val="false"/>
-                <w:bCs w:val="false"/>
-                <w:color w:val="000000"/>
-                <w:sz w:val="17"/>
-                <w:szCs w:val="17"/>
-              </w:rPr>
-              <w:t xml:space="preserve">21</w:t>
             </w:r>
           </w:p>
         </w:tc>

--- a/output/13-4_北塩原村第10期_照会票_束4_認知症施策と権利擁護.docx
+++ b/output/13-4_北塩原村第10期_照会票_束4_認知症施策と権利擁護.docx
@@ -3063,7 +3063,7 @@
           <w:sz w:val="26"/>
           <w:szCs w:val="26"/>
         </w:rPr>
-        <w:t xml:space="preserve">参考　当方で進める事項（10件）　―　ご回答は不要です</w:t>
+        <w:t xml:space="preserve">参考　当方で進める事項（3件）　―　ご回答は不要です</w:t>
       </w:r>
     </w:p>
     <w:p>
@@ -3247,7 +3247,7 @@
                 <w:sz w:val="17"/>
                 <w:szCs w:val="17"/>
               </w:rPr>
-              <w:t xml:space="preserve">ICF分析は標準設問のみで完結することの確認</w:t>
+              <w:t xml:space="preserve">リスク判定10種の該当基準（見える化システムの算出方法との突合）</w:t>
             </w:r>
           </w:p>
         </w:tc>
@@ -3275,7 +3275,7 @@
                 <w:sz w:val="17"/>
                 <w:szCs w:val="17"/>
               </w:rPr>
-              <w:t xml:space="preserve">当方の分析の設計である。標準設問の範囲で完結させる</w:t>
+              <w:t xml:space="preserve">見える化システムの指標の算出方法は公表されている。当方が突き合わせる</w:t>
             </w:r>
           </w:p>
         </w:tc>
@@ -3337,7 +3337,7 @@
                 <w:sz w:val="17"/>
                 <w:szCs w:val="17"/>
               </w:rPr>
-              <w:t xml:space="preserve">リスク判定10種の該当基準（見える化システムの算出方法との突合）</w:t>
+              <w:t xml:space="preserve">認知症高齢者自立度（B7）の認定者数合計が認定者数（B4-a）と一致しない</w:t>
             </w:r>
           </w:p>
         </w:tc>
@@ -3365,7 +3365,7 @@
                 <w:sz w:val="17"/>
                 <w:szCs w:val="17"/>
               </w:rPr>
-              <w:t xml:space="preserve">見える化システムの指標の算出方法は公表されている。当方が突き合わせる</w:t>
+              <w:t xml:space="preserve">見える化システムのB7とB4-aの定義の差である。当方が指標の説明で確かめる</w:t>
             </w:r>
           </w:p>
         </w:tc>
@@ -3400,636 +3400,6 @@
                 <w:szCs w:val="17"/>
               </w:rPr>
               <w:t xml:space="preserve">3</w:t>
-            </w:r>
-          </w:p>
-        </w:tc>
-        <w:tc>
-          <w:tcPr>
-            <w:tcW w:type="dxa" w:w="4118"/>
-            <w:shd w:fill="FFFFFF" w:val="clear"/>
-            <w:tcMar>
-              <w:top w:type="dxa" w:w="70"/>
-              <w:left w:type="dxa" w:w="90"/>
-              <w:bottom w:type="dxa" w:w="70"/>
-              <w:right w:type="dxa" w:w="90"/>
-            </w:tcMar>
-          </w:tcPr>
-          <w:p>
-            <w:pPr>
-              <w:spacing w:after="0" w:line="250" w:lineRule="exact"/>
-            </w:pPr>
-            <w:r>
-              <w:rPr>
-                <w:rFonts w:ascii="游ゴシック" w:cs="游ゴシック" w:eastAsia="游ゴシック" w:hAnsi="游ゴシック"/>
-                <w:b w:val="false"/>
-                <w:bCs w:val="false"/>
-                <w:color w:val="000000"/>
-                <w:sz w:val="17"/>
-                <w:szCs w:val="17"/>
-              </w:rPr>
-              <w:t xml:space="preserve">国の推計ワークシートが求める在宅サービス利用率の分母</w:t>
-            </w:r>
-          </w:p>
-        </w:tc>
-        <w:tc>
-          <w:tcPr>
-            <w:tcW w:type="dxa" w:w="4868"/>
-            <w:shd w:fill="FFFFFF" w:val="clear"/>
-            <w:tcMar>
-              <w:top w:type="dxa" w:w="70"/>
-              <w:left w:type="dxa" w:w="90"/>
-              <w:bottom w:type="dxa" w:w="70"/>
-              <w:right w:type="dxa" w:w="90"/>
-            </w:tcMar>
-          </w:tcPr>
-          <w:p>
-            <w:pPr>
-              <w:spacing w:after="0" w:line="250" w:lineRule="exact"/>
-            </w:pPr>
-            <w:r>
-              <w:rPr>
-                <w:rFonts w:ascii="游ゴシック" w:cs="游ゴシック" w:eastAsia="游ゴシック" w:hAnsi="游ゴシック"/>
-                <w:b w:val="false"/>
-                <w:bCs w:val="false"/>
-                <w:color w:val="000000"/>
-                <w:sz w:val="17"/>
-                <w:szCs w:val="17"/>
-              </w:rPr>
-              <w:t xml:space="preserve">国の推計ワークシートの手引きに書かれている。当方が確かめる</w:t>
-            </w:r>
-          </w:p>
-        </w:tc>
-      </w:tr>
-      <w:tr>
-        <w:trPr>
-          <w:cantSplit/>
-          <w:trHeight w:val="700" w:hRule="atLeast"/>
-        </w:trPr>
-        <w:tc>
-          <w:tcPr>
-            <w:tcW w:type="dxa" w:w="374"/>
-            <w:shd w:fill="FFFFFF" w:val="clear"/>
-            <w:tcMar>
-              <w:top w:type="dxa" w:w="70"/>
-              <w:left w:type="dxa" w:w="90"/>
-              <w:bottom w:type="dxa" w:w="70"/>
-              <w:right w:type="dxa" w:w="90"/>
-            </w:tcMar>
-          </w:tcPr>
-          <w:p>
-            <w:pPr>
-              <w:spacing w:after="0" w:line="250" w:lineRule="exact"/>
-            </w:pPr>
-            <w:r>
-              <w:rPr>
-                <w:rFonts w:ascii="游ゴシック" w:cs="游ゴシック" w:eastAsia="游ゴシック" w:hAnsi="游ゴシック"/>
-                <w:b w:val="false"/>
-                <w:bCs w:val="false"/>
-                <w:color w:val="000000"/>
-                <w:sz w:val="17"/>
-                <w:szCs w:val="17"/>
-              </w:rPr>
-              <w:t xml:space="preserve">4</w:t>
-            </w:r>
-          </w:p>
-        </w:tc>
-        <w:tc>
-          <w:tcPr>
-            <w:tcW w:type="dxa" w:w="4118"/>
-            <w:shd w:fill="FFFFFF" w:val="clear"/>
-            <w:tcMar>
-              <w:top w:type="dxa" w:w="70"/>
-              <w:left w:type="dxa" w:w="90"/>
-              <w:bottom w:type="dxa" w:w="70"/>
-              <w:right w:type="dxa" w:w="90"/>
-            </w:tcMar>
-          </w:tcPr>
-          <w:p>
-            <w:pPr>
-              <w:spacing w:after="0" w:line="250" w:lineRule="exact"/>
-            </w:pPr>
-            <w:r>
-              <w:rPr>
-                <w:rFonts w:ascii="游ゴシック" w:cs="游ゴシック" w:eastAsia="游ゴシック" w:hAnsi="游ゴシック"/>
-                <w:b w:val="false"/>
-                <w:bCs w:val="false"/>
-                <w:color w:val="000000"/>
-                <w:sz w:val="17"/>
-                <w:szCs w:val="17"/>
-              </w:rPr>
-              <w:t xml:space="preserve">在宅介護実態調査の集計設計（要介護度3区分×介護者勤務形態3区分のセル数）</w:t>
-            </w:r>
-          </w:p>
-        </w:tc>
-        <w:tc>
-          <w:tcPr>
-            <w:tcW w:type="dxa" w:w="4868"/>
-            <w:shd w:fill="FFFFFF" w:val="clear"/>
-            <w:tcMar>
-              <w:top w:type="dxa" w:w="70"/>
-              <w:left w:type="dxa" w:w="90"/>
-              <w:bottom w:type="dxa" w:w="70"/>
-              <w:right w:type="dxa" w:w="90"/>
-            </w:tcMar>
-          </w:tcPr>
-          <w:p>
-            <w:pPr>
-              <w:spacing w:after="0" w:line="250" w:lineRule="exact"/>
-            </w:pPr>
-            <w:r>
-              <w:rPr>
-                <w:rFonts w:ascii="游ゴシック" w:cs="游ゴシック" w:eastAsia="游ゴシック" w:hAnsi="游ゴシック"/>
-                <w:b w:val="false"/>
-                <w:bCs w:val="false"/>
-                <w:color w:val="000000"/>
-                <w:sz w:val="17"/>
-                <w:szCs w:val="17"/>
-              </w:rPr>
-              <w:t xml:space="preserve">当方の集計の設計である。セル数は当方が決め、doc16§6の非表示の基準で運用する</w:t>
-            </w:r>
-          </w:p>
-        </w:tc>
-      </w:tr>
-      <w:tr>
-        <w:trPr>
-          <w:cantSplit/>
-          <w:trHeight w:val="700" w:hRule="atLeast"/>
-        </w:trPr>
-        <w:tc>
-          <w:tcPr>
-            <w:tcW w:type="dxa" w:w="374"/>
-            <w:shd w:fill="FFFFFF" w:val="clear"/>
-            <w:tcMar>
-              <w:top w:type="dxa" w:w="70"/>
-              <w:left w:type="dxa" w:w="90"/>
-              <w:bottom w:type="dxa" w:w="70"/>
-              <w:right w:type="dxa" w:w="90"/>
-            </w:tcMar>
-          </w:tcPr>
-          <w:p>
-            <w:pPr>
-              <w:spacing w:after="0" w:line="250" w:lineRule="exact"/>
-            </w:pPr>
-            <w:r>
-              <w:rPr>
-                <w:rFonts w:ascii="游ゴシック" w:cs="游ゴシック" w:eastAsia="游ゴシック" w:hAnsi="游ゴシック"/>
-                <w:b w:val="false"/>
-                <w:bCs w:val="false"/>
-                <w:color w:val="000000"/>
-                <w:sz w:val="17"/>
-                <w:szCs w:val="17"/>
-              </w:rPr>
-              <w:t xml:space="preserve">5</w:t>
-            </w:r>
-          </w:p>
-        </w:tc>
-        <w:tc>
-          <w:tcPr>
-            <w:tcW w:type="dxa" w:w="4118"/>
-            <w:shd w:fill="FFFFFF" w:val="clear"/>
-            <w:tcMar>
-              <w:top w:type="dxa" w:w="70"/>
-              <w:left w:type="dxa" w:w="90"/>
-              <w:bottom w:type="dxa" w:w="70"/>
-              <w:right w:type="dxa" w:w="90"/>
-            </w:tcMar>
-          </w:tcPr>
-          <w:p>
-            <w:pPr>
-              <w:spacing w:after="0" w:line="250" w:lineRule="exact"/>
-            </w:pPr>
-            <w:r>
-              <w:rPr>
-                <w:rFonts w:ascii="游ゴシック" w:cs="游ゴシック" w:eastAsia="游ゴシック" w:hAnsi="游ゴシック"/>
-                <w:b w:val="false"/>
-                <w:bCs w:val="false"/>
-                <w:color w:val="000000"/>
-                <w:sz w:val="17"/>
-                <w:szCs w:val="17"/>
-              </w:rPr>
-              <w:t xml:space="preserve">後期高齢者加入割合補正係数（F）の算出方法（当方の復元が国の値と一致しない）</w:t>
-            </w:r>
-          </w:p>
-        </w:tc>
-        <w:tc>
-          <w:tcPr>
-            <w:tcW w:type="dxa" w:w="4868"/>
-            <w:shd w:fill="FFFFFF" w:val="clear"/>
-            <w:tcMar>
-              <w:top w:type="dxa" w:w="70"/>
-              <w:left w:type="dxa" w:w="90"/>
-              <w:bottom w:type="dxa" w:w="70"/>
-              <w:right w:type="dxa" w:w="90"/>
-            </w:tcMar>
-          </w:tcPr>
-          <w:p>
-            <w:pPr>
-              <w:spacing w:after="0" w:line="250" w:lineRule="exact"/>
-            </w:pPr>
-            <w:r>
-              <w:rPr>
-                <w:rFonts w:ascii="游ゴシック" w:cs="游ゴシック" w:eastAsia="游ゴシック" w:hAnsi="游ゴシック"/>
-                <w:b w:val="false"/>
-                <w:bCs w:val="false"/>
-                <w:color w:val="000000"/>
-                <w:sz w:val="17"/>
-                <w:szCs w:val="17"/>
-              </w:rPr>
-              <w:t xml:space="preserve">当方の復元の手順の問題である。国の様式と手引きで当方が確かめる</w:t>
-            </w:r>
-          </w:p>
-        </w:tc>
-      </w:tr>
-      <w:tr>
-        <w:trPr>
-          <w:cantSplit/>
-          <w:trHeight w:val="700" w:hRule="atLeast"/>
-        </w:trPr>
-        <w:tc>
-          <w:tcPr>
-            <w:tcW w:type="dxa" w:w="374"/>
-            <w:shd w:fill="FFFFFF" w:val="clear"/>
-            <w:tcMar>
-              <w:top w:type="dxa" w:w="70"/>
-              <w:left w:type="dxa" w:w="90"/>
-              <w:bottom w:type="dxa" w:w="70"/>
-              <w:right w:type="dxa" w:w="90"/>
-            </w:tcMar>
-          </w:tcPr>
-          <w:p>
-            <w:pPr>
-              <w:spacing w:after="0" w:line="250" w:lineRule="exact"/>
-            </w:pPr>
-            <w:r>
-              <w:rPr>
-                <w:rFonts w:ascii="游ゴシック" w:cs="游ゴシック" w:eastAsia="游ゴシック" w:hAnsi="游ゴシック"/>
-                <w:b w:val="false"/>
-                <w:bCs w:val="false"/>
-                <w:color w:val="000000"/>
-                <w:sz w:val="17"/>
-                <w:szCs w:val="17"/>
-              </w:rPr>
-              <w:t xml:space="preserve">6</w:t>
-            </w:r>
-          </w:p>
-        </w:tc>
-        <w:tc>
-          <w:tcPr>
-            <w:tcW w:type="dxa" w:w="4118"/>
-            <w:shd w:fill="FFFFFF" w:val="clear"/>
-            <w:tcMar>
-              <w:top w:type="dxa" w:w="70"/>
-              <w:left w:type="dxa" w:w="90"/>
-              <w:bottom w:type="dxa" w:w="70"/>
-              <w:right w:type="dxa" w:w="90"/>
-            </w:tcMar>
-          </w:tcPr>
-          <w:p>
-            <w:pPr>
-              <w:spacing w:after="0" w:line="250" w:lineRule="exact"/>
-            </w:pPr>
-            <w:r>
-              <w:rPr>
-                <w:rFonts w:ascii="游ゴシック" w:cs="游ゴシック" w:eastAsia="游ゴシック" w:hAnsi="游ゴシック"/>
-                <w:b w:val="false"/>
-                <w:bCs w:val="false"/>
-                <w:color w:val="000000"/>
-                <w:sz w:val="17"/>
-                <w:szCs w:val="17"/>
-              </w:rPr>
-              <w:t xml:space="preserve">本村の介護報酬の地域区分（級地）と、令和9年度の改定における見直しの有無</w:t>
-            </w:r>
-          </w:p>
-        </w:tc>
-        <w:tc>
-          <w:tcPr>
-            <w:tcW w:type="dxa" w:w="4868"/>
-            <w:shd w:fill="FFFFFF" w:val="clear"/>
-            <w:tcMar>
-              <w:top w:type="dxa" w:w="70"/>
-              <w:left w:type="dxa" w:w="90"/>
-              <w:bottom w:type="dxa" w:w="70"/>
-              <w:right w:type="dxa" w:w="90"/>
-            </w:tcMar>
-          </w:tcPr>
-          <w:p>
-            <w:pPr>
-              <w:spacing w:after="0" w:line="250" w:lineRule="exact"/>
-            </w:pPr>
-            <w:r>
-              <w:rPr>
-                <w:rFonts w:ascii="游ゴシック" w:cs="游ゴシック" w:eastAsia="游ゴシック" w:hAnsi="游ゴシック"/>
-                <w:b w:val="false"/>
-                <w:bCs w:val="false"/>
-                <w:color w:val="000000"/>
-                <w:sz w:val="17"/>
-                <w:szCs w:val="17"/>
-              </w:rPr>
-              <w:t xml:space="preserve">地域区分は告示で公表されている。当方が確かめる</w:t>
-            </w:r>
-          </w:p>
-        </w:tc>
-      </w:tr>
-      <w:tr>
-        <w:trPr>
-          <w:cantSplit/>
-          <w:trHeight w:val="700" w:hRule="atLeast"/>
-        </w:trPr>
-        <w:tc>
-          <w:tcPr>
-            <w:tcW w:type="dxa" w:w="374"/>
-            <w:shd w:fill="FFFFFF" w:val="clear"/>
-            <w:tcMar>
-              <w:top w:type="dxa" w:w="70"/>
-              <w:left w:type="dxa" w:w="90"/>
-              <w:bottom w:type="dxa" w:w="70"/>
-              <w:right w:type="dxa" w:w="90"/>
-            </w:tcMar>
-          </w:tcPr>
-          <w:p>
-            <w:pPr>
-              <w:spacing w:after="0" w:line="250" w:lineRule="exact"/>
-            </w:pPr>
-            <w:r>
-              <w:rPr>
-                <w:rFonts w:ascii="游ゴシック" w:cs="游ゴシック" w:eastAsia="游ゴシック" w:hAnsi="游ゴシック"/>
-                <w:b w:val="false"/>
-                <w:bCs w:val="false"/>
-                <w:color w:val="000000"/>
-                <w:sz w:val="17"/>
-                <w:szCs w:val="17"/>
-              </w:rPr>
-              <w:t xml:space="preserve">7</w:t>
-            </w:r>
-          </w:p>
-        </w:tc>
-        <w:tc>
-          <w:tcPr>
-            <w:tcW w:type="dxa" w:w="4118"/>
-            <w:shd w:fill="FFFFFF" w:val="clear"/>
-            <w:tcMar>
-              <w:top w:type="dxa" w:w="70"/>
-              <w:left w:type="dxa" w:w="90"/>
-              <w:bottom w:type="dxa" w:w="70"/>
-              <w:right w:type="dxa" w:w="90"/>
-            </w:tcMar>
-          </w:tcPr>
-          <w:p>
-            <w:pPr>
-              <w:spacing w:after="0" w:line="250" w:lineRule="exact"/>
-            </w:pPr>
-            <w:r>
-              <w:rPr>
-                <w:rFonts w:ascii="游ゴシック" w:cs="游ゴシック" w:eastAsia="游ゴシック" w:hAnsi="游ゴシック"/>
-                <w:b w:val="false"/>
-                <w:bCs w:val="false"/>
-                <w:color w:val="000000"/>
-                <w:sz w:val="17"/>
-                <w:szCs w:val="17"/>
-              </w:rPr>
-              <w:t xml:space="preserve">図2-9の平成29年度の1人1月あたり費用額（25,039円）の出所</w:t>
-            </w:r>
-          </w:p>
-        </w:tc>
-        <w:tc>
-          <w:tcPr>
-            <w:tcW w:type="dxa" w:w="4868"/>
-            <w:shd w:fill="FFFFFF" w:val="clear"/>
-            <w:tcMar>
-              <w:top w:type="dxa" w:w="70"/>
-              <w:left w:type="dxa" w:w="90"/>
-              <w:bottom w:type="dxa" w:w="70"/>
-              <w:right w:type="dxa" w:w="90"/>
-            </w:tcMar>
-          </w:tcPr>
-          <w:p>
-            <w:pPr>
-              <w:spacing w:after="0" w:line="250" w:lineRule="exact"/>
-            </w:pPr>
-            <w:r>
-              <w:rPr>
-                <w:rFonts w:ascii="游ゴシック" w:cs="游ゴシック" w:eastAsia="游ゴシック" w:hAnsi="游ゴシック"/>
-                <w:b w:val="false"/>
-                <w:bCs w:val="false"/>
-                <w:color w:val="000000"/>
-                <w:sz w:val="17"/>
-                <w:szCs w:val="17"/>
-              </w:rPr>
-              <w:t xml:space="preserve">当方が組んだ図の出所である。算定の根拠の綴りで示す</w:t>
-            </w:r>
-          </w:p>
-        </w:tc>
-      </w:tr>
-      <w:tr>
-        <w:trPr>
-          <w:cantSplit/>
-          <w:trHeight w:val="700" w:hRule="atLeast"/>
-        </w:trPr>
-        <w:tc>
-          <w:tcPr>
-            <w:tcW w:type="dxa" w:w="374"/>
-            <w:shd w:fill="FFFFFF" w:val="clear"/>
-            <w:tcMar>
-              <w:top w:type="dxa" w:w="70"/>
-              <w:left w:type="dxa" w:w="90"/>
-              <w:bottom w:type="dxa" w:w="70"/>
-              <w:right w:type="dxa" w:w="90"/>
-            </w:tcMar>
-          </w:tcPr>
-          <w:p>
-            <w:pPr>
-              <w:spacing w:after="0" w:line="250" w:lineRule="exact"/>
-            </w:pPr>
-            <w:r>
-              <w:rPr>
-                <w:rFonts w:ascii="游ゴシック" w:cs="游ゴシック" w:eastAsia="游ゴシック" w:hAnsi="游ゴシック"/>
-                <w:b w:val="false"/>
-                <w:bCs w:val="false"/>
-                <w:color w:val="000000"/>
-                <w:sz w:val="17"/>
-                <w:szCs w:val="17"/>
-              </w:rPr>
-              <w:t xml:space="preserve">8</w:t>
-            </w:r>
-          </w:p>
-        </w:tc>
-        <w:tc>
-          <w:tcPr>
-            <w:tcW w:type="dxa" w:w="4118"/>
-            <w:shd w:fill="FFFFFF" w:val="clear"/>
-            <w:tcMar>
-              <w:top w:type="dxa" w:w="70"/>
-              <w:left w:type="dxa" w:w="90"/>
-              <w:bottom w:type="dxa" w:w="70"/>
-              <w:right w:type="dxa" w:w="90"/>
-            </w:tcMar>
-          </w:tcPr>
-          <w:p>
-            <w:pPr>
-              <w:spacing w:after="0" w:line="250" w:lineRule="exact"/>
-            </w:pPr>
-            <w:r>
-              <w:rPr>
-                <w:rFonts w:ascii="游ゴシック" w:cs="游ゴシック" w:eastAsia="游ゴシック" w:hAnsi="游ゴシック"/>
-                <w:b w:val="false"/>
-                <w:bCs w:val="false"/>
-                <w:color w:val="000000"/>
-                <w:sz w:val="17"/>
-                <w:szCs w:val="17"/>
-              </w:rPr>
-              <w:t xml:space="preserve">要介護2の3区分の利用率の合計が101.5%となること</w:t>
-            </w:r>
-          </w:p>
-        </w:tc>
-        <w:tc>
-          <w:tcPr>
-            <w:tcW w:type="dxa" w:w="4868"/>
-            <w:shd w:fill="FFFFFF" w:val="clear"/>
-            <w:tcMar>
-              <w:top w:type="dxa" w:w="70"/>
-              <w:left w:type="dxa" w:w="90"/>
-              <w:bottom w:type="dxa" w:w="70"/>
-              <w:right w:type="dxa" w:w="90"/>
-            </w:tcMar>
-          </w:tcPr>
-          <w:p>
-            <w:pPr>
-              <w:spacing w:after="0" w:line="250" w:lineRule="exact"/>
-            </w:pPr>
-            <w:r>
-              <w:rPr>
-                <w:rFonts w:ascii="游ゴシック" w:cs="游ゴシック" w:eastAsia="游ゴシック" w:hAnsi="游ゴシック"/>
-                <w:b w:val="false"/>
-                <w:bCs w:val="false"/>
-                <w:color w:val="000000"/>
-                <w:sz w:val="17"/>
-                <w:szCs w:val="17"/>
-              </w:rPr>
-              <w:t xml:space="preserve">当方の算定の端数処理の問題である。当方で整える</w:t>
-            </w:r>
-          </w:p>
-        </w:tc>
-      </w:tr>
-      <w:tr>
-        <w:trPr>
-          <w:cantSplit/>
-          <w:trHeight w:val="700" w:hRule="atLeast"/>
-        </w:trPr>
-        <w:tc>
-          <w:tcPr>
-            <w:tcW w:type="dxa" w:w="374"/>
-            <w:shd w:fill="FFFFFF" w:val="clear"/>
-            <w:tcMar>
-              <w:top w:type="dxa" w:w="70"/>
-              <w:left w:type="dxa" w:w="90"/>
-              <w:bottom w:type="dxa" w:w="70"/>
-              <w:right w:type="dxa" w:w="90"/>
-            </w:tcMar>
-          </w:tcPr>
-          <w:p>
-            <w:pPr>
-              <w:spacing w:after="0" w:line="250" w:lineRule="exact"/>
-            </w:pPr>
-            <w:r>
-              <w:rPr>
-                <w:rFonts w:ascii="游ゴシック" w:cs="游ゴシック" w:eastAsia="游ゴシック" w:hAnsi="游ゴシック"/>
-                <w:b w:val="false"/>
-                <w:bCs w:val="false"/>
-                <w:color w:val="000000"/>
-                <w:sz w:val="17"/>
-                <w:szCs w:val="17"/>
-              </w:rPr>
-              <w:t xml:space="preserve">9</w:t>
-            </w:r>
-          </w:p>
-        </w:tc>
-        <w:tc>
-          <w:tcPr>
-            <w:tcW w:type="dxa" w:w="4118"/>
-            <w:shd w:fill="FFFFFF" w:val="clear"/>
-            <w:tcMar>
-              <w:top w:type="dxa" w:w="70"/>
-              <w:left w:type="dxa" w:w="90"/>
-              <w:bottom w:type="dxa" w:w="70"/>
-              <w:right w:type="dxa" w:w="90"/>
-            </w:tcMar>
-          </w:tcPr>
-          <w:p>
-            <w:pPr>
-              <w:spacing w:after="0" w:line="250" w:lineRule="exact"/>
-            </w:pPr>
-            <w:r>
-              <w:rPr>
-                <w:rFonts w:ascii="游ゴシック" w:cs="游ゴシック" w:eastAsia="游ゴシック" w:hAnsi="游ゴシック"/>
-                <w:b w:val="false"/>
-                <w:bCs w:val="false"/>
-                <w:color w:val="000000"/>
-                <w:sz w:val="17"/>
-                <w:szCs w:val="17"/>
-              </w:rPr>
-              <w:t xml:space="preserve">認知症高齢者自立度（B7）の認定者数合計が認定者数（B4-a）と一致しない</w:t>
-            </w:r>
-          </w:p>
-        </w:tc>
-        <w:tc>
-          <w:tcPr>
-            <w:tcW w:type="dxa" w:w="4868"/>
-            <w:shd w:fill="FFFFFF" w:val="clear"/>
-            <w:tcMar>
-              <w:top w:type="dxa" w:w="70"/>
-              <w:left w:type="dxa" w:w="90"/>
-              <w:bottom w:type="dxa" w:w="70"/>
-              <w:right w:type="dxa" w:w="90"/>
-            </w:tcMar>
-          </w:tcPr>
-          <w:p>
-            <w:pPr>
-              <w:spacing w:after="0" w:line="250" w:lineRule="exact"/>
-            </w:pPr>
-            <w:r>
-              <w:rPr>
-                <w:rFonts w:ascii="游ゴシック" w:cs="游ゴシック" w:eastAsia="游ゴシック" w:hAnsi="游ゴシック"/>
-                <w:b w:val="false"/>
-                <w:bCs w:val="false"/>
-                <w:color w:val="000000"/>
-                <w:sz w:val="17"/>
-                <w:szCs w:val="17"/>
-              </w:rPr>
-              <w:t xml:space="preserve">見える化システムのB7とB4-aの定義の差である。当方が指標の説明で確かめる</w:t>
-            </w:r>
-          </w:p>
-        </w:tc>
-      </w:tr>
-      <w:tr>
-        <w:trPr>
-          <w:cantSplit/>
-          <w:trHeight w:val="700" w:hRule="atLeast"/>
-        </w:trPr>
-        <w:tc>
-          <w:tcPr>
-            <w:tcW w:type="dxa" w:w="374"/>
-            <w:shd w:fill="FFFFFF" w:val="clear"/>
-            <w:tcMar>
-              <w:top w:type="dxa" w:w="70"/>
-              <w:left w:type="dxa" w:w="90"/>
-              <w:bottom w:type="dxa" w:w="70"/>
-              <w:right w:type="dxa" w:w="90"/>
-            </w:tcMar>
-          </w:tcPr>
-          <w:p>
-            <w:pPr>
-              <w:spacing w:after="0" w:line="250" w:lineRule="exact"/>
-            </w:pPr>
-            <w:r>
-              <w:rPr>
-                <w:rFonts w:ascii="游ゴシック" w:cs="游ゴシック" w:eastAsia="游ゴシック" w:hAnsi="游ゴシック"/>
-                <w:b w:val="false"/>
-                <w:bCs w:val="false"/>
-                <w:color w:val="000000"/>
-                <w:sz w:val="17"/>
-                <w:szCs w:val="17"/>
-              </w:rPr>
-              <w:t xml:space="preserve">10</w:t>
             </w:r>
           </w:p>
         </w:tc>

--- a/output/13-4_北塩原村第10期_照会票_束4_認知症施策と権利擁護.docx
+++ b/output/13-4_北塩原村第10期_照会票_束4_認知症施策と権利擁護.docx
@@ -3042,438 +3042,6 @@
         </w:tc>
       </w:tr>
     </w:tbl>
-    <w:p>
-      <w:r>
-        <w:br w:type="page"/>
-      </w:r>
-    </w:p>
-    <w:p>
-      <w:pPr>
-        <w:pStyle w:val="Heading1"/>
-        <w:keepNext/>
-        <w:shd w:fill="1F3864" w:val="clear"/>
-        <w:spacing w:after="240" w:before="0"/>
-      </w:pPr>
-      <w:r>
-        <w:rPr>
-          <w:rFonts w:ascii="游ゴシック" w:cs="游ゴシック" w:eastAsia="游ゴシック" w:hAnsi="游ゴシック"/>
-          <w:b/>
-          <w:bCs/>
-          <w:color w:val="FFFFFF"/>
-          <w:sz w:val="26"/>
-          <w:szCs w:val="26"/>
-        </w:rPr>
-        <w:t xml:space="preserve">参考　当方で進める事項（3件）　―　ご回答は不要です</w:t>
-      </w:r>
-    </w:p>
-    <w:p>
-      <w:pPr>
-        <w:spacing w:after="200" w:line="300" w:lineRule="exact"/>
-      </w:pPr>
-      <w:r>
-        <w:rPr>
-          <w:rFonts w:ascii="游明朝" w:cs="游明朝" w:eastAsia="游明朝" w:hAnsi="游明朝"/>
-          <w:sz w:val="21"/>
-          <w:szCs w:val="21"/>
-        </w:rPr>
-        <w:t xml:space="preserve">次の事項は、国・県の原典および公表資料で当方が確かめられるものです。当方で解消すべき計算上・資料解釈上の疑問を村にお尋ねするのは筋が通らないため、本票から外しております。確認の結果は成果品に反映し、公表資料では村固有の事実を置き換えられないことが分かった場合は、改めてご照会いたします。</w:t>
-      </w:r>
-    </w:p>
-    <w:tbl>
-      <w:tblPr>
-        <w:tblW w:type="dxa" w:w="9360"/>
-        <w:tblBorders>
-          <w:top w:val="single" w:color="auto" w:sz="4"/>
-          <w:left w:val="single" w:color="auto" w:sz="4"/>
-          <w:bottom w:val="single" w:color="auto" w:sz="4"/>
-          <w:right w:val="single" w:color="auto" w:sz="4"/>
-          <w:insideH w:val="single" w:color="auto" w:sz="4"/>
-          <w:insideV w:val="single" w:color="auto" w:sz="4"/>
-        </w:tblBorders>
-        <w:tblLayout w:type="fixed"/>
-      </w:tblPr>
-      <w:tblGrid>
-        <w:gridCol w:w="374"/>
-        <w:gridCol w:w="4118"/>
-        <w:gridCol w:w="4868"/>
-      </w:tblGrid>
-      <w:tr>
-        <w:trPr>
-          <w:cantSplit/>
-          <w:tblHeader/>
-        </w:trPr>
-        <w:tc>
-          <w:tcPr>
-            <w:tcW w:type="dxa" w:w="374"/>
-            <w:shd w:fill="2E75B6" w:val="clear"/>
-            <w:tcMar>
-              <w:top w:type="dxa" w:w="70"/>
-              <w:left w:type="dxa" w:w="90"/>
-              <w:bottom w:type="dxa" w:w="70"/>
-              <w:right w:type="dxa" w:w="90"/>
-            </w:tcMar>
-          </w:tcPr>
-          <w:p>
-            <w:pPr>
-              <w:spacing w:after="0" w:line="250" w:lineRule="exact"/>
-              <w:jc w:val="center"/>
-            </w:pPr>
-            <w:r>
-              <w:rPr>
-                <w:rFonts w:ascii="游ゴシック" w:cs="游ゴシック" w:eastAsia="游ゴシック" w:hAnsi="游ゴシック"/>
-                <w:b/>
-                <w:bCs/>
-                <w:color w:val="FFFFFF"/>
-                <w:sz w:val="17"/>
-                <w:szCs w:val="17"/>
-              </w:rPr>
-              <w:t xml:space="preserve">#</w:t>
-            </w:r>
-          </w:p>
-        </w:tc>
-        <w:tc>
-          <w:tcPr>
-            <w:tcW w:type="dxa" w:w="4118"/>
-            <w:shd w:fill="2E75B6" w:val="clear"/>
-            <w:tcMar>
-              <w:top w:type="dxa" w:w="70"/>
-              <w:left w:type="dxa" w:w="90"/>
-              <w:bottom w:type="dxa" w:w="70"/>
-              <w:right w:type="dxa" w:w="90"/>
-            </w:tcMar>
-          </w:tcPr>
-          <w:p>
-            <w:pPr>
-              <w:spacing w:after="0" w:line="250" w:lineRule="exact"/>
-              <w:jc w:val="center"/>
-            </w:pPr>
-            <w:r>
-              <w:rPr>
-                <w:rFonts w:ascii="游ゴシック" w:cs="游ゴシック" w:eastAsia="游ゴシック" w:hAnsi="游ゴシック"/>
-                <w:b/>
-                <w:bCs/>
-                <w:color w:val="FFFFFF"/>
-                <w:sz w:val="17"/>
-                <w:szCs w:val="17"/>
-              </w:rPr>
-              <w:t xml:space="preserve">事項</w:t>
-            </w:r>
-          </w:p>
-        </w:tc>
-        <w:tc>
-          <w:tcPr>
-            <w:tcW w:type="dxa" w:w="4868"/>
-            <w:shd w:fill="2E75B6" w:val="clear"/>
-            <w:tcMar>
-              <w:top w:type="dxa" w:w="70"/>
-              <w:left w:type="dxa" w:w="90"/>
-              <w:bottom w:type="dxa" w:w="70"/>
-              <w:right w:type="dxa" w:w="90"/>
-            </w:tcMar>
-          </w:tcPr>
-          <w:p>
-            <w:pPr>
-              <w:spacing w:after="0" w:line="250" w:lineRule="exact"/>
-              <w:jc w:val="center"/>
-            </w:pPr>
-            <w:r>
-              <w:rPr>
-                <w:rFonts w:ascii="游ゴシック" w:cs="游ゴシック" w:eastAsia="游ゴシック" w:hAnsi="游ゴシック"/>
-                <w:b/>
-                <w:bCs/>
-                <w:color w:val="FFFFFF"/>
-                <w:sz w:val="17"/>
-                <w:szCs w:val="17"/>
-              </w:rPr>
-              <w:t xml:space="preserve">当方で行うこと</w:t>
-            </w:r>
-          </w:p>
-        </w:tc>
-      </w:tr>
-      <w:tr>
-        <w:trPr>
-          <w:cantSplit/>
-          <w:trHeight w:val="700" w:hRule="atLeast"/>
-        </w:trPr>
-        <w:tc>
-          <w:tcPr>
-            <w:tcW w:type="dxa" w:w="374"/>
-            <w:shd w:fill="FFFFFF" w:val="clear"/>
-            <w:tcMar>
-              <w:top w:type="dxa" w:w="70"/>
-              <w:left w:type="dxa" w:w="90"/>
-              <w:bottom w:type="dxa" w:w="70"/>
-              <w:right w:type="dxa" w:w="90"/>
-            </w:tcMar>
-          </w:tcPr>
-          <w:p>
-            <w:pPr>
-              <w:spacing w:after="0" w:line="250" w:lineRule="exact"/>
-            </w:pPr>
-            <w:r>
-              <w:rPr>
-                <w:rFonts w:ascii="游ゴシック" w:cs="游ゴシック" w:eastAsia="游ゴシック" w:hAnsi="游ゴシック"/>
-                <w:b w:val="false"/>
-                <w:bCs w:val="false"/>
-                <w:color w:val="000000"/>
-                <w:sz w:val="17"/>
-                <w:szCs w:val="17"/>
-              </w:rPr>
-              <w:t xml:space="preserve">1</w:t>
-            </w:r>
-          </w:p>
-        </w:tc>
-        <w:tc>
-          <w:tcPr>
-            <w:tcW w:type="dxa" w:w="4118"/>
-            <w:shd w:fill="FFFFFF" w:val="clear"/>
-            <w:tcMar>
-              <w:top w:type="dxa" w:w="70"/>
-              <w:left w:type="dxa" w:w="90"/>
-              <w:bottom w:type="dxa" w:w="70"/>
-              <w:right w:type="dxa" w:w="90"/>
-            </w:tcMar>
-          </w:tcPr>
-          <w:p>
-            <w:pPr>
-              <w:spacing w:after="0" w:line="250" w:lineRule="exact"/>
-            </w:pPr>
-            <w:r>
-              <w:rPr>
-                <w:rFonts w:ascii="游ゴシック" w:cs="游ゴシック" w:eastAsia="游ゴシック" w:hAnsi="游ゴシック"/>
-                <w:b w:val="false"/>
-                <w:bCs w:val="false"/>
-                <w:color w:val="000000"/>
-                <w:sz w:val="17"/>
-                <w:szCs w:val="17"/>
-              </w:rPr>
-              <w:t xml:space="preserve">リスク判定10種の該当基準（見える化システムの算出方法との突合）</w:t>
-            </w:r>
-          </w:p>
-        </w:tc>
-        <w:tc>
-          <w:tcPr>
-            <w:tcW w:type="dxa" w:w="4868"/>
-            <w:shd w:fill="FFFFFF" w:val="clear"/>
-            <w:tcMar>
-              <w:top w:type="dxa" w:w="70"/>
-              <w:left w:type="dxa" w:w="90"/>
-              <w:bottom w:type="dxa" w:w="70"/>
-              <w:right w:type="dxa" w:w="90"/>
-            </w:tcMar>
-          </w:tcPr>
-          <w:p>
-            <w:pPr>
-              <w:spacing w:after="0" w:line="250" w:lineRule="exact"/>
-            </w:pPr>
-            <w:r>
-              <w:rPr>
-                <w:rFonts w:ascii="游ゴシック" w:cs="游ゴシック" w:eastAsia="游ゴシック" w:hAnsi="游ゴシック"/>
-                <w:b w:val="false"/>
-                <w:bCs w:val="false"/>
-                <w:color w:val="000000"/>
-                <w:sz w:val="17"/>
-                <w:szCs w:val="17"/>
-              </w:rPr>
-              <w:t xml:space="preserve">見える化システムの指標の算出方法は公表されている。当方が突き合わせる</w:t>
-            </w:r>
-          </w:p>
-        </w:tc>
-      </w:tr>
-      <w:tr>
-        <w:trPr>
-          <w:cantSplit/>
-          <w:trHeight w:val="700" w:hRule="atLeast"/>
-        </w:trPr>
-        <w:tc>
-          <w:tcPr>
-            <w:tcW w:type="dxa" w:w="374"/>
-            <w:shd w:fill="FFFFFF" w:val="clear"/>
-            <w:tcMar>
-              <w:top w:type="dxa" w:w="70"/>
-              <w:left w:type="dxa" w:w="90"/>
-              <w:bottom w:type="dxa" w:w="70"/>
-              <w:right w:type="dxa" w:w="90"/>
-            </w:tcMar>
-          </w:tcPr>
-          <w:p>
-            <w:pPr>
-              <w:spacing w:after="0" w:line="250" w:lineRule="exact"/>
-            </w:pPr>
-            <w:r>
-              <w:rPr>
-                <w:rFonts w:ascii="游ゴシック" w:cs="游ゴシック" w:eastAsia="游ゴシック" w:hAnsi="游ゴシック"/>
-                <w:b w:val="false"/>
-                <w:bCs w:val="false"/>
-                <w:color w:val="000000"/>
-                <w:sz w:val="17"/>
-                <w:szCs w:val="17"/>
-              </w:rPr>
-              <w:t xml:space="preserve">2</w:t>
-            </w:r>
-          </w:p>
-        </w:tc>
-        <w:tc>
-          <w:tcPr>
-            <w:tcW w:type="dxa" w:w="4118"/>
-            <w:shd w:fill="FFFFFF" w:val="clear"/>
-            <w:tcMar>
-              <w:top w:type="dxa" w:w="70"/>
-              <w:left w:type="dxa" w:w="90"/>
-              <w:bottom w:type="dxa" w:w="70"/>
-              <w:right w:type="dxa" w:w="90"/>
-            </w:tcMar>
-          </w:tcPr>
-          <w:p>
-            <w:pPr>
-              <w:spacing w:after="0" w:line="250" w:lineRule="exact"/>
-            </w:pPr>
-            <w:r>
-              <w:rPr>
-                <w:rFonts w:ascii="游ゴシック" w:cs="游ゴシック" w:eastAsia="游ゴシック" w:hAnsi="游ゴシック"/>
-                <w:b w:val="false"/>
-                <w:bCs w:val="false"/>
-                <w:color w:val="000000"/>
-                <w:sz w:val="17"/>
-                <w:szCs w:val="17"/>
-              </w:rPr>
-              <w:t xml:space="preserve">認知症高齢者自立度（B7）の認定者数合計が認定者数（B4-a）と一致しない</w:t>
-            </w:r>
-          </w:p>
-        </w:tc>
-        <w:tc>
-          <w:tcPr>
-            <w:tcW w:type="dxa" w:w="4868"/>
-            <w:shd w:fill="FFFFFF" w:val="clear"/>
-            <w:tcMar>
-              <w:top w:type="dxa" w:w="70"/>
-              <w:left w:type="dxa" w:w="90"/>
-              <w:bottom w:type="dxa" w:w="70"/>
-              <w:right w:type="dxa" w:w="90"/>
-            </w:tcMar>
-          </w:tcPr>
-          <w:p>
-            <w:pPr>
-              <w:spacing w:after="0" w:line="250" w:lineRule="exact"/>
-            </w:pPr>
-            <w:r>
-              <w:rPr>
-                <w:rFonts w:ascii="游ゴシック" w:cs="游ゴシック" w:eastAsia="游ゴシック" w:hAnsi="游ゴシック"/>
-                <w:b w:val="false"/>
-                <w:bCs w:val="false"/>
-                <w:color w:val="000000"/>
-                <w:sz w:val="17"/>
-                <w:szCs w:val="17"/>
-              </w:rPr>
-              <w:t xml:space="preserve">見える化システムのB7とB4-aの定義の差である。当方が指標の説明で確かめる</w:t>
-            </w:r>
-          </w:p>
-        </w:tc>
-      </w:tr>
-      <w:tr>
-        <w:trPr>
-          <w:cantSplit/>
-          <w:trHeight w:val="700" w:hRule="atLeast"/>
-        </w:trPr>
-        <w:tc>
-          <w:tcPr>
-            <w:tcW w:type="dxa" w:w="374"/>
-            <w:shd w:fill="FFFFFF" w:val="clear"/>
-            <w:tcMar>
-              <w:top w:type="dxa" w:w="70"/>
-              <w:left w:type="dxa" w:w="90"/>
-              <w:bottom w:type="dxa" w:w="70"/>
-              <w:right w:type="dxa" w:w="90"/>
-            </w:tcMar>
-          </w:tcPr>
-          <w:p>
-            <w:pPr>
-              <w:spacing w:after="0" w:line="250" w:lineRule="exact"/>
-            </w:pPr>
-            <w:r>
-              <w:rPr>
-                <w:rFonts w:ascii="游ゴシック" w:cs="游ゴシック" w:eastAsia="游ゴシック" w:hAnsi="游ゴシック"/>
-                <w:b w:val="false"/>
-                <w:bCs w:val="false"/>
-                <w:color w:val="000000"/>
-                <w:sz w:val="17"/>
-                <w:szCs w:val="17"/>
-              </w:rPr>
-              <w:t xml:space="preserve">3</w:t>
-            </w:r>
-          </w:p>
-        </w:tc>
-        <w:tc>
-          <w:tcPr>
-            <w:tcW w:type="dxa" w:w="4118"/>
-            <w:shd w:fill="FFFFFF" w:val="clear"/>
-            <w:tcMar>
-              <w:top w:type="dxa" w:w="70"/>
-              <w:left w:type="dxa" w:w="90"/>
-              <w:bottom w:type="dxa" w:w="70"/>
-              <w:right w:type="dxa" w:w="90"/>
-            </w:tcMar>
-          </w:tcPr>
-          <w:p>
-            <w:pPr>
-              <w:spacing w:after="0" w:line="250" w:lineRule="exact"/>
-            </w:pPr>
-            <w:r>
-              <w:rPr>
-                <w:rFonts w:ascii="游ゴシック" w:cs="游ゴシック" w:eastAsia="游ゴシック" w:hAnsi="游ゴシック"/>
-                <w:b w:val="false"/>
-                <w:bCs w:val="false"/>
-                <w:color w:val="000000"/>
-                <w:sz w:val="17"/>
-                <w:szCs w:val="17"/>
-              </w:rPr>
-              <w:t xml:space="preserve">死亡場所別の死亡数（人口動態統計の市町村別の公表の粒度）</w:t>
-            </w:r>
-          </w:p>
-        </w:tc>
-        <w:tc>
-          <w:tcPr>
-            <w:tcW w:type="dxa" w:w="4868"/>
-            <w:shd w:fill="FFFFFF" w:val="clear"/>
-            <w:tcMar>
-              <w:top w:type="dxa" w:w="70"/>
-              <w:left w:type="dxa" w:w="90"/>
-              <w:bottom w:type="dxa" w:w="70"/>
-              <w:right w:type="dxa" w:w="90"/>
-            </w:tcMar>
-          </w:tcPr>
-          <w:p>
-            <w:pPr>
-              <w:spacing w:after="0" w:line="250" w:lineRule="exact"/>
-            </w:pPr>
-            <w:r>
-              <w:rPr>
-                <w:rFonts w:ascii="游ゴシック" w:cs="游ゴシック" w:eastAsia="游ゴシック" w:hAnsi="游ゴシック"/>
-                <w:b w:val="false"/>
-                <w:bCs w:val="false"/>
-                <w:color w:val="000000"/>
-                <w:sz w:val="17"/>
-                <w:szCs w:val="17"/>
-              </w:rPr>
-              <w:t xml:space="preserve">人口動態統計の市町村別の公表の粒度は当方が確かめられる</w:t>
-            </w:r>
-          </w:p>
-        </w:tc>
-      </w:tr>
-    </w:tbl>
-    <w:p>
-      <w:pPr>
-        <w:spacing w:after="200" w:line="300" w:lineRule="exact"/>
-      </w:pPr>
-      <w:r>
-        <w:rPr>
-          <w:rFonts w:ascii="游明朝" w:cs="游明朝" w:eastAsia="游明朝" w:hAnsi="游明朝"/>
-          <w:sz w:val="21"/>
-          <w:szCs w:val="21"/>
-        </w:rPr>
-        <w:t xml:space="preserve"/>
-      </w:r>
-    </w:p>
     <w:p>
       <w:r>
         <w:br w:type="page"/>
